--- a/C26-202609-missingpersons/pipeline/C26_Manuscrito_InformationSciences_ES.docx
+++ b/C26-202609-missingpersons/pipeline/C26_Manuscrito_InformationSciences_ES.docx
@@ -146,6 +146,9 @@
       <w:pPr>
         <w:spacing w:after="120" w:line="480" w:lineRule="auto"/>
         <w:jc w:val="center"/>
+        <w:rPr>
+          <w:lang w:val="en-US"/>
+        </w:rPr>
       </w:pPr>
       <w:r>
         <w:rPr>
@@ -222,67 +225,118 @@
         <w:rPr>
           <w:sz w:val="22"/>
           <w:szCs w:val="22"/>
-        </w:rPr>
-        <w:t>Alfredo Mendiola 3520, Independencia, Lima 15311, Perú</w:t>
-      </w:r>
-    </w:p>
-    <w:p>
-      <w:pPr>
-        <w:spacing w:line="480" w:lineRule="auto"/>
-        <w:jc w:val="center"/>
-      </w:pPr>
+          <w:lang w:val="en-US"/>
+        </w:rPr>
+        <w:t xml:space="preserve">Alfredo Mendiola 3520, </w:t>
+      </w:r>
+      <w:proofErr w:type="spellStart"/>
       <w:r>
         <w:rPr>
           <w:sz w:val="22"/>
           <w:szCs w:val="22"/>
-        </w:rPr>
-        <w:t>* Autor de correspondencia: Moisés Evangelista Gamarra, mevangelistag@senati.pe</w:t>
-      </w:r>
-    </w:p>
-    <w:p>
-      <w:pPr>
-        <w:spacing w:line="480" w:lineRule="auto"/>
-        <w:jc w:val="center"/>
-      </w:pPr>
+          <w:lang w:val="en-US"/>
+        </w:rPr>
+        <w:t>Independencia</w:t>
+      </w:r>
+      <w:proofErr w:type="spellEnd"/>
       <w:r>
         <w:rPr>
           <w:sz w:val="22"/>
           <w:szCs w:val="22"/>
-        </w:rPr>
-        <w:t>Correos: mevangelistag@senati.pe; 1634030@senati.pe; 1546935@senati.pe</w:t>
+          <w:lang w:val="en-US"/>
+        </w:rPr>
+        <w:t>, Lima 15311, Perú</w:t>
+      </w:r>
+    </w:p>
+    <w:p>
+      <w:pPr>
+        <w:spacing w:line="480" w:lineRule="auto"/>
+        <w:jc w:val="center"/>
+        <w:rPr>
+          <w:lang w:val="en-US"/>
+        </w:rPr>
+      </w:pPr>
+      <w:r>
+        <w:rPr>
+          <w:sz w:val="22"/>
+          <w:szCs w:val="22"/>
+          <w:lang w:val="en-US"/>
+        </w:rPr>
+        <w:t xml:space="preserve">* Autor de </w:t>
+      </w:r>
+      <w:proofErr w:type="spellStart"/>
+      <w:r>
+        <w:rPr>
+          <w:sz w:val="22"/>
+          <w:szCs w:val="22"/>
+          <w:lang w:val="en-US"/>
+        </w:rPr>
+        <w:t>correspondencia</w:t>
+      </w:r>
+      <w:proofErr w:type="spellEnd"/>
+      <w:r>
+        <w:rPr>
+          <w:sz w:val="22"/>
+          <w:szCs w:val="22"/>
+          <w:lang w:val="en-US"/>
+        </w:rPr>
+        <w:t>: Moisés Evangelista Gamarra, mevangelistag@senati.pe</w:t>
+      </w:r>
+    </w:p>
+    <w:p>
+      <w:pPr>
+        <w:spacing w:line="480" w:lineRule="auto"/>
+        <w:jc w:val="center"/>
+        <w:rPr>
+          <w:lang w:val="en-US"/>
+        </w:rPr>
+      </w:pPr>
+      <w:proofErr w:type="spellStart"/>
+      <w:r>
+        <w:rPr>
+          <w:sz w:val="22"/>
+          <w:szCs w:val="22"/>
+          <w:lang w:val="en-US"/>
+        </w:rPr>
+        <w:t>Correos</w:t>
+      </w:r>
+      <w:proofErr w:type="spellEnd"/>
+      <w:r>
+        <w:rPr>
+          <w:sz w:val="22"/>
+          <w:szCs w:val="22"/>
+          <w:lang w:val="en-US"/>
+        </w:rPr>
+        <w:t>: mevangelistag@senati.pe; 1634030@senati.pe; 1546935@senati.pe</w:t>
       </w:r>
     </w:p>
     <w:p>
       <w:pPr>
         <w:spacing w:after="240" w:line="480" w:lineRule="auto"/>
         <w:jc w:val="center"/>
+        <w:rPr>
+          <w:lang w:val="en-US"/>
+        </w:rPr>
       </w:pPr>
       <w:r>
         <w:rPr>
           <w:sz w:val="22"/>
           <w:szCs w:val="22"/>
-        </w:rPr>
-        <w:t xml:space="preserve">ORCID: Moisés Evangelista Gamarra, https://orcid.org/0009-0002-5382-1390; Edwar Abrahan Alama Carreño, https://orcid.org/0009-0006-8029-4302; Pamela </w:t>
-      </w:r>
-      <w:proofErr w:type="spellStart"/>
-      <w:r>
-        <w:rPr>
-          <w:sz w:val="22"/>
-          <w:szCs w:val="22"/>
-        </w:rPr>
-        <w:t>Estefani</w:t>
-      </w:r>
-      <w:proofErr w:type="spellEnd"/>
-      <w:r>
-        <w:rPr>
-          <w:sz w:val="22"/>
-          <w:szCs w:val="22"/>
-        </w:rPr>
-        <w:t xml:space="preserve"> Figueroa Rosas, https://orcid.org/0009-0007-6100-9382</w:t>
-      </w:r>
-    </w:p>
-    <w:p>
-      <w:r>
+          <w:lang w:val="en-US"/>
+        </w:rPr>
+        <w:t>ORCID: Moisés Evangelista Gamarra, https://orcid.org/0009-0002-5382-1390; Edwar Abrahan Alama Carreño, https://orcid.org/0009-0006-8029-4302; Pamela Estefani Figueroa Rosas, https://orcid.org/0009-0007-6100-9382</w:t>
+      </w:r>
+    </w:p>
+    <w:p>
+      <w:pPr>
+        <w:rPr>
+          <w:lang w:val="en-US"/>
+        </w:rPr>
+      </w:pPr>
+      <w:r>
+        <w:rPr>
+          <w:lang w:val="en-US"/>
+        </w:rPr>
         <w:br w:type="page"/>
       </w:r>
     </w:p>
@@ -987,6 +1041,32 @@
     </w:p>
     <w:p>
       <w:pPr>
+        <w:spacing w:line="480" w:lineRule="auto"/>
+        <w:ind w:firstLine="425"/>
+        <w:jc w:val="both"/>
+      </w:pPr>
+      <w:r>
+        <w:t xml:space="preserve">Entendemos la explicabilidad del marco en un sentido operativo, como interpretabilidad por diseño [39], y no como la explicación a posteriori de un modelo de caja negra. Se concreta en tres propiedades: (a) cada resultado es una cantidad con significado directo, como una razón de tasas con su intervalo o un estado descrito por sus variables estandarizadas y su tasa media </w:t>
+      </w:r>
+      <w:r>
+        <w:lastRenderedPageBreak/>
+        <w:t>(Tabla 1); (b) cada decisión analítica es explícita y su influencia se cuantifica en el multiverso mediante η²</w:t>
+      </w:r>
+      <w:r>
+        <w:rPr>
+          <w:vertAlign w:val="subscript"/>
+        </w:rPr>
+        <w:t>p</w:t>
+      </w:r>
+      <w:r>
+        <w:t>, y (c) cada resultado puede rastrearse hasta el archivo de resultados y el código que lo genera. El marco no evalúa, por tanto, la explicabilidad con usuarios ni emplea métodos de atribución de variables</w:t>
+      </w:r>
+      <w:r>
+        <w:t>.</w:t>
+      </w:r>
+    </w:p>
+    <w:p>
+      <w:pPr>
         <w:keepNext/>
         <w:spacing w:before="240" w:after="120"/>
         <w:jc w:val="center"/>
@@ -995,7 +1075,6 @@
         <w:rPr>
           <w:noProof/>
         </w:rPr>
-        <w:lastRenderedPageBreak/>
         <w:drawing>
           <wp:inline distT="0" distB="0" distL="0" distR="0" wp14:anchorId="63D8E6AC" wp14:editId="13164D32">
             <wp:extent cx="5400675" cy="2981325"/>
@@ -1303,7 +1382,11 @@
         <w:jc w:val="both"/>
       </w:pPr>
       <w:r>
-        <w:t>Una razón de tasas de 1,5 indica que la tasa registrada en el territorio es un 50 % mayor que la del conjunto de los otros 25 territorios en el periodo analizado; se refiere a denuncias por unidad de población y tiempo, y no a una probabilidad individual de desaparición un 50 % mayor. Tomamos el resto del país como referencia para que las denuncias y la población del territorio evaluado no formen parte de ambos términos de la comparación, algo especialmente relevante en Lima Metropolitana, cuyo peso en el total nacional acercaría a la igualdad su comparación con el promedio nacional.</w:t>
+        <w:t xml:space="preserve">Una razón de tasas de 1,5 indica que la tasa registrada en el territorio es un 50 % mayor que la del conjunto de los otros 25 territorios en el periodo analizado; se refiere a denuncias por unidad de población y tiempo, y no a una probabilidad individual de desaparición un 50 % mayor. Tomamos el resto del país como referencia para que las denuncias y la población del </w:t>
+      </w:r>
+      <w:r>
+        <w:lastRenderedPageBreak/>
+        <w:t>territorio evaluado no formen parte de ambos términos de la comparación, algo especialmente relevante en Lima Metropolitana, cuyo peso en el total nacional acercaría a la igualdad su comparación con el promedio nacional.</w:t>
       </w:r>
     </w:p>
     <w:p>
@@ -1313,7 +1396,6 @@
         <w:jc w:val="both"/>
       </w:pPr>
       <w:r>
-        <w:lastRenderedPageBreak/>
         <w:t xml:space="preserve">La incertidumbre de </w:t>
       </w:r>
       <w:r>
@@ -1444,7 +1526,11 @@
         <w:t>t</w:t>
       </w:r>
       <w:r>
-        <w:t xml:space="preserve">, es decir, las denuncias registradas divididas entre la población proyectada para ese año y multiplicadas por 10 000. Para reducir la asimetría de su distribución utilizamos la </w:t>
+        <w:t xml:space="preserve">, es decir, las denuncias </w:t>
+      </w:r>
+      <w:r>
+        <w:lastRenderedPageBreak/>
+        <w:t xml:space="preserve">registradas divididas entre la población proyectada para ese año y multiplicadas por 10 000. Para reducir la asimetría de su distribución utilizamos la </w:t>
       </w:r>
       <w:r>
         <w:rPr>
@@ -1584,7 +1670,6 @@
         <w:jc w:val="both"/>
       </w:pPr>
       <w:r>
-        <w:lastRenderedPageBreak/>
         <w:t xml:space="preserve">El </w:t>
       </w:r>
       <w:r>
@@ -2353,7 +2438,11 @@
         <w:t>N</w:t>
       </w:r>
       <w:r>
-        <w:t xml:space="preserve">. Las variables de cada espacio se estandarizaron con la media y la desviación estándar del conjunto de entrenamiento, y esos mismos parámetros se aplicaron a las observaciones de evaluación. Este escalado es distinto de la normalización territorial de </w:t>
+        <w:t xml:space="preserve">. Las variables de cada espacio se estandarizaron con la media y la desviación estándar del conjunto de entrenamiento, y esos mismos parámetros </w:t>
+      </w:r>
+      <w:r>
+        <w:lastRenderedPageBreak/>
+        <w:t xml:space="preserve">se aplicaron a las observaciones de evaluación. Este escalado es distinto de la normalización territorial de </w:t>
       </w:r>
       <w:r>
         <w:rPr>
@@ -2379,7 +2468,6 @@
           <w:sz w:val="20"/>
           <w:szCs w:val="20"/>
         </w:rPr>
-        <w:lastRenderedPageBreak/>
         <w:t>Tabla 1.</w:t>
       </w:r>
       <w:r>
@@ -2414,12 +2502,6 @@
         <w:gridCol w:w="2298"/>
       </w:tblGrid>
       <w:tr>
-        <w:tblPrEx>
-          <w:tblCellMar>
-            <w:top w:w="0" w:type="dxa"/>
-            <w:bottom w:w="0" w:type="dxa"/>
-          </w:tblCellMar>
-        </w:tblPrEx>
         <w:trPr>
           <w:tblHeader/>
         </w:trPr>
@@ -2550,12 +2632,6 @@
         </w:tc>
       </w:tr>
       <w:tr>
-        <w:tblPrEx>
-          <w:tblCellMar>
-            <w:top w:w="0" w:type="dxa"/>
-            <w:bottom w:w="0" w:type="dxa"/>
-          </w:tblCellMar>
-        </w:tblPrEx>
         <w:tc>
           <w:tcPr>
             <w:tcW w:w="2400" w:type="dxa"/>
@@ -2677,12 +2753,6 @@
         </w:tc>
       </w:tr>
       <w:tr>
-        <w:tblPrEx>
-          <w:tblCellMar>
-            <w:top w:w="0" w:type="dxa"/>
-            <w:bottom w:w="0" w:type="dxa"/>
-          </w:tblCellMar>
-        </w:tblPrEx>
         <w:tc>
           <w:tcPr>
             <w:tcW w:w="2400" w:type="dxa"/>
@@ -2813,12 +2883,6 @@
         </w:tc>
       </w:tr>
       <w:tr>
-        <w:tblPrEx>
-          <w:tblCellMar>
-            <w:top w:w="0" w:type="dxa"/>
-            <w:bottom w:w="0" w:type="dxa"/>
-          </w:tblCellMar>
-        </w:tblPrEx>
         <w:tc>
           <w:tcPr>
             <w:tcW w:w="2400" w:type="dxa"/>
@@ -2956,12 +3020,6 @@
         </w:tc>
       </w:tr>
       <w:tr>
-        <w:tblPrEx>
-          <w:tblCellMar>
-            <w:top w:w="0" w:type="dxa"/>
-            <w:bottom w:w="0" w:type="dxa"/>
-          </w:tblCellMar>
-        </w:tblPrEx>
         <w:tc>
           <w:tcPr>
             <w:tcW w:w="2400" w:type="dxa"/>
@@ -3108,12 +3166,6 @@
         </w:tc>
       </w:tr>
       <w:tr>
-        <w:tblPrEx>
-          <w:tblCellMar>
-            <w:top w:w="0" w:type="dxa"/>
-            <w:bottom w:w="0" w:type="dxa"/>
-          </w:tblCellMar>
-        </w:tblPrEx>
         <w:tc>
           <w:tcPr>
             <w:tcW w:w="2400" w:type="dxa"/>
@@ -3251,12 +3303,6 @@
         </w:tc>
       </w:tr>
       <w:tr>
-        <w:tblPrEx>
-          <w:tblCellMar>
-            <w:top w:w="0" w:type="dxa"/>
-            <w:bottom w:w="0" w:type="dxa"/>
-          </w:tblCellMar>
-        </w:tblPrEx>
         <w:tc>
           <w:tcPr>
             <w:tcW w:w="2400" w:type="dxa"/>
@@ -3378,12 +3424,6 @@
         </w:tc>
       </w:tr>
       <w:tr>
-        <w:tblPrEx>
-          <w:tblCellMar>
-            <w:top w:w="0" w:type="dxa"/>
-            <w:bottom w:w="0" w:type="dxa"/>
-          </w:tblCellMar>
-        </w:tblPrEx>
         <w:tc>
           <w:tcPr>
             <w:tcW w:w="2400" w:type="dxa"/>
@@ -3493,12 +3533,6 @@
         </w:tc>
       </w:tr>
       <w:tr>
-        <w:tblPrEx>
-          <w:tblCellMar>
-            <w:top w:w="0" w:type="dxa"/>
-            <w:bottom w:w="0" w:type="dxa"/>
-          </w:tblCellMar>
-        </w:tblPrEx>
         <w:tc>
           <w:tcPr>
             <w:tcW w:w="2400" w:type="dxa"/>
@@ -3629,12 +3663,6 @@
         </w:tc>
       </w:tr>
       <w:tr>
-        <w:tblPrEx>
-          <w:tblCellMar>
-            <w:top w:w="0" w:type="dxa"/>
-            <w:bottom w:w="0" w:type="dxa"/>
-          </w:tblCellMar>
-        </w:tblPrEx>
         <w:tc>
           <w:tcPr>
             <w:tcW w:w="2400" w:type="dxa"/>
@@ -3781,12 +3809,6 @@
         </w:tc>
       </w:tr>
       <w:tr>
-        <w:tblPrEx>
-          <w:tblCellMar>
-            <w:top w:w="0" w:type="dxa"/>
-            <w:bottom w:w="0" w:type="dxa"/>
-          </w:tblCellMar>
-        </w:tblPrEx>
         <w:tc>
           <w:tcPr>
             <w:tcW w:w="2400" w:type="dxa"/>
@@ -3987,7 +4009,11 @@
         <w:t>K</w:t>
       </w:r>
       <w:r>
-        <w:t xml:space="preserve"> = 1, con 100 muestras de referencia y la regla de un error estándar de </w:t>
+        <w:t xml:space="preserve"> = 1, </w:t>
+      </w:r>
+      <w:r>
+        <w:lastRenderedPageBreak/>
+        <w:t xml:space="preserve">con 100 muestras de referencia y la regla de un error estándar de </w:t>
       </w:r>
       <w:proofErr w:type="spellStart"/>
       <w:r>
@@ -4005,11 +4031,7 @@
         <w:t>K</w:t>
       </w:r>
       <w:r>
-        <w:t xml:space="preserve"> = 2 a 8 por su estabilidad, medida como el ARI medio en 100 remuestras de territorios completos y de bloques de 12 meses; el remuestreo de filas se </w:t>
-      </w:r>
-      <w:r>
-        <w:lastRenderedPageBreak/>
-        <w:t xml:space="preserve">informa como comparación, pero no interviene en la selección. Fueron candidatos los </w:t>
+        <w:t xml:space="preserve"> = 2 a 8 por su estabilidad, medida como el ARI medio en 100 remuestras de territorios completos y de bloques de 12 meses; el remuestreo de filas se informa como comparación, pero no interviene en la selección. Fueron candidatos los </w:t>
       </w:r>
       <w:r>
         <w:rPr>
@@ -4121,7 +4143,11 @@
         <w:jc w:val="both"/>
       </w:pPr>
       <w:r>
-        <w:t>Para los análisis locales principales, con contigüidad y con cuatro vecinos más cercanos, obtuvimos los valores p mediante aleatorización condicional exacta. Con el valor del territorio evaluado y su número de vecinos fijos, enumeramos todas las combinaciones de valores que podían ocupar las posiciones vecinas entre los otros 25 territorios; con los pesos uniformes empleados, ambos estadísticos dependen solo de la suma de esos valores. El valor p bilateral duplica la menor de las proporciones de combinaciones con una suma mayor o igual, o menor o igual, que la observada, con un máximo de 1, y en ausencia de empates su valor mínimo alcanzable es:</w:t>
+        <w:t xml:space="preserve">Para los análisis locales principales, con contigüidad y con cuatro vecinos más cercanos, obtuvimos los valores p mediante aleatorización condicional exacta. Con el valor del territorio evaluado y su número de vecinos fijos, enumeramos todas las combinaciones de valores que podían ocupar las posiciones vecinas entre los otros 25 territorios; con los pesos uniformes empleados, ambos estadísticos dependen solo de la suma de esos valores. El valor p bilateral duplica la menor de las proporciones de combinaciones con una suma mayor o igual, o menor </w:t>
+      </w:r>
+      <w:r>
+        <w:lastRenderedPageBreak/>
+        <w:t>o igual, que la observada, con un máximo de 1, y en ausencia de empates su valor mínimo alcanzable es:</w:t>
       </w:r>
     </w:p>
     <w:p>
@@ -4133,7 +4159,6 @@
         <w:spacing w:before="60" w:after="60" w:line="480" w:lineRule="auto"/>
       </w:pPr>
       <w:r>
-        <w:lastRenderedPageBreak/>
         <w:tab/>
       </w:r>
       <m:oMath>
@@ -4369,14 +4394,11 @@
           <w:b/>
           <w:bCs/>
         </w:rPr>
+        <w:lastRenderedPageBreak/>
         <w:t>Asociación con la identidad territorial.</w:t>
       </w:r>
       <w:r>
-        <w:t xml:space="preserve"> Esta evaluación examina en qué medida los estados obtenidos están vinculados al territorio de procedencia de las observaciones. Para ello </w:t>
-      </w:r>
-      <w:r>
-        <w:lastRenderedPageBreak/>
-        <w:t>calculamos la información mutua normalizada (NMI) entre los estados y los territorios [30] y la fracción de incertidumbre sobre el estado que se reduce al conocer el territorio:</w:t>
+        <w:t xml:space="preserve"> Esta evaluación examina en qué medida los estados obtenidos están vinculados al territorio de procedencia de las observaciones. Para ello calculamos la información mutua normalizada (NMI) entre los estados y los territorios [30] y la fracción de incertidumbre sobre el estado que se reduce al conocer el territorio:</w:t>
       </w:r>
     </w:p>
     <w:p>
@@ -4601,7 +4623,11 @@
         <w:t>K</w:t>
       </w:r>
       <w:r>
-        <w:t xml:space="preserve">, hasta sumar 108 especificaciones. Para que la ejecución fuera viable, M1 empleó un presupuesto reducido: 20 remuestras, cinco inicializaciones, </w:t>
+        <w:t xml:space="preserve">, hasta sumar </w:t>
+      </w:r>
+      <w:r>
+        <w:lastRenderedPageBreak/>
+        <w:t xml:space="preserve">108 especificaciones. Para que la ejecución fuera viable, M1 empleó un presupuesto reducido: 20 remuestras, cinco inicializaciones, </w:t>
       </w:r>
       <w:r>
         <w:rPr>
@@ -4611,11 +4637,7 @@
         <w:t>K</w:t>
       </w:r>
       <w:r>
-        <w:t xml:space="preserve"> entre 2 y 6, 199 permutaciones para la distribución </w:t>
-      </w:r>
-      <w:r>
-        <w:lastRenderedPageBreak/>
-        <w:t xml:space="preserve">nula, siluetas sobre 5 000 filas y, como el análisis inicial, una submuestra de 20 000 celdas. El multiverso espacial (M2) cruzó el recorte de extremos, el periodo, la variable (dos tasas o el conteo), cinco matrices de vecindad (incluidas las dos del análisis inicial), el tipo de valor p (de una o de dos colas) y la corrección por comparaciones múltiples, hasta sumar 240 especificaciones. En cada especificación evaluamos afirmaciones definidas en el plan, como «hay estructura según la silueta (≥ 0,50)», «hay fuga de identidad» o «hay un punto caliente surandino», y resumimos la asociación entre cada decisión y las métricas mediante </w:t>
+        <w:t xml:space="preserve"> entre 2 y 6, 199 permutaciones para la distribución nula, siluetas sobre 5 000 filas y, como el análisis inicial, una submuestra de 20 000 celdas. El multiverso espacial (M2) cruzó el recorte de extremos, el periodo, la variable (dos tasas o el conteo), cinco matrices de vecindad (incluidas las dos del análisis inicial), el tipo de valor p (de una o de dos colas) y la corrección por comparaciones múltiples, hasta sumar 240 especificaciones. En cada especificación evaluamos afirmaciones definidas en el plan, como «hay estructura según la silueta (≥ 0,50)», «hay fuga de identidad» o «hay un punto caliente surandino», y resumimos la asociación entre cada decisión y las métricas mediante </w:t>
       </w:r>
       <w:proofErr w:type="gramStart"/>
       <w:r>
@@ -5254,12 +5276,6 @@
         <w:gridCol w:w="1500"/>
       </w:tblGrid>
       <w:tr>
-        <w:tblPrEx>
-          <w:tblCellMar>
-            <w:top w:w="0" w:type="dxa"/>
-            <w:bottom w:w="0" w:type="dxa"/>
-          </w:tblCellMar>
-        </w:tblPrEx>
         <w:trPr>
           <w:tblHeader/>
         </w:trPr>
@@ -5422,12 +5438,6 @@
         </w:tc>
       </w:tr>
       <w:tr>
-        <w:tblPrEx>
-          <w:tblCellMar>
-            <w:top w:w="0" w:type="dxa"/>
-            <w:bottom w:w="0" w:type="dxa"/>
-          </w:tblCellMar>
-        </w:tblPrEx>
         <w:tc>
           <w:tcPr>
             <w:tcW w:w="3300" w:type="dxa"/>
@@ -5577,12 +5587,6 @@
         </w:tc>
       </w:tr>
       <w:tr>
-        <w:tblPrEx>
-          <w:tblCellMar>
-            <w:top w:w="0" w:type="dxa"/>
-            <w:bottom w:w="0" w:type="dxa"/>
-          </w:tblCellMar>
-        </w:tblPrEx>
         <w:tc>
           <w:tcPr>
             <w:tcW w:w="3300" w:type="dxa"/>
@@ -5732,12 +5736,6 @@
         </w:tc>
       </w:tr>
       <w:tr>
-        <w:tblPrEx>
-          <w:tblCellMar>
-            <w:top w:w="0" w:type="dxa"/>
-            <w:bottom w:w="0" w:type="dxa"/>
-          </w:tblCellMar>
-        </w:tblPrEx>
         <w:tc>
           <w:tcPr>
             <w:tcW w:w="3300" w:type="dxa"/>
@@ -5887,12 +5885,6 @@
         </w:tc>
       </w:tr>
       <w:tr>
-        <w:tblPrEx>
-          <w:tblCellMar>
-            <w:top w:w="0" w:type="dxa"/>
-            <w:bottom w:w="0" w:type="dxa"/>
-          </w:tblCellMar>
-        </w:tblPrEx>
         <w:tc>
           <w:tcPr>
             <w:tcW w:w="3300" w:type="dxa"/>
@@ -6042,12 +6034,6 @@
         </w:tc>
       </w:tr>
       <w:tr>
-        <w:tblPrEx>
-          <w:tblCellMar>
-            <w:top w:w="0" w:type="dxa"/>
-            <w:bottom w:w="0" w:type="dxa"/>
-          </w:tblCellMar>
-        </w:tblPrEx>
         <w:tc>
           <w:tcPr>
             <w:tcW w:w="3300" w:type="dxa"/>
@@ -6197,12 +6183,6 @@
         </w:tc>
       </w:tr>
       <w:tr>
-        <w:tblPrEx>
-          <w:tblCellMar>
-            <w:top w:w="0" w:type="dxa"/>
-            <w:bottom w:w="0" w:type="dxa"/>
-          </w:tblCellMar>
-        </w:tblPrEx>
         <w:tc>
           <w:tcPr>
             <w:tcW w:w="3300" w:type="dxa"/>
@@ -6352,12 +6332,6 @@
         </w:tc>
       </w:tr>
       <w:tr>
-        <w:tblPrEx>
-          <w:tblCellMar>
-            <w:top w:w="0" w:type="dxa"/>
-            <w:bottom w:w="0" w:type="dxa"/>
-          </w:tblCellMar>
-        </w:tblPrEx>
         <w:tc>
           <w:tcPr>
             <w:tcW w:w="3300" w:type="dxa"/>
@@ -6517,12 +6491,6 @@
         </w:tc>
       </w:tr>
       <w:tr>
-        <w:tblPrEx>
-          <w:tblCellMar>
-            <w:top w:w="0" w:type="dxa"/>
-            <w:bottom w:w="0" w:type="dxa"/>
-          </w:tblCellMar>
-        </w:tblPrEx>
         <w:tc>
           <w:tcPr>
             <w:tcW w:w="3300" w:type="dxa"/>
@@ -6672,12 +6640,6 @@
         </w:tc>
       </w:tr>
       <w:tr>
-        <w:tblPrEx>
-          <w:tblCellMar>
-            <w:top w:w="0" w:type="dxa"/>
-            <w:bottom w:w="0" w:type="dxa"/>
-          </w:tblCellMar>
-        </w:tblPrEx>
         <w:tc>
           <w:tcPr>
             <w:tcW w:w="3300" w:type="dxa"/>
@@ -6827,12 +6789,6 @@
         </w:tc>
       </w:tr>
       <w:tr>
-        <w:tblPrEx>
-          <w:tblCellMar>
-            <w:top w:w="0" w:type="dxa"/>
-            <w:bottom w:w="0" w:type="dxa"/>
-          </w:tblCellMar>
-        </w:tblPrEx>
         <w:tc>
           <w:tcPr>
             <w:tcW w:w="3300" w:type="dxa"/>
@@ -6982,12 +6938,6 @@
         </w:tc>
       </w:tr>
       <w:tr>
-        <w:tblPrEx>
-          <w:tblCellMar>
-            <w:top w:w="0" w:type="dxa"/>
-            <w:bottom w:w="0" w:type="dxa"/>
-          </w:tblCellMar>
-        </w:tblPrEx>
         <w:tc>
           <w:tcPr>
             <w:tcW w:w="3300" w:type="dxa"/>
@@ -7358,12 +7308,6 @@
         <w:gridCol w:w="1328"/>
       </w:tblGrid>
       <w:tr>
-        <w:tblPrEx>
-          <w:tblCellMar>
-            <w:top w:w="0" w:type="dxa"/>
-            <w:bottom w:w="0" w:type="dxa"/>
-          </w:tblCellMar>
-        </w:tblPrEx>
         <w:trPr>
           <w:tblHeader/>
         </w:trPr>
@@ -7526,12 +7470,6 @@
         </w:tc>
       </w:tr>
       <w:tr>
-        <w:tblPrEx>
-          <w:tblCellMar>
-            <w:top w:w="0" w:type="dxa"/>
-            <w:bottom w:w="0" w:type="dxa"/>
-          </w:tblCellMar>
-        </w:tblPrEx>
         <w:tc>
           <w:tcPr>
             <w:tcW w:w="3900" w:type="dxa"/>
@@ -7681,12 +7619,6 @@
         </w:tc>
       </w:tr>
       <w:tr>
-        <w:tblPrEx>
-          <w:tblCellMar>
-            <w:top w:w="0" w:type="dxa"/>
-            <w:bottom w:w="0" w:type="dxa"/>
-          </w:tblCellMar>
-        </w:tblPrEx>
         <w:tc>
           <w:tcPr>
             <w:tcW w:w="3900" w:type="dxa"/>
@@ -7836,12 +7768,6 @@
         </w:tc>
       </w:tr>
       <w:tr>
-        <w:tblPrEx>
-          <w:tblCellMar>
-            <w:top w:w="0" w:type="dxa"/>
-            <w:bottom w:w="0" w:type="dxa"/>
-          </w:tblCellMar>
-        </w:tblPrEx>
         <w:tc>
           <w:tcPr>
             <w:tcW w:w="3900" w:type="dxa"/>
@@ -7991,12 +7917,6 @@
         </w:tc>
       </w:tr>
       <w:tr>
-        <w:tblPrEx>
-          <w:tblCellMar>
-            <w:top w:w="0" w:type="dxa"/>
-            <w:bottom w:w="0" w:type="dxa"/>
-          </w:tblCellMar>
-        </w:tblPrEx>
         <w:tc>
           <w:tcPr>
             <w:tcW w:w="3900" w:type="dxa"/>
@@ -8138,12 +8058,6 @@
         </w:tc>
       </w:tr>
       <w:tr>
-        <w:tblPrEx>
-          <w:tblCellMar>
-            <w:top w:w="0" w:type="dxa"/>
-            <w:bottom w:w="0" w:type="dxa"/>
-          </w:tblCellMar>
-        </w:tblPrEx>
         <w:tc>
           <w:tcPr>
             <w:tcW w:w="3900" w:type="dxa"/>
@@ -8279,12 +8193,6 @@
         </w:tc>
       </w:tr>
       <w:tr>
-        <w:tblPrEx>
-          <w:tblCellMar>
-            <w:top w:w="0" w:type="dxa"/>
-            <w:bottom w:w="0" w:type="dxa"/>
-          </w:tblCellMar>
-        </w:tblPrEx>
         <w:tc>
           <w:tcPr>
             <w:tcW w:w="3900" w:type="dxa"/>
@@ -8420,12 +8328,6 @@
         </w:tc>
       </w:tr>
       <w:tr>
-        <w:tblPrEx>
-          <w:tblCellMar>
-            <w:top w:w="0" w:type="dxa"/>
-            <w:bottom w:w="0" w:type="dxa"/>
-          </w:tblCellMar>
-        </w:tblPrEx>
         <w:tc>
           <w:tcPr>
             <w:tcW w:w="3900" w:type="dxa"/>
@@ -8561,12 +8463,6 @@
         </w:tc>
       </w:tr>
       <w:tr>
-        <w:tblPrEx>
-          <w:tblCellMar>
-            <w:top w:w="0" w:type="dxa"/>
-            <w:bottom w:w="0" w:type="dxa"/>
-          </w:tblCellMar>
-        </w:tblPrEx>
         <w:tc>
           <w:tcPr>
             <w:tcW w:w="3900" w:type="dxa"/>
@@ -8702,12 +8598,6 @@
         </w:tc>
       </w:tr>
       <w:tr>
-        <w:tblPrEx>
-          <w:tblCellMar>
-            <w:top w:w="0" w:type="dxa"/>
-            <w:bottom w:w="0" w:type="dxa"/>
-          </w:tblCellMar>
-        </w:tblPrEx>
         <w:tc>
           <w:tcPr>
             <w:tcW w:w="3900" w:type="dxa"/>
@@ -8843,12 +8733,6 @@
         </w:tc>
       </w:tr>
       <w:tr>
-        <w:tblPrEx>
-          <w:tblCellMar>
-            <w:top w:w="0" w:type="dxa"/>
-            <w:bottom w:w="0" w:type="dxa"/>
-          </w:tblCellMar>
-        </w:tblPrEx>
         <w:tc>
           <w:tcPr>
             <w:tcW w:w="3900" w:type="dxa"/>
@@ -8984,12 +8868,6 @@
         </w:tc>
       </w:tr>
       <w:tr>
-        <w:tblPrEx>
-          <w:tblCellMar>
-            <w:top w:w="0" w:type="dxa"/>
-            <w:bottom w:w="0" w:type="dxa"/>
-          </w:tblCellMar>
-        </w:tblPrEx>
         <w:tc>
           <w:tcPr>
             <w:tcW w:w="3900" w:type="dxa"/>
@@ -9125,12 +9003,6 @@
         </w:tc>
       </w:tr>
       <w:tr>
-        <w:tblPrEx>
-          <w:tblCellMar>
-            <w:top w:w="0" w:type="dxa"/>
-            <w:bottom w:w="0" w:type="dxa"/>
-          </w:tblCellMar>
-        </w:tblPrEx>
         <w:tc>
           <w:tcPr>
             <w:tcW w:w="3900" w:type="dxa"/>
@@ -10200,7 +10072,7 @@
         <w:spacing w:line="480" w:lineRule="auto"/>
         <w:ind w:left="567" w:hanging="567"/>
         <w:rPr>
-          <w:lang w:val="pt-BR"/>
+          <w:lang w:val="en-US"/>
         </w:rPr>
       </w:pPr>
       <w:r>
@@ -10244,33 +10116,11 @@
         </w:rPr>
         <w:t xml:space="preserve"> many researchers using the same data and hypothesis reveals a hidden universe of uncertainty, Proc. </w:t>
       </w:r>
-      <w:proofErr w:type="spellStart"/>
-      <w:r>
-        <w:t>Natl</w:t>
-      </w:r>
-      <w:proofErr w:type="spellEnd"/>
-      <w:r>
-        <w:t xml:space="preserve">. </w:t>
-      </w:r>
-      <w:r>
-        <w:rPr>
-          <w:lang w:val="pt-BR"/>
-        </w:rPr>
-        <w:t xml:space="preserve">Acad. </w:t>
-      </w:r>
-      <w:proofErr w:type="spellStart"/>
-      <w:r>
-        <w:rPr>
-          <w:lang w:val="pt-BR"/>
-        </w:rPr>
-        <w:t>Sci</w:t>
-      </w:r>
-      <w:proofErr w:type="spellEnd"/>
-      <w:r>
-        <w:rPr>
-          <w:lang w:val="pt-BR"/>
-        </w:rPr>
-        <w:t>. U.S.A. 119 (2022) e2203150119. https://doi.org/10.1073/pnas.2203150119</w:t>
+      <w:r>
+        <w:rPr>
+          <w:lang w:val="en-US"/>
+        </w:rPr>
+        <w:t>Natl. Acad. Sci. U.S.A. 119 (2022) e2203150119. https://doi.org/10.1073/pnas.2203150119</w:t>
       </w:r>
     </w:p>
     <w:p>
@@ -10286,13 +10136,13 @@
       </w:pPr>
       <w:r>
         <w:rPr>
-          <w:lang w:val="pt-BR"/>
+          <w:lang w:val="en-US"/>
         </w:rPr>
         <w:t>[15]</w:t>
       </w:r>
       <w:r>
         <w:rPr>
-          <w:lang w:val="pt-BR"/>
+          <w:lang w:val="en-US"/>
         </w:rPr>
         <w:tab/>
         <w:t xml:space="preserve">T. </w:t>
@@ -10300,142 +10150,30 @@
       <w:proofErr w:type="spellStart"/>
       <w:r>
         <w:rPr>
-          <w:lang w:val="pt-BR"/>
+          <w:lang w:val="en-US"/>
         </w:rPr>
         <w:t>VoPham</w:t>
       </w:r>
       <w:proofErr w:type="spellEnd"/>
       <w:r>
         <w:rPr>
-          <w:lang w:val="pt-BR"/>
-        </w:rPr>
-        <w:t xml:space="preserve">, J.E. Hart, F. Laden, Y.-Y. Chiang, </w:t>
+          <w:lang w:val="en-US"/>
+        </w:rPr>
+        <w:t>, J.E. Hart, F. Laden, Y.-Y. Chiang, Emerging trends in geospatial artificial intelligence (</w:t>
       </w:r>
       <w:proofErr w:type="spellStart"/>
       <w:r>
         <w:rPr>
-          <w:lang w:val="pt-BR"/>
-        </w:rPr>
-        <w:t>Emerging</w:t>
+          <w:lang w:val="en-US"/>
+        </w:rPr>
+        <w:t>geoAI</w:t>
       </w:r>
       <w:proofErr w:type="spellEnd"/>
       <w:r>
         <w:rPr>
-          <w:lang w:val="pt-BR"/>
-        </w:rPr>
-        <w:t xml:space="preserve"> trends in </w:t>
-      </w:r>
-      <w:proofErr w:type="spellStart"/>
-      <w:r>
-        <w:rPr>
-          <w:lang w:val="pt-BR"/>
-        </w:rPr>
-        <w:t>geospatial</w:t>
-      </w:r>
-      <w:proofErr w:type="spellEnd"/>
-      <w:r>
-        <w:rPr>
-          <w:lang w:val="pt-BR"/>
-        </w:rPr>
-        <w:t xml:space="preserve"> artificial </w:t>
-      </w:r>
-      <w:proofErr w:type="spellStart"/>
-      <w:r>
-        <w:rPr>
-          <w:lang w:val="pt-BR"/>
-        </w:rPr>
-        <w:t>intelligence</w:t>
-      </w:r>
-      <w:proofErr w:type="spellEnd"/>
-      <w:r>
-        <w:rPr>
-          <w:lang w:val="pt-BR"/>
-        </w:rPr>
-        <w:t xml:space="preserve"> (</w:t>
-      </w:r>
-      <w:proofErr w:type="spellStart"/>
-      <w:r>
-        <w:rPr>
-          <w:lang w:val="pt-BR"/>
-        </w:rPr>
-        <w:t>geoAI</w:t>
-      </w:r>
-      <w:proofErr w:type="spellEnd"/>
-      <w:r>
-        <w:rPr>
-          <w:lang w:val="pt-BR"/>
-        </w:rPr>
-        <w:t xml:space="preserve">): </w:t>
-      </w:r>
-      <w:proofErr w:type="spellStart"/>
-      <w:r>
-        <w:rPr>
-          <w:lang w:val="pt-BR"/>
-        </w:rPr>
-        <w:t>potential</w:t>
-      </w:r>
-      <w:proofErr w:type="spellEnd"/>
-      <w:r>
-        <w:rPr>
-          <w:lang w:val="pt-BR"/>
-        </w:rPr>
-        <w:t xml:space="preserve"> </w:t>
-      </w:r>
-      <w:proofErr w:type="spellStart"/>
-      <w:r>
-        <w:rPr>
-          <w:lang w:val="pt-BR"/>
-        </w:rPr>
-        <w:t>applications</w:t>
-      </w:r>
-      <w:proofErr w:type="spellEnd"/>
-      <w:r>
-        <w:rPr>
-          <w:lang w:val="pt-BR"/>
-        </w:rPr>
-        <w:t xml:space="preserve"> for </w:t>
-      </w:r>
-      <w:proofErr w:type="spellStart"/>
-      <w:r>
-        <w:rPr>
-          <w:lang w:val="pt-BR"/>
-        </w:rPr>
-        <w:t>environmental</w:t>
-      </w:r>
-      <w:proofErr w:type="spellEnd"/>
-      <w:r>
-        <w:rPr>
-          <w:lang w:val="pt-BR"/>
-        </w:rPr>
-        <w:t xml:space="preserve"> </w:t>
-      </w:r>
-      <w:proofErr w:type="spellStart"/>
-      <w:r>
-        <w:rPr>
-          <w:lang w:val="pt-BR"/>
-        </w:rPr>
-        <w:t>epidemiology</w:t>
-      </w:r>
-      <w:proofErr w:type="spellEnd"/>
-      <w:r>
-        <w:rPr>
-          <w:lang w:val="pt-BR"/>
-        </w:rPr>
-        <w:t xml:space="preserve">, </w:t>
-      </w:r>
-      <w:proofErr w:type="spellStart"/>
-      <w:r>
-        <w:rPr>
-          <w:lang w:val="pt-BR"/>
-        </w:rPr>
-        <w:t>Environ</w:t>
-      </w:r>
-      <w:proofErr w:type="spellEnd"/>
-      <w:r>
-        <w:rPr>
-          <w:lang w:val="pt-BR"/>
-        </w:rPr>
-        <w:t xml:space="preserve">. </w:t>
+          <w:lang w:val="en-US"/>
+        </w:rPr>
+        <w:t xml:space="preserve">): potential applications for environmental epidemiology, Environ. </w:t>
       </w:r>
       <w:r>
         <w:rPr>
@@ -10626,14 +10364,23 @@
         <w:t xml:space="preserve">Y. Benjamini, Y. Hochberg, Controlling the false discovery rate: a practical and powerful approach to multiple testing, J. R. Stat. Soc. Ser. </w:t>
       </w:r>
       <w:r>
+        <w:rPr>
+          <w:lang w:val="en-US"/>
+        </w:rPr>
         <w:t xml:space="preserve">B </w:t>
       </w:r>
       <w:proofErr w:type="spellStart"/>
       <w:r>
+        <w:rPr>
+          <w:lang w:val="en-US"/>
+        </w:rPr>
         <w:t>Methodol</w:t>
       </w:r>
       <w:proofErr w:type="spellEnd"/>
       <w:r>
+        <w:rPr>
+          <w:lang w:val="en-US"/>
+        </w:rPr>
         <w:t xml:space="preserve">. </w:t>
       </w:r>
       <w:r>
@@ -10760,22 +10507,23 @@
         <w:t xml:space="preserve">, G. Walther, T. Hastie, Estimating the number of clusters in a data set via the gap statistic, J. R. Stat. Soc. Ser. </w:t>
       </w:r>
       <w:r>
-        <w:t xml:space="preserve">B </w:t>
+        <w:rPr>
+          <w:lang w:val="en-US"/>
+        </w:rPr>
+        <w:t xml:space="preserve">B Stat. </w:t>
       </w:r>
       <w:proofErr w:type="spellStart"/>
       <w:r>
-        <w:t>Stat</w:t>
+        <w:rPr>
+          <w:lang w:val="en-US"/>
+        </w:rPr>
+        <w:t>Methodol</w:t>
       </w:r>
       <w:proofErr w:type="spellEnd"/>
       <w:r>
-        <w:t xml:space="preserve">. </w:t>
-      </w:r>
-      <w:proofErr w:type="spellStart"/>
-      <w:r>
-        <w:t>Methodol</w:t>
-      </w:r>
-      <w:proofErr w:type="spellEnd"/>
-      <w:r>
+        <w:rPr>
+          <w:lang w:val="en-US"/>
+        </w:rPr>
         <w:t xml:space="preserve">. </w:t>
       </w:r>
       <w:r>
@@ -10982,10 +10730,16 @@
       </w:r>
       <w:proofErr w:type="spellStart"/>
       <w:r>
+        <w:rPr>
+          <w:lang w:val="en-US"/>
+        </w:rPr>
         <w:t>Knowl</w:t>
       </w:r>
       <w:proofErr w:type="spellEnd"/>
       <w:r>
+        <w:rPr>
+          <w:lang w:val="en-US"/>
+        </w:rPr>
         <w:t xml:space="preserve">. </w:t>
       </w:r>
       <w:proofErr w:type="spellStart"/>
@@ -11067,6 +10821,9 @@
         <w:t xml:space="preserve"> comparison: variants, properties, normalization and correction for chance, J. Mach. </w:t>
       </w:r>
       <w:r>
+        <w:rPr>
+          <w:lang w:val="en-US"/>
+        </w:rPr>
         <w:t xml:space="preserve">Learn. </w:t>
       </w:r>
       <w:r>
@@ -11508,6 +11265,9 @@
         <w:t xml:space="preserve"> machine learning in Python, J. Mach. </w:t>
       </w:r>
       <w:r>
+        <w:rPr>
+          <w:lang w:val="en-US"/>
+        </w:rPr>
         <w:t xml:space="preserve">Learn. </w:t>
       </w:r>
       <w:r>
@@ -11524,6 +11284,9 @@
         </w:tabs>
         <w:spacing w:line="480" w:lineRule="auto"/>
         <w:ind w:left="567" w:hanging="567"/>
+        <w:rPr>
+          <w:lang w:val="en-US"/>
+        </w:rPr>
       </w:pPr>
       <w:r>
         <w:rPr>
@@ -11546,31 +11309,24 @@
         <w:t xml:space="preserve">(PAKDD 2013), Lect. </w:t>
       </w:r>
       <w:r>
+        <w:rPr>
+          <w:lang w:val="en-US"/>
+        </w:rPr>
         <w:t xml:space="preserve">Notes </w:t>
       </w:r>
       <w:proofErr w:type="spellStart"/>
       <w:r>
+        <w:rPr>
+          <w:lang w:val="en-US"/>
+        </w:rPr>
         <w:t>Comput</w:t>
       </w:r>
       <w:proofErr w:type="spellEnd"/>
       <w:r>
-        <w:t xml:space="preserve">. </w:t>
-      </w:r>
-      <w:proofErr w:type="spellStart"/>
-      <w:r>
-        <w:t>Sci</w:t>
-      </w:r>
-      <w:proofErr w:type="spellEnd"/>
-      <w:r>
-        <w:t xml:space="preserve">. 7819, Springer, </w:t>
-      </w:r>
-      <w:proofErr w:type="spellStart"/>
-      <w:r>
-        <w:t>Berlin</w:t>
-      </w:r>
-      <w:proofErr w:type="spellEnd"/>
-      <w:r>
-        <w:t>, 2013, pp. 160–172. https://doi.org/10.1007/978-3-642-37456-2_14</w:t>
+        <w:rPr>
+          <w:lang w:val="en-US"/>
+        </w:rPr>
+        <w:t>. Sci. 7819, Springer, Berlin, 2013, pp. 160–172. https://doi.org/10.1007/978-3-642-37456-2_14</w:t>
       </w:r>
     </w:p>
     <w:p>
@@ -11580,29 +11336,36 @@
         </w:tabs>
         <w:spacing w:line="480" w:lineRule="auto"/>
         <w:ind w:left="567" w:hanging="567"/>
-      </w:pPr>
-      <w:r>
+        <w:rPr>
+          <w:lang w:val="en-US"/>
+        </w:rPr>
+      </w:pPr>
+      <w:r>
+        <w:rPr>
+          <w:lang w:val="en-US"/>
+        </w:rPr>
         <w:t>[42]</w:t>
       </w:r>
       <w:r>
+        <w:rPr>
+          <w:lang w:val="en-US"/>
+        </w:rPr>
         <w:tab/>
-        <w:t xml:space="preserve">L. Hubert, P. Arabie, </w:t>
+        <w:t xml:space="preserve">L. Hubert, P. Arabie, Comparing partitions, J. </w:t>
       </w:r>
       <w:proofErr w:type="spellStart"/>
       <w:r>
-        <w:t>Comparing</w:t>
+        <w:rPr>
+          <w:lang w:val="en-US"/>
+        </w:rPr>
+        <w:t>Classif</w:t>
       </w:r>
       <w:proofErr w:type="spellEnd"/>
       <w:r>
-        <w:t xml:space="preserve"> </w:t>
-      </w:r>
-      <w:proofErr w:type="spellStart"/>
-      <w:r>
-        <w:t>partitions</w:t>
-      </w:r>
-      <w:proofErr w:type="spellEnd"/>
-      <w:r>
-        <w:t>, J. Classif. 2 (1985) 193–218. https://doi.org/10.1007/BF01908075</w:t>
+        <w:rPr>
+          <w:lang w:val="en-US"/>
+        </w:rPr>
+        <w:t>. 2 (1985) 193–218. https://doi.org/10.1007/BF01908075</w:t>
       </w:r>
     </w:p>
     <w:p>
@@ -11617,37 +11380,17 @@
         </w:rPr>
       </w:pPr>
       <w:r>
+        <w:rPr>
+          <w:lang w:val="en-US"/>
+        </w:rPr>
         <w:t>[43]</w:t>
       </w:r>
       <w:r>
+        <w:rPr>
+          <w:lang w:val="en-US"/>
+        </w:rPr>
         <w:tab/>
-        <w:t xml:space="preserve">D.L. Davies, D.W. Bouldin, A </w:t>
-      </w:r>
-      <w:proofErr w:type="spellStart"/>
-      <w:proofErr w:type="gramStart"/>
-      <w:r>
-        <w:t>cluster</w:t>
-      </w:r>
-      <w:proofErr w:type="spellEnd"/>
-      <w:proofErr w:type="gramEnd"/>
-      <w:r>
-        <w:t xml:space="preserve"> </w:t>
-      </w:r>
-      <w:proofErr w:type="spellStart"/>
-      <w:r>
-        <w:t>separation</w:t>
-      </w:r>
-      <w:proofErr w:type="spellEnd"/>
-      <w:r>
-        <w:t xml:space="preserve"> </w:t>
-      </w:r>
-      <w:proofErr w:type="spellStart"/>
-      <w:r>
-        <w:t>measure</w:t>
-      </w:r>
-      <w:proofErr w:type="spellEnd"/>
-      <w:r>
-        <w:t xml:space="preserve">, IEEE Trans. </w:t>
+        <w:t xml:space="preserve">D.L. Davies, D.W. Bouldin, A cluster separation measure, IEEE Trans. </w:t>
       </w:r>
       <w:r>
         <w:rPr>
@@ -12623,7 +12366,6 @@
   <w:style w:type="character" w:default="1" w:styleId="Fuentedeprrafopredeter">
     <w:name w:val="Default Paragraph Font"/>
     <w:uiPriority w:val="1"/>
-    <w:semiHidden/>
     <w:unhideWhenUsed/>
   </w:style>
   <w:style w:type="table" w:default="1" w:styleId="Tablanormal">

--- a/C26-202609-missingpersons/pipeline/C26_Manuscrito_InformationSciences_ES.docx
+++ b/C26-202609-missingpersons/pipeline/C26_Manuscrito_InformationSciences_ES.docx
@@ -357,7 +357,7 @@
         <w:jc w:val="both"/>
       </w:pPr>
       <w:r>
-        <w:t xml:space="preserve">Los registros de denuncias por desaparición permiten describir patrones territoriales y temporales, aunque su interpretación requiere distinguir el volumen registrado de su frecuencia poblacional. Este estudio desarrolla y aplica un marco </w:t>
+        <w:t xml:space="preserve">Los registros de denuncias por desaparición permiten describir patrones territoriales y temporales, cuya interpretación requiere distinguir el volumen registrado de su frecuencia poblacional. Este estudio desarrolla y aplica un marco </w:t>
       </w:r>
       <w:proofErr w:type="spellStart"/>
       <w:r>
@@ -365,7 +365,7 @@
       </w:r>
       <w:proofErr w:type="spellEnd"/>
       <w:r>
-        <w:t xml:space="preserve"> reproducible a las 142 374 denuncias del Registro Nacional de Información de Personas Desaparecidas del Perú (RENIPED, 2019–2025), organizadas en un panel de 26 territorios y 84 meses. El marco integra tasas con denominadores oficiales, agrupamiento multialgoritmo, asociación espacial y validación multinivel. Las tasas oscilaron entre 2,84 y 9,96 denuncias por cada 10 000 personas-año; diez territorios, encabezados por Tacna, Apurímac, Huánuco, Cusco y Junín, presentaron tasas mayores que el resto del país tras el control de falsos descubrimientos, y la clasificación se mantuvo en dos análisis de sensibilidad. Lima Metropolitana concentró un tercio de las denuncias, pero su tasa superó a la del resto en solo un 14 %. La autocorrelación espacial fue significativa con cuatro vecinos más cercanos (I de Moran = 0,288; p = 0,018), pero no con contigüidad; tras el ajuste de Benjamini–Hochberg se detectaron puntos fríos en el norte, pero ningún punto caliente. El agrupamiento no mostró separación ni estabilidad suficientes para respaldar categorías discretas, y cuatro estados resumen de forma descriptiva los perfiles mensuales. El multiverso de especificaciones mostró que los grupos y el corredor de puntos calientes de un análisis inicial dependían de decisiones analíticas concretas. El marco aporta información complementaria para evaluar necesidades institucionales, sin estimar riesgo individual ni establecer reglas de asignación de recursos.</w:t>
+        <w:t xml:space="preserve"> reproducible a las 142 374 denuncias del Registro Nacional de Información de Personas Desaparecidas del Perú (RENIPED, 2019–2025), organizadas en un panel de 26 territorios y 84 meses. El marco integra tasas con denominadores oficiales, agrupamiento multialgoritmo, asociación espacial y validación multinivel. Las tasas oscilaron entre 2,84 y 9,96 denuncias por cada 10 000 personas-año; diez territorios, encabezados por Tacna, Apurímac, Huánuco, Cusco y Junín, presentaron tasas mayores que el resto del país tras el control de falsos descubrimientos, y la clasificación se mantuvo en dos análisis de sensibilidad. Lima Metropolitana concentró un tercio de las denuncias y su tasa superó a la del resto en un 14 %. La autocorrelación espacial fue significativa con cuatro vecinos más cercanos (I de Moran = 0,288; p = 0,018) y no con contigüidad; tras el ajuste de Benjamini–Hochberg se identificaron puntos fríos en el norte y ningún punto caliente. En el agrupamiento, el estadístico gap favoreció un único grupo, y cuatro estados resumen de forma descriptiva los perfiles mensuales. El multiverso de especificaciones mostró que los grupos y el corredor de puntos calientes de un análisis inicial dependían de decisiones analíticas concretas. El marco aporta información cuantitativa y reproducible para evaluar necesidades institucionales de búsqueda y prevención.</w:t>
       </w:r>
     </w:p>
     <w:p>
@@ -398,7 +398,6 @@
         <w:spacing w:before="360" w:after="120" w:line="480" w:lineRule="auto"/>
       </w:pPr>
       <w:r>
-        <w:lastRenderedPageBreak/>
         <w:t>Aspectos destacados (</w:t>
       </w:r>
       <w:proofErr w:type="spellStart"/>
@@ -435,7 +434,8 @@
         <w:jc w:val="both"/>
       </w:pPr>
       <w:r>
-        <w:t>Lima Metropolitana concentra un tercio de las denuncias, pero no la mayor tasa</w:t>
+        <w:lastRenderedPageBreak/>
+        <w:t>Lima Metropolitana reúne un tercio de las denuncias y es novena por tasa</w:t>
       </w:r>
     </w:p>
     <w:p>
@@ -463,7 +463,7 @@
         <w:jc w:val="both"/>
       </w:pPr>
       <w:r>
-        <w:t>Cuatro estados resumen perfiles mensuales sin demostrar categorías naturales</w:t>
+        <w:t>Cuatro estados descriptivos resumen los perfiles mensuales</w:t>
       </w:r>
     </w:p>
     <w:p>
@@ -477,7 +477,7 @@
         <w:jc w:val="both"/>
       </w:pPr>
       <w:r>
-        <w:t>El multiverso muestra la sensibilidad de los hallazgos a decisiones analíticas</w:t>
+        <w:t>El multiverso cuantifica la sensibilidad de los hallazgos a las decisiones</w:t>
       </w:r>
     </w:p>
     <w:p>
@@ -497,7 +497,13 @@
         <w:jc w:val="both"/>
       </w:pPr>
       <w:r>
-        <w:t>La desaparición de personas es un problema humanitario y de seguridad pública con consecuencias profundas para las familias y las comunidades [1,2]. Como una de las pocas fuentes sistemáticas sobre el fenómeno, los registros administrativos de denuncias constituyen un recurso estratégico para orientar la búsqueda, la prevención y la asignación de recursos, siempre que permitan responder a una pregunta concreta: cómo varía la tasa registrada de denuncias entre territorios. En el Perú, el Registro Nacional de Información de Personas Desaparecidas (RENIPED), a cargo de la Policía Nacional [3], acumuló 142 374 denuncias entre 2019 y 2025, y su publicación como datos abiertos permite hoy abordar esa pregunta a escala nacional [4], en un contexto en el que la Defensoría del Pueblo alerta periódicamente sobre el número de denuncias por desaparición de mujeres [5].</w:t>
+        <w:t>La desaparición de personas es un problema humanitario y de seguridad pública con consecuencias profundas para las familias y las comunidades [1,2]. Como una de las pocas fuentes sistemáticas sobre el fenómeno, los registros administrativos de denuncias constituyen un recurso estratégico para orientar la búsqueda, la prevención y la asignación de recursos, siempre que permitan responder a una pregunta concreta: cómo varía la tasa registrada de denuncias entre territorios. En el Perú, el Registro Nacional de Información de Personas Desaparecidas (RENIPED), a cargo de la Policía Nacional [3], acumuló 142 374 denuncias entre 2019 y 2025, y su publicación como datos abiertos permite hoy abordar esa pregunta a escala nacional [4], en un contexto en el que la Defensoría del Pueblo alerta periódicamente sobre el número de denuncias por desaparición</w:t>
+      </w:r>
+      <w:r>
+        <w:t xml:space="preserve"> </w:t>
+      </w:r>
+      <w:r>
+        <w:t>[5].</w:t>
       </w:r>
     </w:p>
     <w:p>
@@ -515,11 +521,7 @@
       </w:r>
       <w:proofErr w:type="spellEnd"/>
       <w:r>
-        <w:t xml:space="preserve">) ofrece herramientas adecuadas para este análisis, desde el agrupamiento no supervisado de series territoriales hasta los indicadores de asociación </w:t>
-      </w:r>
-      <w:r>
-        <w:lastRenderedPageBreak/>
-        <w:t>espacial que señalan puntos calientes y fríos [6–9], aunque su aplicación a registros de personas desaparecidas es todavía incipiente [10,11].</w:t>
+        <w:t>) ofrece herramientas adecuadas para este análisis, desde el agrupamiento no supervisado de series territoriales hasta los indicadores de asociación espacial que señalan puntos calientes y fríos [6–9], aunque su aplicación a registros de personas desaparecidas es todavía incipiente [10,11].</w:t>
       </w:r>
     </w:p>
     <w:p>
@@ -529,7 +531,8 @@
         <w:jc w:val="both"/>
       </w:pPr>
       <w:r>
-        <w:t>Estas herramientas, sin embargo, obligan a tomar decisiones que pueden alterar el resultado, como la unidad de análisis, las variables, el número de grupos, la matriz de vecindad o el cálculo de los valores p. El problema de la unidad de área modificable ya mostró que las decisiones de agregación bastan, por sí solas, para cambiar las conclusiones espaciales [12], y cuando cada decisión se toma una única vez resulta difícil saber si un patrón refleja los datos o el camino elegido para analizarlos [13,14]. Este riesgo es especialmente alto en registros organizados como panel, que combinan pocos territorios con meses correlacionados entre sí.</w:t>
+        <w:lastRenderedPageBreak/>
+        <w:t>Estas herramientas exigen decisiones que pueden alterar el resultado, como la unidad de análisis, las variables, el número de grupos, la matriz de vecindad o el cálculo de los valores p. El problema de la unidad de área modificable ya mostró que las decisiones de agregación bastan, por sí solas, para cambiar las conclusiones espaciales [12], y cuando cada decisión se toma una única vez resulta difícil saber si un patrón refleja los datos o el camino elegido para analizarlos [13,14]. Este riesgo es especialmente alto en registros organizados como panel, que combinan pocos territorios con meses correlacionados entre sí.</w:t>
       </w:r>
     </w:p>
     <w:p>
@@ -660,7 +663,6 @@
           <w:b/>
           <w:bCs/>
         </w:rPr>
-        <w:lastRenderedPageBreak/>
         <w:t>(</w:t>
       </w:r>
       <w:proofErr w:type="spellStart"/>
@@ -698,6 +700,7 @@
           <w:b/>
           <w:bCs/>
         </w:rPr>
+        <w:lastRenderedPageBreak/>
         <w:t>(v)</w:t>
       </w:r>
       <w:r>
@@ -711,7 +714,7 @@
         <w:jc w:val="both"/>
       </w:pPr>
       <w:r>
-        <w:t>La contribución aplicada es una caracterización conjunta de las diferencias territoriales, los perfiles mensuales y la asociación espacial de las denuncias registradas en el Perú entre 2019 y 2025, que distingue cuánto se registra en cada territorio, con qué frecuencia en relación con su población, cómo se comporta un mes frente a su historia reciente y si los valores se asocian con los de los territorios vecinos. La contribución metodológica es una implementación integrada y documentada de métodos existentes que acompaña cada componente con comprobaciones de incertidumbre, estabilidad o sensibilidad; su aplicación a otros registros requiere validación adicional.</w:t>
+        <w:t>La contribución aplicada es una caracterización conjunta de las diferencias territoriales, los perfiles mensuales y la asociación espacial de las denuncias registradas en el Perú entre 2019 y 2025, que distingue cuánto se registra en cada territorio, con qué frecuencia en relación con su población, cómo se comporta un mes frente a su historia reciente y si los valores se asocian con los de los territorios vecinos. La contribución metodológica es una implementación integrada y documentada de métodos existentes que acompaña cada componente con comprobaciones de incertidumbre, estabilidad o sensibilidad, diseñada para aplicarse a otros registros administrativos organizados como panel.</w:t>
       </w:r>
     </w:p>
     <w:p>
@@ -757,11 +760,11 @@
       </w:r>
       <w:proofErr w:type="spellEnd"/>
       <w:r>
-        <w:t xml:space="preserve"> combina el aprendizaje automático con datos espaciales para describir y predecir fenómenos geográficos [6,15,16]. En seguridad ciudadana, un flujo de trabajo común agrega los registros en paneles de territorio y periodo, los agrupa con algoritmos basados en centroides y representa en mapas los estados resultantes. Los datos de personas desaparecidas se han incorporado a este campo solo recientemente: Ruiz Reyes et al. revisaron las técnicas estadísticas y de análisis de datos que apoyan la búsqueda de personas desaparecidas [10]; Escobar et al. publicaron un panel mensual por municipio de casos de desaparición y sus desenlaces en México [11], y Johnson et al. aplicaron agrupamiento espacial a registros de personas desaparecidas para ubicar acciones de difusión comunitaria [17]. Estos trabajos abren </w:t>
+        <w:t xml:space="preserve"> combina el aprendizaje automático con datos espaciales para describir y predecir fenómenos geográficos [6,15,16]. En seguridad ciudadana, un flujo de trabajo común agrega los registros en paneles de territorio y periodo, los agrupa con algoritmos basados en centroides y representa en mapas los estados resultantes. Los datos de personas desaparecidas se han incorporado a este campo solo recientemente: Ruiz Reyes et al. revisaron las técnicas estadísticas y de análisis de datos que apoyan la búsqueda de personas desaparecidas [10]; Escobar et al. publicaron un panel mensual por municipio de casos de desaparición y sus desenlaces en México [11], y Johnson et al. aplicaron agrupamiento espacial a registros de personas desaparecidas para ubicar acciones de difusión comunitaria [17]. Estos trabajos muestran el valor de los registros para el análisis a gran escala y ponen de relieve tres de sus </w:t>
       </w:r>
       <w:r>
         <w:lastRenderedPageBreak/>
-        <w:t>los registros al análisis a gran escala, pero también lo exponen a sus propiedades: denuncias que no equivalen a personas, cobertura intermitente y pocas unidades territoriales.</w:t>
+        <w:t>propiedades: la unidad de registro es la denuncia, la cobertura puede interrumpirse y las unidades territoriales son pocas.</w:t>
       </w:r>
     </w:p>
     <w:p>
@@ -809,11 +812,11 @@
         <w:jc w:val="both"/>
       </w:pPr>
       <w:r>
-        <w:t xml:space="preserve">Los índices internos, como el coeficiente de silueta [21], resumen el grado de separación entre grupos, pero no pueden indicar que los grupos no existan, porque no están definidos para un único grupo [22]. El estadístico gap, en cambio, compara la dispersión de los datos con la de datos de referencia sin estructura y admite un solo grupo como respuesta válida [23]. La validación por estabilidad complementa ambos criterios al evaluar si una partición reaparece cuando se perturban los datos [24,25], si bien su resultado depende del tipo de perturbación [26]. En los paneles, esta dependencia es decisiva: remuestrear filas trata como independientes </w:t>
+        <w:t xml:space="preserve">Los índices internos, como el coeficiente de silueta [21], resumen el grado de separación entre grupos y están definidos para dos o más grupos, de modo que la hipótesis de un único grupo queda fuera de su alcance [22]. El estadístico gap, en cambio, compara la dispersión de los datos con la de datos de referencia sin estructura y admite un solo grupo como respuesta válida [23]. La validación por estabilidad complementa ambos criterios al evaluar si una partición reaparece cuando se perturban los datos [24,25], si bien su resultado depende del tipo de perturbación [26]. En los paneles, esta dependencia es decisiva: remuestrear filas trata como </w:t>
       </w:r>
       <w:r>
         <w:lastRenderedPageBreak/>
-        <w:t>los meses de un mismo territorio, mientras que el remuestreo por bloques conserva la dependencia temporal [27].</w:t>
+        <w:t>independientes los meses de un mismo territorio, mientras que el remuestreo por bloques conserva la dependencia temporal [27].</w:t>
       </w:r>
     </w:p>
     <w:p>
@@ -833,7 +836,7 @@
         <w:jc w:val="both"/>
       </w:pPr>
       <w:r>
-        <w:t>En el aprendizaje supervisado, la fuga de información ocurre cuando el desarrollo o la evaluación del modelo utiliza información que no debería estar disponible en las condiciones de aplicación previstas [28,29]. En el agrupamiento de registros territoriales surge una cuestión relacionada, aunque distinta: las variables que representan niveles habituales pueden producir grupos asociados principalmente con el territorio de procedencia, en lugar de distinguir situaciones temporales compartidas entre territorios. La información mutua normalizada permite cuantificar esta asociación [30], pero no establece por sí sola si se debe a diferencias territoriales reales o a las características de la representación utilizada.</w:t>
+        <w:t>En el aprendizaje supervisado, la fuga de información ocurre cuando el desarrollo o la evaluación del modelo utiliza información que no debería estar disponible en las condiciones de aplicación previstas [28,29]. En el agrupamiento de registros territoriales surge una cuestión relacionada, aunque distinta: las variables que representan niveles habituales pueden producir grupos asociados principalmente con el territorio de procedencia, en lugar de distinguir situaciones temporales compartidas entre territorios. La información mutua normalizada cuantifica esta asociación [30], cuya interpretación requiere distinguir las diferencias territoriales persistentes de las propiedades de la representación utilizada.</w:t>
       </w:r>
     </w:p>
     <w:p>
@@ -853,7 +856,7 @@
         <w:jc w:val="both"/>
       </w:pPr>
       <w:r>
-        <w:t>Cuando muchos equipos analizan los mismos datos, sus conclusiones pueden diferir de forma considerable [14]. El análisis multiverso [31] y el análisis de curva de especificaciones [32] abordan este problema ejecutando todas las combinaciones razonables de decisiones y mostrando la distribución completa de resultados. Si bien estos métodos se han aplicado sobre todo a modelos de regresión, en este estudio se extienden al agrupamiento y a la estadística espacial local como parte de la validación.</w:t>
+        <w:t>Cuando muchos equipos analizan los mismos datos, sus conclusiones pueden diferir de forma considerable [14]. El análisis multiverso [31] y el análisis de curva de especificaciones [32] abordan este problema evaluando un conjunto amplio de combinaciones de decisiones y mostrando la distribución completa de resultados. Si bien estos métodos se han aplicado sobre todo a modelos de regresión, en este estudio se extienden al agrupamiento y a la estadística espacial local como parte de la validación.</w:t>
       </w:r>
     </w:p>
     <w:p>
@@ -905,7 +908,7 @@
         <w:jc w:val="both"/>
       </w:pPr>
       <w:r>
-        <w:t>Tres propiedades del registro condicionan su interpretación. En primer lugar, la unidad de registro es la denuncia y no la persona, de modo que quien es denunciado más de una vez se cuenta más de una vez, un rasgo conocido de los datos policiales sobre personas desaparecidas [33,34], y el registro no indica si la persona fue encontrada. En segundo lugar, 1 197 filas (1 357 denuncias) tienen la edad desconocida y 83 filas (90 denuncias) el sexo desconocido; todas se conservaron sin imputar. Por último, el MININTER describe 2025 como un año preliminar [35], por lo que 2024 es el último año consolidado. Los totales anuales oscilaron entre 18 192 denuncias en 2023 y 26 331 en 2019 (2020: 18 481; 2021: 20 141; 2022: 18 862; 2024: 19 420; 2025: 20 947).</w:t>
+        <w:t>Tres propiedades del registro condicionan su interpretación. En primer lugar, la unidad de registro es la denuncia y no la persona, de modo que quien es denunciado más de una vez se cuenta más de una vez, un rasgo conocido de los datos policiales sobre personas desaparecidas [33,34], y cada registro documenta la denuncia, sin su desenlace. En segundo lugar, 1 197 filas (1 357 denuncias) tienen la edad desconocida y 83 filas (90 denuncias) el sexo desconocido; todas se conservaron sin imputar. Por último, el MININTER describe 2025 como un año preliminar [35], por lo que 2024 es el último año consolidado. El número anual de denuncias fue máximo en 2019 (26 331), descendió en 2020 (18 481) y se mantuvo entre 18 192 y 20 947 de 2021 a 2025.</w:t>
       </w:r>
     </w:p>
     <w:p>
@@ -946,7 +949,7 @@
         <w:jc w:val="both"/>
       </w:pPr>
       <w:r>
-        <w:t>Ocho combinaciones de departamento y mes carecen de filas en la fuente. Seis corresponden a enero de 2023 (Madre de Dios, Moquegua, Piura, Puno, San Martín y Tacna), un vacío coherente con la nota de la Defensoría del Pueblo según la cual la estadística policial al 13 de febrero de 2023 no incluía esos departamentos [37]; las dos restantes corresponden a Moquegua en mayo y junio de 2020, y su cobertura no pudo verificarse. Los ocho casos se trataron como datos faltantes y nunca como ceros, de modo que 2 176 de los 2 184 departamento-mes están observados.</w:t>
+        <w:t>Ocho combinaciones de departamento y mes carecen de filas en la fuente. Seis corresponden a enero de 2023 (Madre de Dios, Moquegua, Piura, Puno, San Martín y Tacna), un vacío coherente con la nota de la Defensoría del Pueblo según la cual la estadística policial al 13 de febrero de 2023 no incluía esos departamentos [37]; las dos restantes corresponden a Moquegua en mayo y junio de 2020, cuya cobertura queda sin verificar. Los ocho casos se trataron como datos faltantes, en lugar de ceros, de modo que 2 176 de los 2 184 departamento-mes están observados.</w:t>
       </w:r>
     </w:p>
     <w:p>
@@ -966,7 +969,7 @@
         <w:jc w:val="both"/>
       </w:pPr>
       <w:r>
-        <w:t>La tasa expresa, por tanto, la frecuencia de denuncias registradas en relación con la población y el tiempo de observación de cada territorio. Como los datos agregados no identifican personas únicas ni el desenlace de cada denuncia, no estima la probabilidad individual de desaparición ni la proporción de personas que permanecen desaparecidas, y las diferencias territoriales pueden reflejar tanto la ocurrencia del fenómeno como su denuncia y registro, componentes que estos datos no permiten separar.</w:t>
+        <w:t>La tasa mide la frecuencia de denuncias registradas en relación con la población y el tiempo de observación de cada territorio. Es una medida territorial del registro administrativo, que refleja conjuntamente la ocurrencia de desapariciones y las prácticas de denuncia y registro, y su interpretación se sitúa en el nivel agregado, distinto de la probabilidad individual de desaparición o de la proporción de personas que permanecen desaparecidas.</w:t>
       </w:r>
     </w:p>
     <w:p>
@@ -1000,7 +1003,15 @@
         <w:jc w:val="both"/>
       </w:pPr>
       <w:r>
-        <w:t>Para el análisis espacial partimos de una capa simplificada de 197 provincias, derivada de la cartografía censal del INEI y distribuida por un tercero [38]. Las provincias se agregaron en los 26 territorios del panel y la capa resultante se proyectó a la zona UTM 18 Sur (EPSG:32718), un sistema métrico adecuado para calcular distancias y relaciones de vecindad. Con contigüidad de tipo reina, en la que dos territorios son vecinos si comparten un tramo o un punto de su límite, cada territorio tuvo en promedio 4,15 vecinos (entre 1 y 7). Como sensibilidad empleamos los cuatro vecinos más cercanos según la distancia sobre la superficie terrestre, calculada con la fórmula de haversine.</w:t>
+        <w:t xml:space="preserve">Para el análisis espacial partimos de una capa simplificada de 197 provincias, derivada de la cartografía censal del INEI y distribuida por un tercero [38]. Las provincias se agregaron en los 26 territorios del panel y la capa resultante se proyectó a la zona UTM 18 Sur (EPSG:32718), un sistema métrico adecuado para calcular distancias y relaciones de vecindad. Con contigüidad de tipo reina, en la que dos territorios son vecinos si comparten un tramo o un punto de su límite, cada territorio tuvo en promedio 4,15 vecinos (entre 1 y 7). Como sensibilidad empleamos los cuatro vecinos más cercanos según la distancia sobre la superficie terrestre, calculada con la fórmula de </w:t>
+      </w:r>
+      <w:proofErr w:type="spellStart"/>
+      <w:r>
+        <w:t>haversine</w:t>
+      </w:r>
+      <w:proofErr w:type="spellEnd"/>
+      <w:r>
+        <w:t>.</w:t>
       </w:r>
     </w:p>
     <w:p>
@@ -1046,11 +1057,17 @@
         <w:jc w:val="both"/>
       </w:pPr>
       <w:r>
-        <w:t xml:space="preserve">Entendemos la explicabilidad del marco en un sentido operativo, como interpretabilidad por diseño [39], y no como la explicación a posteriori de un modelo de caja negra. Se concreta en tres propiedades: (a) cada resultado es una cantidad con significado directo, como una razón de tasas con su intervalo o un estado descrito por sus variables estandarizadas y su tasa media </w:t>
+        <w:t xml:space="preserve">Entendemos la explicabilidad del marco en un sentido operativo, como interpretabilidad por diseño [39], en contraste con la explicación a posteriori de modelos de caja negra. Se concreta en tres propiedades: (a) cada resultado es una cantidad con significado directo, como una razón de tasas con su intervalo o un estado descrito por sus variables estandarizadas y su </w:t>
       </w:r>
       <w:r>
         <w:lastRenderedPageBreak/>
-        <w:t>(Tabla 1); (b) cada decisión analítica es explícita y su influencia se cuantifica en el multiverso mediante η²</w:t>
+        <w:t>tasa media (</w:t>
+      </w:r>
+      <w:r>
+        <w:t>Fig. 5d</w:t>
+      </w:r>
+      <w:r>
+        <w:t>); (b) cada decisión analítica es explícita y su influencia se cuantifica en el multiverso mediante η²</w:t>
       </w:r>
       <w:r>
         <w:rPr>
@@ -1059,10 +1076,7 @@
         <w:t>p</w:t>
       </w:r>
       <w:r>
-        <w:t>, y (c) cada resultado puede rastrearse hasta el archivo de resultados y el código que lo genera. El marco no evalúa, por tanto, la explicabilidad con usuarios ni emplea métodos de atribución de variables</w:t>
-      </w:r>
-      <w:r>
-        <w:t>.</w:t>
+        <w:t>, y (c) cada resultado puede rastrearse hasta el archivo de resultados y el código que lo genera. La evaluación con usuarios y los métodos de atribución de variables quedan fuera de su alcance.</w:t>
       </w:r>
     </w:p>
     <w:p>
@@ -1076,10 +1090,10 @@
           <w:noProof/>
         </w:rPr>
         <w:drawing>
-          <wp:inline distT="0" distB="0" distL="0" distR="0" wp14:anchorId="63D8E6AC" wp14:editId="13164D32">
-            <wp:extent cx="5400675" cy="2981325"/>
+          <wp:inline distT="0" distB="0" distL="0" distR="0" wp14:anchorId="31AC78C3" wp14:editId="40A18F7B">
+            <wp:extent cx="5400675" cy="2983437"/>
             <wp:effectExtent l="0" t="0" r="0" b="0"/>
-            <wp:docPr id="1" name="Fig1_framework_es.png" descr="Fig. 1. Arquitectura del marco GeoAI. Las tres fuentes se integran en un panel de 26 territorios por 84 meses, del que parten cuatro etapas de análisis: (i) territorios prioritarios, (ii) estados espaciotemporales, (iii) estructura espacial y (iv) dinámica temporal. La etapa (v) valida los resultados de las etapas (ii)–(iv) mediante la identidad territorial, la reproducción del análisis inicial y un multiverso de especificaciones. Las flechas en cursiva indican dónde se presenta cada resultado; la franja inferior resume las garantías de reproducibilidad." title="Fig1_framework_es.png"/>
+            <wp:docPr id="1" name="Fig1_framework_es.png" descr="Fig. 1. Arquitectura del marco GeoAI." title="Fig1_framework_es.png"/>
             <wp:cNvGraphicFramePr>
               <a:graphicFrameLocks xmlns:a="http://schemas.openxmlformats.org/drawingml/2006/main" noChangeAspect="1"/>
             </wp:cNvGraphicFramePr>
@@ -1093,7 +1107,7 @@
                     </pic:cNvPicPr>
                   </pic:nvPicPr>
                   <pic:blipFill>
-                    <a:blip r:embed="rId7"/>
+                    <a:blip r:embed="rId8"/>
                     <a:srcRect/>
                     <a:stretch>
                       <a:fillRect/>
@@ -1102,7 +1116,7 @@
                   <pic:spPr bwMode="auto">
                     <a:xfrm>
                       <a:off x="0" y="0"/>
-                      <a:ext cx="5400675" cy="2981325"/>
+                      <a:ext cx="5400675" cy="2983437"/>
                     </a:xfrm>
                     <a:prstGeom prst="rect">
                       <a:avLst/>
@@ -1150,87 +1164,7 @@
           <w:sz w:val="20"/>
           <w:szCs w:val="20"/>
         </w:rPr>
-        <w:t>. Las tres fuentes se integran en un panel de 26 territorios por 84 meses, del que parten cuatro etapas de análisis: (i) territorios prioritarios, (</w:t>
-      </w:r>
-      <w:proofErr w:type="spellStart"/>
-      <w:r>
-        <w:rPr>
-          <w:sz w:val="20"/>
-          <w:szCs w:val="20"/>
-        </w:rPr>
-        <w:t>ii</w:t>
-      </w:r>
-      <w:proofErr w:type="spellEnd"/>
-      <w:r>
-        <w:rPr>
-          <w:sz w:val="20"/>
-          <w:szCs w:val="20"/>
-        </w:rPr>
-        <w:t>) estados espaciotemporales, (</w:t>
-      </w:r>
-      <w:proofErr w:type="spellStart"/>
-      <w:r>
-        <w:rPr>
-          <w:sz w:val="20"/>
-          <w:szCs w:val="20"/>
-        </w:rPr>
-        <w:t>iii</w:t>
-      </w:r>
-      <w:proofErr w:type="spellEnd"/>
-      <w:r>
-        <w:rPr>
-          <w:sz w:val="20"/>
-          <w:szCs w:val="20"/>
-        </w:rPr>
-        <w:t>) estructura espacial y (</w:t>
-      </w:r>
-      <w:proofErr w:type="spellStart"/>
-      <w:r>
-        <w:rPr>
-          <w:sz w:val="20"/>
-          <w:szCs w:val="20"/>
-        </w:rPr>
-        <w:t>iv</w:t>
-      </w:r>
-      <w:proofErr w:type="spellEnd"/>
-      <w:r>
-        <w:rPr>
-          <w:sz w:val="20"/>
-          <w:szCs w:val="20"/>
-        </w:rPr>
-        <w:t>) dinámica temporal. La etapa (v) valida los resultados de las etapas (</w:t>
-      </w:r>
-      <w:proofErr w:type="spellStart"/>
-      <w:r>
-        <w:rPr>
-          <w:sz w:val="20"/>
-          <w:szCs w:val="20"/>
-        </w:rPr>
-        <w:t>ii</w:t>
-      </w:r>
-      <w:proofErr w:type="spellEnd"/>
-      <w:r>
-        <w:rPr>
-          <w:sz w:val="20"/>
-          <w:szCs w:val="20"/>
-        </w:rPr>
-        <w:t>)–(</w:t>
-      </w:r>
-      <w:proofErr w:type="spellStart"/>
-      <w:r>
-        <w:rPr>
-          <w:sz w:val="20"/>
-          <w:szCs w:val="20"/>
-        </w:rPr>
-        <w:t>iv</w:t>
-      </w:r>
-      <w:proofErr w:type="spellEnd"/>
-      <w:r>
-        <w:rPr>
-          <w:sz w:val="20"/>
-          <w:szCs w:val="20"/>
-        </w:rPr>
-        <w:t>) mediante la identidad territorial, la reproducción del análisis inicial y un multiverso de especificaciones. Las flechas en cursiva indican dónde se presenta cada resultado; la franja inferior resume las garantías de reproducibilidad.</w:t>
+        <w:t>: fuentes, panel territorio-mes, etapas de análisis y validación. Las flechas en cursiva indican la sección donde se presenta cada resultado.</w:t>
       </w:r>
     </w:p>
     <w:p>
@@ -1240,7 +1174,7 @@
         <w:spacing w:before="240" w:after="60" w:line="480" w:lineRule="auto"/>
       </w:pPr>
       <w:r>
-        <w:t>4.1. Tasas y territorios prioritarios</w:t>
+        <w:t>4.1. Comparación de tasas entre territorios</w:t>
       </w:r>
     </w:p>
     <w:p>
@@ -1382,11 +1316,7 @@
         <w:jc w:val="both"/>
       </w:pPr>
       <w:r>
-        <w:t xml:space="preserve">Una razón de tasas de 1,5 indica que la tasa registrada en el territorio es un 50 % mayor que la del conjunto de los otros 25 territorios en el periodo analizado; se refiere a denuncias por unidad de población y tiempo, y no a una probabilidad individual de desaparición un 50 % mayor. Tomamos el resto del país como referencia para que las denuncias y la población del </w:t>
-      </w:r>
-      <w:r>
-        <w:lastRenderedPageBreak/>
-        <w:t>territorio evaluado no formen parte de ambos términos de la comparación, algo especialmente relevante en Lima Metropolitana, cuyo peso en el total nacional acercaría a la igualdad su comparación con el promedio nacional.</w:t>
+        <w:t>Una razón de tasas de 1,5 indica que la tasa registrada en el territorio es un 50 % mayor que la del conjunto de los otros 25 territorios en el periodo analizado. Tomamos el resto del país como referencia para que cada territorio se compare con un conjunto que lo excluye, algo especialmente relevante en Lima Metropolitana, cuyo peso en el total nacional aproximaría a 1 su comparación con el promedio nacional.</w:t>
       </w:r>
     </w:p>
     <w:p>
@@ -1396,8 +1326,10 @@
         <w:jc w:val="both"/>
       </w:pPr>
       <w:r>
+        <w:lastRenderedPageBreak/>
         <w:t xml:space="preserve">La incertidumbre de </w:t>
       </w:r>
+      <w:proofErr w:type="spellStart"/>
       <w:r>
         <w:rPr>
           <w:i/>
@@ -1411,8 +1343,17 @@
         </w:rPr>
         <w:t>u</w:t>
       </w:r>
-      <w:r>
-        <w:t xml:space="preserve"> se estimó mediante un bootstrap de bloques móviles [27,39] con 9 999 réplicas. En cada réplica se seleccionaron con reemplazo bloques de 12 meses consecutivos (siete para 2019–2025 y seis para 2019–2024), los mismos para los 26 territorios, y con las denuncias y la exposición de esos meses se recalcularon la tasa de cada territorio, la del resto del país y su razón. Cada bloque abarca un ciclo anual completo, y el remuestreo conjunto conserva la correspondencia temporal entre territorios, aunque no necesariamente la dependencia entre bloques. Los intervalos de confianza al 95 % corresponden a los percentiles 2,5 y 97,5 de las réplicas y son individuales, sin ajuste por las 26 comparaciones.</w:t>
+      <w:proofErr w:type="spellEnd"/>
+      <w:r>
+        <w:t xml:space="preserve"> se estimó mediante un </w:t>
+      </w:r>
+      <w:proofErr w:type="spellStart"/>
+      <w:r>
+        <w:t>bootstrap</w:t>
+      </w:r>
+      <w:proofErr w:type="spellEnd"/>
+      <w:r>
+        <w:t xml:space="preserve"> de bloques móviles [27,40] con 9 999 réplicas. En cada réplica se seleccionaron con reemplazo bloques de 12 meses consecutivos (siete para 2019–2025 y seis para 2019–2024), los mismos para los 26 territorios, y con las denuncias y la exposición de esos meses se recalcularon la tasa de cada territorio, la del resto del país y su razón. Cada bloque abarca un ciclo anual completo, y el remuestreo conjunto conserva la dependencia temporal dentro de cada bloque y la correspondencia entre territorios. Los intervalos de confianza al 95 % corresponden a los percentiles 2,5 y 97,5 de las réplicas y son intervalos individuales; la multiplicidad se controla en el contraste descrito a continuación.</w:t>
       </w:r>
     </w:p>
     <w:p>
@@ -1424,6 +1365,7 @@
       <w:r>
         <w:t xml:space="preserve">Para contrastar </w:t>
       </w:r>
+      <w:proofErr w:type="spellStart"/>
       <w:r>
         <w:rPr>
           <w:i/>
@@ -1437,8 +1379,17 @@
         </w:rPr>
         <w:t>u</w:t>
       </w:r>
-      <w:r>
-        <w:t xml:space="preserve"> = 1 calculamos valores p bilaterales aproximados a partir de la distribución bootstrap: duplicamos la menor de dos proporciones —las réplicas con una razón ≤ 1 y las réplicas con una razón ≥ 1—, cada una calculada como (conteo + 1)/(9 999 + 1), con un máximo de 1. A continuación aplicamos el procedimiento de Benjamini y Hochberg a las 26 comparaciones [20]. Un territorio se clasificó como de tasa </w:t>
+      <w:proofErr w:type="spellEnd"/>
+      <w:r>
+        <w:t xml:space="preserve"> = 1 calculamos valores p bilaterales aproximados a partir de la distribución </w:t>
+      </w:r>
+      <w:proofErr w:type="spellStart"/>
+      <w:r>
+        <w:t>bootstrap</w:t>
+      </w:r>
+      <w:proofErr w:type="spellEnd"/>
+      <w:r>
+        <w:t xml:space="preserve">: duplicamos la menor de dos proporciones —las réplicas con una razón ≤ 1 y las réplicas con una razón ≥ 1—, cada una calculada como (conteo + 1)/(9 999 + 1), con un máximo de 1. A continuación aplicamos el procedimiento de Benjamini y Hochberg a las 26 comparaciones [20]. Un territorio se clasificó como de tasa </w:t>
       </w:r>
       <w:r>
         <w:rPr>
@@ -1468,7 +1419,7 @@
         <w:t>no distinguible</w:t>
       </w:r>
       <w:r>
-        <w:t xml:space="preserve"> en caso contrario, es decir, cuando no se detectó una diferencia significativa. Como criterio complementario de persistencia contamos en cuántos de los siete años su tasa anual superó a la del resto, y repetimos el análisis, como sensibilidad, con el periodo consolidado 2019–2024 y con la exposición total.</w:t>
+        <w:t xml:space="preserve"> cuando el valor q fue igual o superior a 0,05. Como criterio complementario de persistencia contamos en cuántos de los siete años su tasa anual superó a la del resto, y repetimos el análisis, como sensibilidad, con el periodo consolidado 2019–2024 y con la exposición total.</w:t>
       </w:r>
     </w:p>
     <w:p>
@@ -1526,11 +1477,7 @@
         <w:t>t</w:t>
       </w:r>
       <w:r>
-        <w:t xml:space="preserve">, es decir, las denuncias </w:t>
-      </w:r>
-      <w:r>
-        <w:lastRenderedPageBreak/>
-        <w:t xml:space="preserve">registradas divididas entre la población proyectada para ese año y multiplicadas por 10 000. Para reducir la asimetría de su distribución utilizamos la </w:t>
+        <w:t xml:space="preserve">, es decir, las denuncias registradas divididas entre la población proyectada para ese año y multiplicadas por 10 000. Para reducir la asimetría de su distribución utilizamos la </w:t>
       </w:r>
       <w:r>
         <w:rPr>
@@ -1670,6 +1617,7 @@
         <w:jc w:val="both"/>
       </w:pPr>
       <w:r>
+        <w:lastRenderedPageBreak/>
         <w:t xml:space="preserve">El </w:t>
       </w:r>
       <w:r>
@@ -1998,7 +1946,7 @@
         <w:t>y</w:t>
       </w:r>
       <w:r>
-        <w:t xml:space="preserve"> en el mes actual y ese nivel: un valor positivo sitúa el mes por encima de su historia reciente y uno negativo, por debajo, en la escala transformada y no como cambio porcentual:</w:t>
+        <w:t xml:space="preserve"> en el mes actual y ese nivel: un valor positivo sitúa el mes por encima de su historia reciente y uno negativo, por debajo, ambos en la escala transformada:</w:t>
       </w:r>
     </w:p>
     <w:p>
@@ -2340,7 +2288,7 @@
         <w:t>A</w:t>
       </w:r>
       <w:r>
-        <w:t xml:space="preserve"> expresa, por tanto, cuánto se aparta un mes de su referencia estacional en unidades de la variabilidad residual del territorio; un valor alejado de cero no constituye por sí solo una anomalía estadísticamente significativa.</w:t>
+        <w:t xml:space="preserve"> expresa, por tanto, cuánto se aparta un mes de su referencia estacional en unidades de la variabilidad residual del territorio; se trata de una medida descriptiva de desviación estacional.</w:t>
       </w:r>
     </w:p>
     <w:p>
@@ -2438,11 +2386,7 @@
         <w:t>N</w:t>
       </w:r>
       <w:r>
-        <w:t xml:space="preserve">. Las variables de cada espacio se estandarizaron con la media y la desviación estándar del conjunto de entrenamiento, y esos mismos parámetros </w:t>
-      </w:r>
-      <w:r>
-        <w:lastRenderedPageBreak/>
-        <w:t xml:space="preserve">se aplicaron a las observaciones de evaluación. Este escalado es distinto de la normalización territorial de </w:t>
+        <w:t xml:space="preserve">. Las variables de cada espacio se estandarizaron con la media y la desviación estándar del conjunto de entrenamiento, y esos mismos parámetros se aplicaron a las observaciones de evaluación. Este escalado, independiente de la normalización territorial de </w:t>
       </w:r>
       <w:r>
         <w:rPr>
@@ -2452,7 +2396,7 @@
         <w:t>A</w:t>
       </w:r>
       <w:r>
-        <w:t>, de modo que los perfiles estandarizados se interpretan respecto de la distribución de entrenamiento.</w:t>
+        <w:t>, sitúa los perfiles estandarizados respecto de la distribución de entrenamiento.</w:t>
       </w:r>
     </w:p>
     <w:p>
@@ -2468,6 +2412,7 @@
           <w:sz w:val="20"/>
           <w:szCs w:val="20"/>
         </w:rPr>
+        <w:lastRenderedPageBreak/>
         <w:t>Tabla 1.</w:t>
       </w:r>
       <w:r>
@@ -2475,7 +2420,7 @@
           <w:sz w:val="20"/>
           <w:szCs w:val="20"/>
         </w:rPr>
-        <w:t xml:space="preserve"> Variables del análisis y espacios de variables. Los nombres internos del código se incluyen solo para facilitar la verificación del paquete de reproducibilidad.</w:t>
+        <w:t xml:space="preserve"> Variables y espacios de variables.</w:t>
       </w:r>
     </w:p>
     <w:tbl>
@@ -2493,13 +2438,12 @@
           <w:left w:w="10" w:type="dxa"/>
           <w:right w:w="10" w:type="dxa"/>
         </w:tblCellMar>
-        <w:tblLook w:val="0000" w:firstRow="0" w:lastRow="0" w:firstColumn="0" w:lastColumn="0" w:noHBand="0" w:noVBand="0"/>
+        <w:tblLook w:val="04A0" w:firstRow="1" w:lastRow="0" w:firstColumn="1" w:lastColumn="0" w:noHBand="0" w:noVBand="1"/>
       </w:tblPr>
       <w:tblGrid>
-        <w:gridCol w:w="2392"/>
-        <w:gridCol w:w="826"/>
-        <w:gridCol w:w="3784"/>
-        <w:gridCol w:w="2298"/>
+        <w:gridCol w:w="2900"/>
+        <w:gridCol w:w="900"/>
+        <w:gridCol w:w="5500"/>
       </w:tblGrid>
       <w:tr>
         <w:trPr>
@@ -2507,7 +2451,7 @@
         </w:trPr>
         <w:tc>
           <w:tcPr>
-            <w:tcW w:w="2400" w:type="dxa"/>
+            <w:tcW w:w="2900" w:type="dxa"/>
             <w:tcBorders>
               <w:top w:val="none" w:sz="0" w:space="0" w:color="000000"/>
               <w:left w:val="none" w:sz="0" w:space="0" w:color="000000"/>
@@ -2536,7 +2480,7 @@
         </w:tc>
         <w:tc>
           <w:tcPr>
-            <w:tcW w:w="800" w:type="dxa"/>
+            <w:tcW w:w="900" w:type="dxa"/>
             <w:tcBorders>
               <w:top w:val="none" w:sz="0" w:space="0" w:color="000000"/>
               <w:left w:val="none" w:sz="0" w:space="0" w:color="000000"/>
@@ -2568,7 +2512,7 @@
         </w:tc>
         <w:tc>
           <w:tcPr>
-            <w:tcW w:w="3800" w:type="dxa"/>
+            <w:tcW w:w="5500" w:type="dxa"/>
             <w:tcBorders>
               <w:top w:val="none" w:sz="0" w:space="0" w:color="000000"/>
               <w:left w:val="none" w:sz="0" w:space="0" w:color="000000"/>
@@ -2598,13 +2542,42 @@
             </w:r>
           </w:p>
         </w:tc>
-        <w:tc>
-          <w:tcPr>
-            <w:tcW w:w="2300" w:type="dxa"/>
-            <w:tcBorders>
-              <w:top w:val="none" w:sz="0" w:space="0" w:color="000000"/>
-              <w:left w:val="none" w:sz="0" w:space="0" w:color="000000"/>
-              <w:bottom w:val="single" w:sz="6" w:space="0" w:color="000000"/>
+      </w:tr>
+      <w:tr>
+        <w:tc>
+          <w:tcPr>
+            <w:tcW w:w="2900" w:type="dxa"/>
+            <w:tcBorders>
+              <w:top w:val="none" w:sz="0" w:space="0" w:color="000000"/>
+              <w:left w:val="none" w:sz="0" w:space="0" w:color="000000"/>
+              <w:bottom w:val="none" w:sz="0" w:space="0" w:color="000000"/>
+              <w:right w:val="none" w:sz="0" w:space="0" w:color="000000"/>
+            </w:tcBorders>
+            <w:tcMar>
+              <w:top w:w="40" w:type="dxa"/>
+              <w:left w:w="80" w:type="dxa"/>
+              <w:bottom w:w="40" w:type="dxa"/>
+              <w:right w:w="80" w:type="dxa"/>
+            </w:tcMar>
+            <w:vAlign w:val="center"/>
+          </w:tcPr>
+          <w:p>
+            <w:r>
+              <w:rPr>
+                <w:sz w:val="19"/>
+                <w:szCs w:val="19"/>
+              </w:rPr>
+              <w:t>Tasa mensual</w:t>
+            </w:r>
+          </w:p>
+        </w:tc>
+        <w:tc>
+          <w:tcPr>
+            <w:tcW w:w="900" w:type="dxa"/>
+            <w:tcBorders>
+              <w:top w:val="none" w:sz="0" w:space="0" w:color="000000"/>
+              <w:left w:val="none" w:sz="0" w:space="0" w:color="000000"/>
+              <w:bottom w:val="none" w:sz="0" w:space="0" w:color="000000"/>
               <w:right w:val="none" w:sz="0" w:space="0" w:color="000000"/>
             </w:tcBorders>
             <w:tcMar>
@@ -2621,47 +2594,18 @@
             </w:pPr>
             <w:r>
               <w:rPr>
-                <w:b/>
-                <w:bCs/>
-                <w:sz w:val="19"/>
-                <w:szCs w:val="19"/>
-              </w:rPr>
-              <w:t>Nombre en el código</w:t>
-            </w:r>
-          </w:p>
-        </w:tc>
-      </w:tr>
-      <w:tr>
-        <w:tc>
-          <w:tcPr>
-            <w:tcW w:w="2400" w:type="dxa"/>
-            <w:tcBorders>
-              <w:top w:val="none" w:sz="0" w:space="0" w:color="000000"/>
-              <w:left w:val="none" w:sz="0" w:space="0" w:color="000000"/>
-              <w:bottom w:val="none" w:sz="0" w:space="0" w:color="000000"/>
-              <w:right w:val="none" w:sz="0" w:space="0" w:color="000000"/>
-            </w:tcBorders>
-            <w:tcMar>
-              <w:top w:w="40" w:type="dxa"/>
-              <w:left w:w="80" w:type="dxa"/>
-              <w:bottom w:w="40" w:type="dxa"/>
-              <w:right w:w="80" w:type="dxa"/>
-            </w:tcMar>
-            <w:vAlign w:val="center"/>
-          </w:tcPr>
-          <w:p>
-            <w:r>
-              <w:rPr>
-                <w:sz w:val="19"/>
-                <w:szCs w:val="19"/>
-              </w:rPr>
-              <w:t>Tasa mensual</w:t>
-            </w:r>
-          </w:p>
-        </w:tc>
-        <w:tc>
-          <w:tcPr>
-            <w:tcW w:w="800" w:type="dxa"/>
+                <w:i/>
+                <w:iCs/>
+                <w:sz w:val="19"/>
+                <w:szCs w:val="19"/>
+              </w:rPr>
+              <w:t>r</w:t>
+            </w:r>
+          </w:p>
+        </w:tc>
+        <w:tc>
+          <w:tcPr>
+            <w:tcW w:w="5500" w:type="dxa"/>
             <w:tcBorders>
               <w:top w:val="none" w:sz="0" w:space="0" w:color="000000"/>
               <w:left w:val="none" w:sz="0" w:space="0" w:color="000000"/>
@@ -2682,18 +2626,45 @@
             </w:pPr>
             <w:r>
               <w:rPr>
-                <w:i/>
-                <w:iCs/>
-                <w:sz w:val="19"/>
-                <w:szCs w:val="19"/>
-              </w:rPr>
-              <w:t>r</w:t>
-            </w:r>
-          </w:p>
-        </w:tc>
-        <w:tc>
-          <w:tcPr>
-            <w:tcW w:w="3800" w:type="dxa"/>
+                <w:sz w:val="19"/>
+                <w:szCs w:val="19"/>
+              </w:rPr>
+              <w:t>Denuncias por 10 000 habitantes durante el mes</w:t>
+            </w:r>
+          </w:p>
+        </w:tc>
+      </w:tr>
+      <w:tr>
+        <w:tc>
+          <w:tcPr>
+            <w:tcW w:w="2900" w:type="dxa"/>
+            <w:tcBorders>
+              <w:top w:val="none" w:sz="0" w:space="0" w:color="000000"/>
+              <w:left w:val="none" w:sz="0" w:space="0" w:color="000000"/>
+              <w:bottom w:val="none" w:sz="0" w:space="0" w:color="000000"/>
+              <w:right w:val="none" w:sz="0" w:space="0" w:color="000000"/>
+            </w:tcBorders>
+            <w:tcMar>
+              <w:top w:w="40" w:type="dxa"/>
+              <w:left w:w="80" w:type="dxa"/>
+              <w:bottom w:w="40" w:type="dxa"/>
+              <w:right w:w="80" w:type="dxa"/>
+            </w:tcMar>
+            <w:vAlign w:val="center"/>
+          </w:tcPr>
+          <w:p>
+            <w:r>
+              <w:rPr>
+                <w:sz w:val="19"/>
+                <w:szCs w:val="19"/>
+              </w:rPr>
+              <w:t>Tasa mensual transformada</w:t>
+            </w:r>
+          </w:p>
+        </w:tc>
+        <w:tc>
+          <w:tcPr>
+            <w:tcW w:w="900" w:type="dxa"/>
             <w:tcBorders>
               <w:top w:val="none" w:sz="0" w:space="0" w:color="000000"/>
               <w:left w:val="none" w:sz="0" w:space="0" w:color="000000"/>
@@ -2714,16 +2685,18 @@
             </w:pPr>
             <w:r>
               <w:rPr>
-                <w:sz w:val="19"/>
-                <w:szCs w:val="19"/>
-              </w:rPr>
-              <w:t>Denuncias por 10 000 habitantes durante el mes</w:t>
-            </w:r>
-          </w:p>
-        </w:tc>
-        <w:tc>
-          <w:tcPr>
-            <w:tcW w:w="2300" w:type="dxa"/>
+                <w:i/>
+                <w:iCs/>
+                <w:sz w:val="19"/>
+                <w:szCs w:val="19"/>
+              </w:rPr>
+              <w:t>y</w:t>
+            </w:r>
+          </w:p>
+        </w:tc>
+        <w:tc>
+          <w:tcPr>
+            <w:tcW w:w="5500" w:type="dxa"/>
             <w:tcBorders>
               <w:top w:val="none" w:sz="0" w:space="0" w:color="000000"/>
               <w:left w:val="none" w:sz="0" w:space="0" w:color="000000"/>
@@ -2747,7 +2720,16 @@
                 <w:sz w:val="19"/>
                 <w:szCs w:val="19"/>
               </w:rPr>
-              <w:t>TASA_10K</w:t>
+              <w:t xml:space="preserve">Logaritmo natural de 1 + </w:t>
+            </w:r>
+            <w:r>
+              <w:rPr>
+                <w:i/>
+                <w:iCs/>
+                <w:sz w:val="19"/>
+                <w:szCs w:val="19"/>
+              </w:rPr>
+              <w:t>r</w:t>
             </w:r>
           </w:p>
         </w:tc>
@@ -2755,34 +2737,34 @@
       <w:tr>
         <w:tc>
           <w:tcPr>
-            <w:tcW w:w="2400" w:type="dxa"/>
-            <w:tcBorders>
-              <w:top w:val="none" w:sz="0" w:space="0" w:color="000000"/>
-              <w:left w:val="none" w:sz="0" w:space="0" w:color="000000"/>
-              <w:bottom w:val="none" w:sz="0" w:space="0" w:color="000000"/>
-              <w:right w:val="none" w:sz="0" w:space="0" w:color="000000"/>
-            </w:tcBorders>
-            <w:tcMar>
-              <w:top w:w="40" w:type="dxa"/>
-              <w:left w:w="80" w:type="dxa"/>
-              <w:bottom w:w="40" w:type="dxa"/>
-              <w:right w:w="80" w:type="dxa"/>
-            </w:tcMar>
-            <w:vAlign w:val="center"/>
-          </w:tcPr>
-          <w:p>
-            <w:r>
-              <w:rPr>
-                <w:sz w:val="19"/>
-                <w:szCs w:val="19"/>
-              </w:rPr>
-              <w:t>Tasa mensual transformada</w:t>
-            </w:r>
-          </w:p>
-        </w:tc>
-        <w:tc>
-          <w:tcPr>
-            <w:tcW w:w="800" w:type="dxa"/>
+            <w:tcW w:w="2900" w:type="dxa"/>
+            <w:tcBorders>
+              <w:top w:val="none" w:sz="0" w:space="0" w:color="000000"/>
+              <w:left w:val="none" w:sz="0" w:space="0" w:color="000000"/>
+              <w:bottom w:val="none" w:sz="0" w:space="0" w:color="000000"/>
+              <w:right w:val="none" w:sz="0" w:space="0" w:color="000000"/>
+            </w:tcBorders>
+            <w:tcMar>
+              <w:top w:w="40" w:type="dxa"/>
+              <w:left w:w="80" w:type="dxa"/>
+              <w:bottom w:w="40" w:type="dxa"/>
+              <w:right w:w="80" w:type="dxa"/>
+            </w:tcMar>
+            <w:vAlign w:val="center"/>
+          </w:tcPr>
+          <w:p>
+            <w:r>
+              <w:rPr>
+                <w:sz w:val="19"/>
+                <w:szCs w:val="19"/>
+              </w:rPr>
+              <w:t>Nivel previo</w:t>
+            </w:r>
+          </w:p>
+        </w:tc>
+        <w:tc>
+          <w:tcPr>
+            <w:tcW w:w="900" w:type="dxa"/>
             <w:tcBorders>
               <w:top w:val="none" w:sz="0" w:space="0" w:color="000000"/>
               <w:left w:val="none" w:sz="0" w:space="0" w:color="000000"/>
@@ -2808,13 +2790,13 @@
                 <w:sz w:val="19"/>
                 <w:szCs w:val="19"/>
               </w:rPr>
-              <w:t>y</w:t>
-            </w:r>
-          </w:p>
-        </w:tc>
-        <w:tc>
-          <w:tcPr>
-            <w:tcW w:w="3800" w:type="dxa"/>
+              <w:t>N</w:t>
+            </w:r>
+          </w:p>
+        </w:tc>
+        <w:tc>
+          <w:tcPr>
+            <w:tcW w:w="5500" w:type="dxa"/>
             <w:tcBorders>
               <w:top w:val="none" w:sz="0" w:space="0" w:color="000000"/>
               <w:left w:val="none" w:sz="0" w:space="0" w:color="000000"/>
@@ -2838,7 +2820,7 @@
                 <w:sz w:val="19"/>
                 <w:szCs w:val="19"/>
               </w:rPr>
-              <w:t xml:space="preserve">Logaritmo natural de 1 + </w:t>
+              <w:t xml:space="preserve">Promedio de </w:t>
             </w:r>
             <w:r>
               <w:rPr>
@@ -2847,13 +2829,49 @@
                 <w:sz w:val="19"/>
                 <w:szCs w:val="19"/>
               </w:rPr>
-              <w:t>r</w:t>
-            </w:r>
-          </w:p>
-        </w:tc>
-        <w:tc>
-          <w:tcPr>
-            <w:tcW w:w="2300" w:type="dxa"/>
+              <w:t>y</w:t>
+            </w:r>
+            <w:r>
+              <w:rPr>
+                <w:sz w:val="19"/>
+                <w:szCs w:val="19"/>
+              </w:rPr>
+              <w:t xml:space="preserve"> en los 12 meses anteriores, con al menos seis meses observados</w:t>
+            </w:r>
+          </w:p>
+        </w:tc>
+      </w:tr>
+      <w:tr>
+        <w:tc>
+          <w:tcPr>
+            <w:tcW w:w="2900" w:type="dxa"/>
+            <w:tcBorders>
+              <w:top w:val="none" w:sz="0" w:space="0" w:color="000000"/>
+              <w:left w:val="none" w:sz="0" w:space="0" w:color="000000"/>
+              <w:bottom w:val="none" w:sz="0" w:space="0" w:color="000000"/>
+              <w:right w:val="none" w:sz="0" w:space="0" w:color="000000"/>
+            </w:tcBorders>
+            <w:tcMar>
+              <w:top w:w="40" w:type="dxa"/>
+              <w:left w:w="80" w:type="dxa"/>
+              <w:bottom w:w="40" w:type="dxa"/>
+              <w:right w:w="80" w:type="dxa"/>
+            </w:tcMar>
+            <w:vAlign w:val="center"/>
+          </w:tcPr>
+          <w:p>
+            <w:r>
+              <w:rPr>
+                <w:sz w:val="19"/>
+                <w:szCs w:val="19"/>
+              </w:rPr>
+              <w:t>Cambio frente al nivel previo</w:t>
+            </w:r>
+          </w:p>
+        </w:tc>
+        <w:tc>
+          <w:tcPr>
+            <w:tcW w:w="900" w:type="dxa"/>
             <w:tcBorders>
               <w:top w:val="none" w:sz="0" w:space="0" w:color="000000"/>
               <w:left w:val="none" w:sz="0" w:space="0" w:color="000000"/>
@@ -2874,45 +2892,18 @@
             </w:pPr>
             <w:r>
               <w:rPr>
-                <w:sz w:val="19"/>
-                <w:szCs w:val="19"/>
-              </w:rPr>
-              <w:t>LOG_TASA</w:t>
-            </w:r>
-          </w:p>
-        </w:tc>
-      </w:tr>
-      <w:tr>
-        <w:tc>
-          <w:tcPr>
-            <w:tcW w:w="2400" w:type="dxa"/>
-            <w:tcBorders>
-              <w:top w:val="none" w:sz="0" w:space="0" w:color="000000"/>
-              <w:left w:val="none" w:sz="0" w:space="0" w:color="000000"/>
-              <w:bottom w:val="none" w:sz="0" w:space="0" w:color="000000"/>
-              <w:right w:val="none" w:sz="0" w:space="0" w:color="000000"/>
-            </w:tcBorders>
-            <w:tcMar>
-              <w:top w:w="40" w:type="dxa"/>
-              <w:left w:w="80" w:type="dxa"/>
-              <w:bottom w:w="40" w:type="dxa"/>
-              <w:right w:w="80" w:type="dxa"/>
-            </w:tcMar>
-            <w:vAlign w:val="center"/>
-          </w:tcPr>
-          <w:p>
-            <w:r>
-              <w:rPr>
-                <w:sz w:val="19"/>
-                <w:szCs w:val="19"/>
-              </w:rPr>
-              <w:t>Nivel previo</w:t>
-            </w:r>
-          </w:p>
-        </w:tc>
-        <w:tc>
-          <w:tcPr>
-            <w:tcW w:w="800" w:type="dxa"/>
+                <w:i/>
+                <w:iCs/>
+                <w:sz w:val="19"/>
+                <w:szCs w:val="19"/>
+              </w:rPr>
+              <w:t>C</w:t>
+            </w:r>
+          </w:p>
+        </w:tc>
+        <w:tc>
+          <w:tcPr>
+            <w:tcW w:w="5500" w:type="dxa"/>
             <w:tcBorders>
               <w:top w:val="none" w:sz="0" w:space="0" w:color="000000"/>
               <w:left w:val="none" w:sz="0" w:space="0" w:color="000000"/>
@@ -2933,18 +2924,70 @@
             </w:pPr>
             <w:r>
               <w:rPr>
+                <w:sz w:val="19"/>
+                <w:szCs w:val="19"/>
+              </w:rPr>
+              <w:t xml:space="preserve">Diferencia entre </w:t>
+            </w:r>
+            <w:r>
+              <w:rPr>
                 <w:i/>
                 <w:iCs/>
                 <w:sz w:val="19"/>
                 <w:szCs w:val="19"/>
               </w:rPr>
+              <w:t>y</w:t>
+            </w:r>
+            <w:r>
+              <w:rPr>
+                <w:sz w:val="19"/>
+                <w:szCs w:val="19"/>
+              </w:rPr>
+              <w:t xml:space="preserve"> del mes actual y </w:t>
+            </w:r>
+            <w:r>
+              <w:rPr>
+                <w:i/>
+                <w:iCs/>
+                <w:sz w:val="19"/>
+                <w:szCs w:val="19"/>
+              </w:rPr>
               <w:t>N</w:t>
             </w:r>
           </w:p>
         </w:tc>
-        <w:tc>
-          <w:tcPr>
-            <w:tcW w:w="3800" w:type="dxa"/>
+      </w:tr>
+      <w:tr>
+        <w:tc>
+          <w:tcPr>
+            <w:tcW w:w="2900" w:type="dxa"/>
+            <w:tcBorders>
+              <w:top w:val="none" w:sz="0" w:space="0" w:color="000000"/>
+              <w:left w:val="none" w:sz="0" w:space="0" w:color="000000"/>
+              <w:bottom w:val="none" w:sz="0" w:space="0" w:color="000000"/>
+              <w:right w:val="none" w:sz="0" w:space="0" w:color="000000"/>
+            </w:tcBorders>
+            <w:tcMar>
+              <w:top w:w="40" w:type="dxa"/>
+              <w:left w:w="80" w:type="dxa"/>
+              <w:bottom w:w="40" w:type="dxa"/>
+              <w:right w:w="80" w:type="dxa"/>
+            </w:tcMar>
+            <w:vAlign w:val="center"/>
+          </w:tcPr>
+          <w:p>
+            <w:r>
+              <w:rPr>
+                <w:sz w:val="19"/>
+                <w:szCs w:val="19"/>
+              </w:rPr>
+              <w:t>Anomalía estacional</w:t>
+            </w:r>
+          </w:p>
+        </w:tc>
+        <w:tc>
+          <w:tcPr>
+            <w:tcW w:w="900" w:type="dxa"/>
             <w:tcBorders>
               <w:top w:val="none" w:sz="0" w:space="0" w:color="000000"/>
               <w:left w:val="none" w:sz="0" w:space="0" w:color="000000"/>
@@ -2965,32 +3008,18 @@
             </w:pPr>
             <w:r>
               <w:rPr>
-                <w:sz w:val="19"/>
-                <w:szCs w:val="19"/>
-              </w:rPr>
-              <w:t xml:space="preserve">Promedio de </w:t>
-            </w:r>
-            <w:r>
-              <w:rPr>
                 <w:i/>
                 <w:iCs/>
                 <w:sz w:val="19"/>
                 <w:szCs w:val="19"/>
               </w:rPr>
-              <w:t>y</w:t>
-            </w:r>
-            <w:r>
-              <w:rPr>
-                <w:sz w:val="19"/>
-                <w:szCs w:val="19"/>
-              </w:rPr>
-              <w:t xml:space="preserve"> en los 12 meses anteriores, con al menos seis meses observados</w:t>
-            </w:r>
-          </w:p>
-        </w:tc>
-        <w:tc>
-          <w:tcPr>
-            <w:tcW w:w="2300" w:type="dxa"/>
+              <w:t>A</w:t>
+            </w:r>
+          </w:p>
+        </w:tc>
+        <w:tc>
+          <w:tcPr>
+            <w:tcW w:w="5500" w:type="dxa"/>
             <w:tcBorders>
               <w:top w:val="none" w:sz="0" w:space="0" w:color="000000"/>
               <w:left w:val="none" w:sz="0" w:space="0" w:color="000000"/>
@@ -3014,7 +3043,23 @@
                 <w:sz w:val="19"/>
                 <w:szCs w:val="19"/>
               </w:rPr>
-              <w:t>NIVEL_PREV12</w:t>
+              <w:t xml:space="preserve">Diferencia respecto de la media estacional de </w:t>
+            </w:r>
+            <w:r>
+              <w:rPr>
+                <w:i/>
+                <w:iCs/>
+                <w:sz w:val="19"/>
+                <w:szCs w:val="19"/>
+              </w:rPr>
+              <w:t>y</w:t>
+            </w:r>
+            <w:r>
+              <w:rPr>
+                <w:sz w:val="19"/>
+                <w:szCs w:val="19"/>
+              </w:rPr>
+              <w:t>, dividida entre la desviación estándar residual del territorio</w:t>
             </w:r>
           </w:p>
         </w:tc>
@@ -3022,34 +3067,34 @@
       <w:tr>
         <w:tc>
           <w:tcPr>
-            <w:tcW w:w="2400" w:type="dxa"/>
-            <w:tcBorders>
-              <w:top w:val="none" w:sz="0" w:space="0" w:color="000000"/>
-              <w:left w:val="none" w:sz="0" w:space="0" w:color="000000"/>
-              <w:bottom w:val="none" w:sz="0" w:space="0" w:color="000000"/>
-              <w:right w:val="none" w:sz="0" w:space="0" w:color="000000"/>
-            </w:tcBorders>
-            <w:tcMar>
-              <w:top w:w="40" w:type="dxa"/>
-              <w:left w:w="80" w:type="dxa"/>
-              <w:bottom w:w="40" w:type="dxa"/>
-              <w:right w:w="80" w:type="dxa"/>
-            </w:tcMar>
-            <w:vAlign w:val="center"/>
-          </w:tcPr>
-          <w:p>
-            <w:r>
-              <w:rPr>
-                <w:sz w:val="19"/>
-                <w:szCs w:val="19"/>
-              </w:rPr>
-              <w:t>Cambio frente al nivel previo</w:t>
-            </w:r>
-          </w:p>
-        </w:tc>
-        <w:tc>
-          <w:tcPr>
-            <w:tcW w:w="800" w:type="dxa"/>
+            <w:tcW w:w="2900" w:type="dxa"/>
+            <w:tcBorders>
+              <w:top w:val="none" w:sz="0" w:space="0" w:color="000000"/>
+              <w:left w:val="none" w:sz="0" w:space="0" w:color="000000"/>
+              <w:bottom w:val="none" w:sz="0" w:space="0" w:color="000000"/>
+              <w:right w:val="none" w:sz="0" w:space="0" w:color="000000"/>
+            </w:tcBorders>
+            <w:tcMar>
+              <w:top w:w="40" w:type="dxa"/>
+              <w:left w:w="80" w:type="dxa"/>
+              <w:bottom w:w="40" w:type="dxa"/>
+              <w:right w:w="80" w:type="dxa"/>
+            </w:tcMar>
+            <w:vAlign w:val="center"/>
+          </w:tcPr>
+          <w:p>
+            <w:r>
+              <w:rPr>
+                <w:sz w:val="19"/>
+                <w:szCs w:val="19"/>
+              </w:rPr>
+              <w:t>Peso del territorio en el registro</w:t>
+            </w:r>
+          </w:p>
+        </w:tc>
+        <w:tc>
+          <w:tcPr>
+            <w:tcW w:w="900" w:type="dxa"/>
             <w:tcBorders>
               <w:top w:val="none" w:sz="0" w:space="0" w:color="000000"/>
               <w:left w:val="none" w:sz="0" w:space="0" w:color="000000"/>
@@ -3075,13 +3120,13 @@
                 <w:sz w:val="19"/>
                 <w:szCs w:val="19"/>
               </w:rPr>
-              <w:t>C</w:t>
-            </w:r>
-          </w:p>
-        </w:tc>
-        <w:tc>
-          <w:tcPr>
-            <w:tcW w:w="3800" w:type="dxa"/>
+              <w:t>P</w:t>
+            </w:r>
+          </w:p>
+        </w:tc>
+        <w:tc>
+          <w:tcPr>
+            <w:tcW w:w="5500" w:type="dxa"/>
             <w:tcBorders>
               <w:top w:val="none" w:sz="0" w:space="0" w:color="000000"/>
               <w:left w:val="none" w:sz="0" w:space="0" w:color="000000"/>
@@ -3105,40 +3150,46 @@
                 <w:sz w:val="19"/>
                 <w:szCs w:val="19"/>
               </w:rPr>
-              <w:t xml:space="preserve">Diferencia entre </w:t>
-            </w:r>
-            <w:r>
-              <w:rPr>
-                <w:i/>
-                <w:iCs/>
-                <w:sz w:val="19"/>
-                <w:szCs w:val="19"/>
-              </w:rPr>
-              <w:t>y</w:t>
-            </w:r>
-            <w:r>
-              <w:rPr>
-                <w:sz w:val="19"/>
-                <w:szCs w:val="19"/>
-              </w:rPr>
-              <w:t xml:space="preserve"> del mes actual y </w:t>
-            </w:r>
-            <w:r>
-              <w:rPr>
-                <w:i/>
-                <w:iCs/>
-                <w:sz w:val="19"/>
-                <w:szCs w:val="19"/>
-              </w:rPr>
-              <w:t>N</w:t>
-            </w:r>
-          </w:p>
-        </w:tc>
-        <w:tc>
-          <w:tcPr>
-            <w:tcW w:w="2300" w:type="dxa"/>
-            <w:tcBorders>
-              <w:top w:val="none" w:sz="0" w:space="0" w:color="000000"/>
+              <w:t>Proporción de denuncias (panel) o de filas (celdas) del territorio; solo en especificaciones de sensibilidad</w:t>
+            </w:r>
+          </w:p>
+        </w:tc>
+      </w:tr>
+      <w:tr>
+        <w:tc>
+          <w:tcPr>
+            <w:tcW w:w="2900" w:type="dxa"/>
+            <w:tcBorders>
+              <w:top w:val="single" w:sz="4" w:space="0" w:color="000000"/>
+              <w:left w:val="none" w:sz="0" w:space="0" w:color="000000"/>
+              <w:bottom w:val="none" w:sz="0" w:space="0" w:color="000000"/>
+              <w:right w:val="none" w:sz="0" w:space="0" w:color="000000"/>
+            </w:tcBorders>
+            <w:tcMar>
+              <w:top w:w="40" w:type="dxa"/>
+              <w:left w:w="80" w:type="dxa"/>
+              <w:bottom w:w="40" w:type="dxa"/>
+              <w:right w:w="80" w:type="dxa"/>
+            </w:tcMar>
+            <w:vAlign w:val="center"/>
+          </w:tcPr>
+          <w:p>
+            <w:r>
+              <w:rPr>
+                <w:b/>
+                <w:bCs/>
+                <w:sz w:val="19"/>
+                <w:szCs w:val="19"/>
+              </w:rPr>
+              <w:t>Espacio</w:t>
+            </w:r>
+          </w:p>
+        </w:tc>
+        <w:tc>
+          <w:tcPr>
+            <w:tcW w:w="900" w:type="dxa"/>
+            <w:tcBorders>
+              <w:top w:val="single" w:sz="4" w:space="0" w:color="000000"/>
               <w:left w:val="none" w:sz="0" w:space="0" w:color="000000"/>
               <w:bottom w:val="none" w:sz="0" w:space="0" w:color="000000"/>
               <w:right w:val="none" w:sz="0" w:space="0" w:color="000000"/>
@@ -3155,49 +3206,13 @@
             <w:pPr>
               <w:jc w:val="center"/>
             </w:pPr>
-            <w:r>
-              <w:rPr>
-                <w:sz w:val="19"/>
-                <w:szCs w:val="19"/>
-              </w:rPr>
-              <w:t>CAMBIO_12M</w:t>
-            </w:r>
-          </w:p>
-        </w:tc>
-      </w:tr>
-      <w:tr>
-        <w:tc>
-          <w:tcPr>
-            <w:tcW w:w="2400" w:type="dxa"/>
-            <w:tcBorders>
-              <w:top w:val="none" w:sz="0" w:space="0" w:color="000000"/>
-              <w:left w:val="none" w:sz="0" w:space="0" w:color="000000"/>
-              <w:bottom w:val="none" w:sz="0" w:space="0" w:color="000000"/>
-              <w:right w:val="none" w:sz="0" w:space="0" w:color="000000"/>
-            </w:tcBorders>
-            <w:tcMar>
-              <w:top w:w="40" w:type="dxa"/>
-              <w:left w:w="80" w:type="dxa"/>
-              <w:bottom w:w="40" w:type="dxa"/>
-              <w:right w:w="80" w:type="dxa"/>
-            </w:tcMar>
-            <w:vAlign w:val="center"/>
-          </w:tcPr>
-          <w:p>
-            <w:r>
-              <w:rPr>
-                <w:sz w:val="19"/>
-                <w:szCs w:val="19"/>
-              </w:rPr>
-              <w:t>Anomalía estacional</w:t>
-            </w:r>
-          </w:p>
-        </w:tc>
-        <w:tc>
-          <w:tcPr>
-            <w:tcW w:w="800" w:type="dxa"/>
-            <w:tcBorders>
-              <w:top w:val="none" w:sz="0" w:space="0" w:color="000000"/>
+          </w:p>
+        </w:tc>
+        <w:tc>
+          <w:tcPr>
+            <w:tcW w:w="5500" w:type="dxa"/>
+            <w:tcBorders>
+              <w:top w:val="single" w:sz="4" w:space="0" w:color="000000"/>
               <w:left w:val="none" w:sz="0" w:space="0" w:color="000000"/>
               <w:bottom w:val="none" w:sz="0" w:space="0" w:color="000000"/>
               <w:right w:val="none" w:sz="0" w:space="0" w:color="000000"/>
@@ -3216,18 +3231,47 @@
             </w:pPr>
             <w:r>
               <w:rPr>
-                <w:i/>
-                <w:iCs/>
-                <w:sz w:val="19"/>
-                <w:szCs w:val="19"/>
-              </w:rPr>
-              <w:t>A</w:t>
-            </w:r>
-          </w:p>
-        </w:tc>
-        <w:tc>
-          <w:tcPr>
-            <w:tcW w:w="3800" w:type="dxa"/>
+                <w:b/>
+                <w:bCs/>
+                <w:sz w:val="19"/>
+                <w:szCs w:val="19"/>
+              </w:rPr>
+              <w:t>Variables incluidas</w:t>
+            </w:r>
+          </w:p>
+        </w:tc>
+      </w:tr>
+      <w:tr>
+        <w:tc>
+          <w:tcPr>
+            <w:tcW w:w="2900" w:type="dxa"/>
+            <w:tcBorders>
+              <w:top w:val="none" w:sz="0" w:space="0" w:color="000000"/>
+              <w:left w:val="none" w:sz="0" w:space="0" w:color="000000"/>
+              <w:bottom w:val="none" w:sz="0" w:space="0" w:color="000000"/>
+              <w:right w:val="none" w:sz="0" w:space="0" w:color="000000"/>
+            </w:tcBorders>
+            <w:tcMar>
+              <w:top w:w="40" w:type="dxa"/>
+              <w:left w:w="80" w:type="dxa"/>
+              <w:bottom w:w="40" w:type="dxa"/>
+              <w:right w:w="80" w:type="dxa"/>
+            </w:tcMar>
+            <w:vAlign w:val="center"/>
+          </w:tcPr>
+          <w:p>
+            <w:r>
+              <w:rPr>
+                <w:sz w:val="19"/>
+                <w:szCs w:val="19"/>
+              </w:rPr>
+              <w:t>Relativo (E1)</w:t>
+            </w:r>
+          </w:p>
+        </w:tc>
+        <w:tc>
+          <w:tcPr>
+            <w:tcW w:w="900" w:type="dxa"/>
             <w:tcBorders>
               <w:top w:val="none" w:sz="0" w:space="0" w:color="000000"/>
               <w:left w:val="none" w:sz="0" w:space="0" w:color="000000"/>
@@ -3246,34 +3290,11 @@
             <w:pPr>
               <w:jc w:val="center"/>
             </w:pPr>
-            <w:r>
-              <w:rPr>
-                <w:sz w:val="19"/>
-                <w:szCs w:val="19"/>
-              </w:rPr>
-              <w:t xml:space="preserve">Diferencia respecto de la media estacional de </w:t>
-            </w:r>
-            <w:r>
-              <w:rPr>
-                <w:i/>
-                <w:iCs/>
-                <w:sz w:val="19"/>
-                <w:szCs w:val="19"/>
-              </w:rPr>
-              <w:t>y</w:t>
-            </w:r>
-            <w:r>
-              <w:rPr>
-                <w:sz w:val="19"/>
-                <w:szCs w:val="19"/>
-              </w:rPr>
-              <w:t>, dividida entre la desviación estándar residual del territorio</w:t>
-            </w:r>
-          </w:p>
-        </w:tc>
-        <w:tc>
-          <w:tcPr>
-            <w:tcW w:w="2300" w:type="dxa"/>
+          </w:p>
+        </w:tc>
+        <w:tc>
+          <w:tcPr>
+            <w:tcW w:w="5500" w:type="dxa"/>
             <w:tcBorders>
               <w:top w:val="none" w:sz="0" w:space="0" w:color="000000"/>
               <w:left w:val="none" w:sz="0" w:space="0" w:color="000000"/>
@@ -3294,10 +3315,28 @@
             </w:pPr>
             <w:r>
               <w:rPr>
-                <w:sz w:val="19"/>
-                <w:szCs w:val="19"/>
-              </w:rPr>
-              <w:t>ANOMALIA</w:t>
+                <w:i/>
+                <w:iCs/>
+                <w:sz w:val="19"/>
+                <w:szCs w:val="19"/>
+              </w:rPr>
+              <w:t>A</w:t>
+            </w:r>
+            <w:r>
+              <w:rPr>
+                <w:sz w:val="19"/>
+                <w:szCs w:val="19"/>
+              </w:rPr>
+              <w:t xml:space="preserve">, </w:t>
+            </w:r>
+            <w:r>
+              <w:rPr>
+                <w:i/>
+                <w:iCs/>
+                <w:sz w:val="19"/>
+                <w:szCs w:val="19"/>
+              </w:rPr>
+              <w:t>C</w:t>
             </w:r>
           </w:p>
         </w:tc>
@@ -3305,34 +3344,34 @@
       <w:tr>
         <w:tc>
           <w:tcPr>
-            <w:tcW w:w="2400" w:type="dxa"/>
-            <w:tcBorders>
-              <w:top w:val="none" w:sz="0" w:space="0" w:color="000000"/>
-              <w:left w:val="none" w:sz="0" w:space="0" w:color="000000"/>
-              <w:bottom w:val="none" w:sz="0" w:space="0" w:color="000000"/>
-              <w:right w:val="none" w:sz="0" w:space="0" w:color="000000"/>
-            </w:tcBorders>
-            <w:tcMar>
-              <w:top w:w="40" w:type="dxa"/>
-              <w:left w:w="80" w:type="dxa"/>
-              <w:bottom w:w="40" w:type="dxa"/>
-              <w:right w:w="80" w:type="dxa"/>
-            </w:tcMar>
-            <w:vAlign w:val="center"/>
-          </w:tcPr>
-          <w:p>
-            <w:r>
-              <w:rPr>
-                <w:sz w:val="19"/>
-                <w:szCs w:val="19"/>
-              </w:rPr>
-              <w:t>Participación territorial en el registro</w:t>
-            </w:r>
-          </w:p>
-        </w:tc>
-        <w:tc>
-          <w:tcPr>
-            <w:tcW w:w="800" w:type="dxa"/>
+            <w:tcW w:w="2900" w:type="dxa"/>
+            <w:tcBorders>
+              <w:top w:val="none" w:sz="0" w:space="0" w:color="000000"/>
+              <w:left w:val="none" w:sz="0" w:space="0" w:color="000000"/>
+              <w:bottom w:val="none" w:sz="0" w:space="0" w:color="000000"/>
+              <w:right w:val="none" w:sz="0" w:space="0" w:color="000000"/>
+            </w:tcBorders>
+            <w:tcMar>
+              <w:top w:w="40" w:type="dxa"/>
+              <w:left w:w="80" w:type="dxa"/>
+              <w:bottom w:w="40" w:type="dxa"/>
+              <w:right w:w="80" w:type="dxa"/>
+            </w:tcMar>
+            <w:vAlign w:val="center"/>
+          </w:tcPr>
+          <w:p>
+            <w:r>
+              <w:rPr>
+                <w:sz w:val="19"/>
+                <w:szCs w:val="19"/>
+              </w:rPr>
+              <w:t>Mixto (E2, principal)</w:t>
+            </w:r>
+          </w:p>
+        </w:tc>
+        <w:tc>
+          <w:tcPr>
+            <w:tcW w:w="900" w:type="dxa"/>
             <w:tcBorders>
               <w:top w:val="none" w:sz="0" w:space="0" w:color="000000"/>
               <w:left w:val="none" w:sz="0" w:space="0" w:color="000000"/>
@@ -3351,20 +3390,11 @@
             <w:pPr>
               <w:jc w:val="center"/>
             </w:pPr>
-            <w:r>
-              <w:rPr>
-                <w:i/>
-                <w:iCs/>
-                <w:sz w:val="19"/>
-                <w:szCs w:val="19"/>
-              </w:rPr>
-              <w:t>P</w:t>
-            </w:r>
-          </w:p>
-        </w:tc>
-        <w:tc>
-          <w:tcPr>
-            <w:tcW w:w="3800" w:type="dxa"/>
+          </w:p>
+        </w:tc>
+        <w:tc>
+          <w:tcPr>
+            <w:tcW w:w="5500" w:type="dxa"/>
             <w:tcBorders>
               <w:top w:val="none" w:sz="0" w:space="0" w:color="000000"/>
               <w:left w:val="none" w:sz="0" w:space="0" w:color="000000"/>
@@ -3385,16 +3415,79 @@
             </w:pPr>
             <w:r>
               <w:rPr>
-                <w:sz w:val="19"/>
-                <w:szCs w:val="19"/>
-              </w:rPr>
-              <w:t>Proporción de denuncias (panel) o de filas (celdas) del territorio; solo en especificaciones de sensibilidad</w:t>
-            </w:r>
-          </w:p>
-        </w:tc>
-        <w:tc>
-          <w:tcPr>
-            <w:tcW w:w="2300" w:type="dxa"/>
+                <w:i/>
+                <w:iCs/>
+                <w:sz w:val="19"/>
+                <w:szCs w:val="19"/>
+              </w:rPr>
+              <w:t>A</w:t>
+            </w:r>
+            <w:r>
+              <w:rPr>
+                <w:sz w:val="19"/>
+                <w:szCs w:val="19"/>
+              </w:rPr>
+              <w:t xml:space="preserve">, </w:t>
+            </w:r>
+            <w:r>
+              <w:rPr>
+                <w:i/>
+                <w:iCs/>
+                <w:sz w:val="19"/>
+                <w:szCs w:val="19"/>
+              </w:rPr>
+              <w:t>C</w:t>
+            </w:r>
+            <w:r>
+              <w:rPr>
+                <w:sz w:val="19"/>
+                <w:szCs w:val="19"/>
+              </w:rPr>
+              <w:t xml:space="preserve">, </w:t>
+            </w:r>
+            <w:r>
+              <w:rPr>
+                <w:i/>
+                <w:iCs/>
+                <w:sz w:val="19"/>
+                <w:szCs w:val="19"/>
+              </w:rPr>
+              <w:t>N</w:t>
+            </w:r>
+          </w:p>
+        </w:tc>
+      </w:tr>
+      <w:tr>
+        <w:tc>
+          <w:tcPr>
+            <w:tcW w:w="2900" w:type="dxa"/>
+            <w:tcBorders>
+              <w:top w:val="none" w:sz="0" w:space="0" w:color="000000"/>
+              <w:left w:val="none" w:sz="0" w:space="0" w:color="000000"/>
+              <w:bottom w:val="none" w:sz="0" w:space="0" w:color="000000"/>
+              <w:right w:val="none" w:sz="0" w:space="0" w:color="000000"/>
+            </w:tcBorders>
+            <w:tcMar>
+              <w:top w:w="40" w:type="dxa"/>
+              <w:left w:w="80" w:type="dxa"/>
+              <w:bottom w:w="40" w:type="dxa"/>
+              <w:right w:w="80" w:type="dxa"/>
+            </w:tcMar>
+            <w:vAlign w:val="center"/>
+          </w:tcPr>
+          <w:p>
+            <w:r>
+              <w:rPr>
+                <w:sz w:val="19"/>
+                <w:szCs w:val="19"/>
+              </w:rPr>
+              <w:t>De nivel (E3)</w:t>
+            </w:r>
+          </w:p>
+        </w:tc>
+        <w:tc>
+          <w:tcPr>
+            <w:tcW w:w="900" w:type="dxa"/>
             <w:tcBorders>
               <w:top w:val="none" w:sz="0" w:space="0" w:color="000000"/>
               <w:left w:val="none" w:sz="0" w:space="0" w:color="000000"/>
@@ -3413,51 +3506,13 @@
             <w:pPr>
               <w:jc w:val="center"/>
             </w:pPr>
-            <w:r>
-              <w:rPr>
-                <w:sz w:val="19"/>
-                <w:szCs w:val="19"/>
-              </w:rPr>
-              <w:t>DPTO_ID</w:t>
-            </w:r>
-          </w:p>
-        </w:tc>
-      </w:tr>
-      <w:tr>
-        <w:tc>
-          <w:tcPr>
-            <w:tcW w:w="2400" w:type="dxa"/>
-            <w:tcBorders>
-              <w:top w:val="single" w:sz="4" w:space="0" w:color="000000"/>
-              <w:left w:val="none" w:sz="0" w:space="0" w:color="000000"/>
-              <w:bottom w:val="none" w:sz="0" w:space="0" w:color="000000"/>
-              <w:right w:val="none" w:sz="0" w:space="0" w:color="000000"/>
-            </w:tcBorders>
-            <w:tcMar>
-              <w:top w:w="40" w:type="dxa"/>
-              <w:left w:w="80" w:type="dxa"/>
-              <w:bottom w:w="40" w:type="dxa"/>
-              <w:right w:w="80" w:type="dxa"/>
-            </w:tcMar>
-            <w:vAlign w:val="center"/>
-          </w:tcPr>
-          <w:p>
-            <w:r>
-              <w:rPr>
-                <w:b/>
-                <w:bCs/>
-                <w:sz w:val="19"/>
-                <w:szCs w:val="19"/>
-              </w:rPr>
-              <w:t>Espacio</w:t>
-            </w:r>
-          </w:p>
-        </w:tc>
-        <w:tc>
-          <w:tcPr>
-            <w:tcW w:w="800" w:type="dxa"/>
-            <w:tcBorders>
-              <w:top w:val="single" w:sz="4" w:space="0" w:color="000000"/>
+          </w:p>
+        </w:tc>
+        <w:tc>
+          <w:tcPr>
+            <w:tcW w:w="5500" w:type="dxa"/>
+            <w:tcBorders>
+              <w:top w:val="none" w:sz="0" w:space="0" w:color="000000"/>
               <w:left w:val="none" w:sz="0" w:space="0" w:color="000000"/>
               <w:bottom w:val="none" w:sz="0" w:space="0" w:color="000000"/>
               <w:right w:val="none" w:sz="0" w:space="0" w:color="000000"/>
@@ -3474,136 +3529,6 @@
             <w:pPr>
               <w:jc w:val="center"/>
             </w:pPr>
-          </w:p>
-        </w:tc>
-        <w:tc>
-          <w:tcPr>
-            <w:tcW w:w="3800" w:type="dxa"/>
-            <w:tcBorders>
-              <w:top w:val="single" w:sz="4" w:space="0" w:color="000000"/>
-              <w:left w:val="none" w:sz="0" w:space="0" w:color="000000"/>
-              <w:bottom w:val="none" w:sz="0" w:space="0" w:color="000000"/>
-              <w:right w:val="none" w:sz="0" w:space="0" w:color="000000"/>
-            </w:tcBorders>
-            <w:tcMar>
-              <w:top w:w="40" w:type="dxa"/>
-              <w:left w:w="80" w:type="dxa"/>
-              <w:bottom w:w="40" w:type="dxa"/>
-              <w:right w:w="80" w:type="dxa"/>
-            </w:tcMar>
-            <w:vAlign w:val="center"/>
-          </w:tcPr>
-          <w:p>
-            <w:pPr>
-              <w:jc w:val="center"/>
-            </w:pPr>
-            <w:r>
-              <w:rPr>
-                <w:b/>
-                <w:bCs/>
-                <w:sz w:val="19"/>
-                <w:szCs w:val="19"/>
-              </w:rPr>
-              <w:t>Variables incluidas</w:t>
-            </w:r>
-          </w:p>
-        </w:tc>
-        <w:tc>
-          <w:tcPr>
-            <w:tcW w:w="2300" w:type="dxa"/>
-            <w:tcBorders>
-              <w:top w:val="single" w:sz="4" w:space="0" w:color="000000"/>
-              <w:left w:val="none" w:sz="0" w:space="0" w:color="000000"/>
-              <w:bottom w:val="none" w:sz="0" w:space="0" w:color="000000"/>
-              <w:right w:val="none" w:sz="0" w:space="0" w:color="000000"/>
-            </w:tcBorders>
-            <w:tcMar>
-              <w:top w:w="40" w:type="dxa"/>
-              <w:left w:w="80" w:type="dxa"/>
-              <w:bottom w:w="40" w:type="dxa"/>
-              <w:right w:w="80" w:type="dxa"/>
-            </w:tcMar>
-            <w:vAlign w:val="center"/>
-          </w:tcPr>
-          <w:p>
-            <w:pPr>
-              <w:jc w:val="center"/>
-            </w:pPr>
-          </w:p>
-        </w:tc>
-      </w:tr>
-      <w:tr>
-        <w:tc>
-          <w:tcPr>
-            <w:tcW w:w="2400" w:type="dxa"/>
-            <w:tcBorders>
-              <w:top w:val="none" w:sz="0" w:space="0" w:color="000000"/>
-              <w:left w:val="none" w:sz="0" w:space="0" w:color="000000"/>
-              <w:bottom w:val="none" w:sz="0" w:space="0" w:color="000000"/>
-              <w:right w:val="none" w:sz="0" w:space="0" w:color="000000"/>
-            </w:tcBorders>
-            <w:tcMar>
-              <w:top w:w="40" w:type="dxa"/>
-              <w:left w:w="80" w:type="dxa"/>
-              <w:bottom w:w="40" w:type="dxa"/>
-              <w:right w:w="80" w:type="dxa"/>
-            </w:tcMar>
-            <w:vAlign w:val="center"/>
-          </w:tcPr>
-          <w:p>
-            <w:r>
-              <w:rPr>
-                <w:sz w:val="19"/>
-                <w:szCs w:val="19"/>
-              </w:rPr>
-              <w:t>Relativo (E1)</w:t>
-            </w:r>
-          </w:p>
-        </w:tc>
-        <w:tc>
-          <w:tcPr>
-            <w:tcW w:w="800" w:type="dxa"/>
-            <w:tcBorders>
-              <w:top w:val="none" w:sz="0" w:space="0" w:color="000000"/>
-              <w:left w:val="none" w:sz="0" w:space="0" w:color="000000"/>
-              <w:bottom w:val="none" w:sz="0" w:space="0" w:color="000000"/>
-              <w:right w:val="none" w:sz="0" w:space="0" w:color="000000"/>
-            </w:tcBorders>
-            <w:tcMar>
-              <w:top w:w="40" w:type="dxa"/>
-              <w:left w:w="80" w:type="dxa"/>
-              <w:bottom w:w="40" w:type="dxa"/>
-              <w:right w:w="80" w:type="dxa"/>
-            </w:tcMar>
-            <w:vAlign w:val="center"/>
-          </w:tcPr>
-          <w:p>
-            <w:pPr>
-              <w:jc w:val="center"/>
-            </w:pPr>
-          </w:p>
-        </w:tc>
-        <w:tc>
-          <w:tcPr>
-            <w:tcW w:w="3800" w:type="dxa"/>
-            <w:tcBorders>
-              <w:top w:val="none" w:sz="0" w:space="0" w:color="000000"/>
-              <w:left w:val="none" w:sz="0" w:space="0" w:color="000000"/>
-              <w:bottom w:val="none" w:sz="0" w:space="0" w:color="000000"/>
-              <w:right w:val="none" w:sz="0" w:space="0" w:color="000000"/>
-            </w:tcBorders>
-            <w:tcMar>
-              <w:top w:w="40" w:type="dxa"/>
-              <w:left w:w="80" w:type="dxa"/>
-              <w:bottom w:w="40" w:type="dxa"/>
-              <w:right w:w="80" w:type="dxa"/>
-            </w:tcMar>
-            <w:vAlign w:val="center"/>
-          </w:tcPr>
-          <w:p>
-            <w:pPr>
-              <w:jc w:val="center"/>
-            </w:pPr>
             <w:r>
               <w:rPr>
                 <w:i/>
@@ -3611,7 +3536,7 @@
                 <w:sz w:val="19"/>
                 <w:szCs w:val="19"/>
               </w:rPr>
-              <w:t>A</w:t>
+              <w:t>y</w:t>
             </w:r>
             <w:r>
               <w:rPr>
@@ -3627,313 +3552,7 @@
                 <w:sz w:val="19"/>
                 <w:szCs w:val="19"/>
               </w:rPr>
-              <w:t>C</w:t>
-            </w:r>
-          </w:p>
-        </w:tc>
-        <w:tc>
-          <w:tcPr>
-            <w:tcW w:w="2300" w:type="dxa"/>
-            <w:tcBorders>
-              <w:top w:val="none" w:sz="0" w:space="0" w:color="000000"/>
-              <w:left w:val="none" w:sz="0" w:space="0" w:color="000000"/>
-              <w:bottom w:val="none" w:sz="0" w:space="0" w:color="000000"/>
-              <w:right w:val="none" w:sz="0" w:space="0" w:color="000000"/>
-            </w:tcBorders>
-            <w:tcMar>
-              <w:top w:w="40" w:type="dxa"/>
-              <w:left w:w="80" w:type="dxa"/>
-              <w:bottom w:w="40" w:type="dxa"/>
-              <w:right w:w="80" w:type="dxa"/>
-            </w:tcMar>
-            <w:vAlign w:val="center"/>
-          </w:tcPr>
-          <w:p>
-            <w:pPr>
-              <w:jc w:val="center"/>
-            </w:pPr>
-            <w:r>
-              <w:rPr>
-                <w:sz w:val="19"/>
-                <w:szCs w:val="19"/>
-              </w:rPr>
-              <w:t>E1_relativo</w:t>
-            </w:r>
-          </w:p>
-        </w:tc>
-      </w:tr>
-      <w:tr>
-        <w:tc>
-          <w:tcPr>
-            <w:tcW w:w="2400" w:type="dxa"/>
-            <w:tcBorders>
-              <w:top w:val="none" w:sz="0" w:space="0" w:color="000000"/>
-              <w:left w:val="none" w:sz="0" w:space="0" w:color="000000"/>
-              <w:bottom w:val="none" w:sz="0" w:space="0" w:color="000000"/>
-              <w:right w:val="none" w:sz="0" w:space="0" w:color="000000"/>
-            </w:tcBorders>
-            <w:tcMar>
-              <w:top w:w="40" w:type="dxa"/>
-              <w:left w:w="80" w:type="dxa"/>
-              <w:bottom w:w="40" w:type="dxa"/>
-              <w:right w:w="80" w:type="dxa"/>
-            </w:tcMar>
-            <w:vAlign w:val="center"/>
-          </w:tcPr>
-          <w:p>
-            <w:r>
-              <w:rPr>
-                <w:sz w:val="19"/>
-                <w:szCs w:val="19"/>
-              </w:rPr>
-              <w:t>Mixto (E2, principal)</w:t>
-            </w:r>
-          </w:p>
-        </w:tc>
-        <w:tc>
-          <w:tcPr>
-            <w:tcW w:w="800" w:type="dxa"/>
-            <w:tcBorders>
-              <w:top w:val="none" w:sz="0" w:space="0" w:color="000000"/>
-              <w:left w:val="none" w:sz="0" w:space="0" w:color="000000"/>
-              <w:bottom w:val="none" w:sz="0" w:space="0" w:color="000000"/>
-              <w:right w:val="none" w:sz="0" w:space="0" w:color="000000"/>
-            </w:tcBorders>
-            <w:tcMar>
-              <w:top w:w="40" w:type="dxa"/>
-              <w:left w:w="80" w:type="dxa"/>
-              <w:bottom w:w="40" w:type="dxa"/>
-              <w:right w:w="80" w:type="dxa"/>
-            </w:tcMar>
-            <w:vAlign w:val="center"/>
-          </w:tcPr>
-          <w:p>
-            <w:pPr>
-              <w:jc w:val="center"/>
-            </w:pPr>
-          </w:p>
-        </w:tc>
-        <w:tc>
-          <w:tcPr>
-            <w:tcW w:w="3800" w:type="dxa"/>
-            <w:tcBorders>
-              <w:top w:val="none" w:sz="0" w:space="0" w:color="000000"/>
-              <w:left w:val="none" w:sz="0" w:space="0" w:color="000000"/>
-              <w:bottom w:val="none" w:sz="0" w:space="0" w:color="000000"/>
-              <w:right w:val="none" w:sz="0" w:space="0" w:color="000000"/>
-            </w:tcBorders>
-            <w:tcMar>
-              <w:top w:w="40" w:type="dxa"/>
-              <w:left w:w="80" w:type="dxa"/>
-              <w:bottom w:w="40" w:type="dxa"/>
-              <w:right w:w="80" w:type="dxa"/>
-            </w:tcMar>
-            <w:vAlign w:val="center"/>
-          </w:tcPr>
-          <w:p>
-            <w:pPr>
-              <w:jc w:val="center"/>
-            </w:pPr>
-            <w:r>
-              <w:rPr>
-                <w:i/>
-                <w:iCs/>
-                <w:sz w:val="19"/>
-                <w:szCs w:val="19"/>
-              </w:rPr>
-              <w:t>A</w:t>
-            </w:r>
-            <w:r>
-              <w:rPr>
-                <w:sz w:val="19"/>
-                <w:szCs w:val="19"/>
-              </w:rPr>
-              <w:t xml:space="preserve">, </w:t>
-            </w:r>
-            <w:r>
-              <w:rPr>
-                <w:i/>
-                <w:iCs/>
-                <w:sz w:val="19"/>
-                <w:szCs w:val="19"/>
-              </w:rPr>
-              <w:t>C</w:t>
-            </w:r>
-            <w:r>
-              <w:rPr>
-                <w:sz w:val="19"/>
-                <w:szCs w:val="19"/>
-              </w:rPr>
-              <w:t xml:space="preserve">, </w:t>
-            </w:r>
-            <w:r>
-              <w:rPr>
-                <w:i/>
-                <w:iCs/>
-                <w:sz w:val="19"/>
-                <w:szCs w:val="19"/>
-              </w:rPr>
               <w:t>N</w:t>
-            </w:r>
-          </w:p>
-        </w:tc>
-        <w:tc>
-          <w:tcPr>
-            <w:tcW w:w="2300" w:type="dxa"/>
-            <w:tcBorders>
-              <w:top w:val="none" w:sz="0" w:space="0" w:color="000000"/>
-              <w:left w:val="none" w:sz="0" w:space="0" w:color="000000"/>
-              <w:bottom w:val="none" w:sz="0" w:space="0" w:color="000000"/>
-              <w:right w:val="none" w:sz="0" w:space="0" w:color="000000"/>
-            </w:tcBorders>
-            <w:tcMar>
-              <w:top w:w="40" w:type="dxa"/>
-              <w:left w:w="80" w:type="dxa"/>
-              <w:bottom w:w="40" w:type="dxa"/>
-              <w:right w:w="80" w:type="dxa"/>
-            </w:tcMar>
-            <w:vAlign w:val="center"/>
-          </w:tcPr>
-          <w:p>
-            <w:pPr>
-              <w:jc w:val="center"/>
-            </w:pPr>
-            <w:r>
-              <w:rPr>
-                <w:sz w:val="19"/>
-                <w:szCs w:val="19"/>
-              </w:rPr>
-              <w:t>E2_relativo_mas_nivel</w:t>
-            </w:r>
-          </w:p>
-        </w:tc>
-      </w:tr>
-      <w:tr>
-        <w:tc>
-          <w:tcPr>
-            <w:tcW w:w="2400" w:type="dxa"/>
-            <w:tcBorders>
-              <w:top w:val="none" w:sz="0" w:space="0" w:color="000000"/>
-              <w:left w:val="none" w:sz="0" w:space="0" w:color="000000"/>
-              <w:bottom w:val="none" w:sz="0" w:space="0" w:color="000000"/>
-              <w:right w:val="none" w:sz="0" w:space="0" w:color="000000"/>
-            </w:tcBorders>
-            <w:tcMar>
-              <w:top w:w="40" w:type="dxa"/>
-              <w:left w:w="80" w:type="dxa"/>
-              <w:bottom w:w="40" w:type="dxa"/>
-              <w:right w:w="80" w:type="dxa"/>
-            </w:tcMar>
-            <w:vAlign w:val="center"/>
-          </w:tcPr>
-          <w:p>
-            <w:r>
-              <w:rPr>
-                <w:sz w:val="19"/>
-                <w:szCs w:val="19"/>
-              </w:rPr>
-              <w:t>De nivel (E3)</w:t>
-            </w:r>
-          </w:p>
-        </w:tc>
-        <w:tc>
-          <w:tcPr>
-            <w:tcW w:w="800" w:type="dxa"/>
-            <w:tcBorders>
-              <w:top w:val="none" w:sz="0" w:space="0" w:color="000000"/>
-              <w:left w:val="none" w:sz="0" w:space="0" w:color="000000"/>
-              <w:bottom w:val="none" w:sz="0" w:space="0" w:color="000000"/>
-              <w:right w:val="none" w:sz="0" w:space="0" w:color="000000"/>
-            </w:tcBorders>
-            <w:tcMar>
-              <w:top w:w="40" w:type="dxa"/>
-              <w:left w:w="80" w:type="dxa"/>
-              <w:bottom w:w="40" w:type="dxa"/>
-              <w:right w:w="80" w:type="dxa"/>
-            </w:tcMar>
-            <w:vAlign w:val="center"/>
-          </w:tcPr>
-          <w:p>
-            <w:pPr>
-              <w:jc w:val="center"/>
-            </w:pPr>
-          </w:p>
-        </w:tc>
-        <w:tc>
-          <w:tcPr>
-            <w:tcW w:w="3800" w:type="dxa"/>
-            <w:tcBorders>
-              <w:top w:val="none" w:sz="0" w:space="0" w:color="000000"/>
-              <w:left w:val="none" w:sz="0" w:space="0" w:color="000000"/>
-              <w:bottom w:val="none" w:sz="0" w:space="0" w:color="000000"/>
-              <w:right w:val="none" w:sz="0" w:space="0" w:color="000000"/>
-            </w:tcBorders>
-            <w:tcMar>
-              <w:top w:w="40" w:type="dxa"/>
-              <w:left w:w="80" w:type="dxa"/>
-              <w:bottom w:w="40" w:type="dxa"/>
-              <w:right w:w="80" w:type="dxa"/>
-            </w:tcMar>
-            <w:vAlign w:val="center"/>
-          </w:tcPr>
-          <w:p>
-            <w:pPr>
-              <w:jc w:val="center"/>
-            </w:pPr>
-            <w:r>
-              <w:rPr>
-                <w:i/>
-                <w:iCs/>
-                <w:sz w:val="19"/>
-                <w:szCs w:val="19"/>
-              </w:rPr>
-              <w:t>y</w:t>
-            </w:r>
-            <w:r>
-              <w:rPr>
-                <w:sz w:val="19"/>
-                <w:szCs w:val="19"/>
-              </w:rPr>
-              <w:t xml:space="preserve">, </w:t>
-            </w:r>
-            <w:r>
-              <w:rPr>
-                <w:i/>
-                <w:iCs/>
-                <w:sz w:val="19"/>
-                <w:szCs w:val="19"/>
-              </w:rPr>
-              <w:t>N</w:t>
-            </w:r>
-          </w:p>
-        </w:tc>
-        <w:tc>
-          <w:tcPr>
-            <w:tcW w:w="2300" w:type="dxa"/>
-            <w:tcBorders>
-              <w:top w:val="none" w:sz="0" w:space="0" w:color="000000"/>
-              <w:left w:val="none" w:sz="0" w:space="0" w:color="000000"/>
-              <w:bottom w:val="none" w:sz="0" w:space="0" w:color="000000"/>
-              <w:right w:val="none" w:sz="0" w:space="0" w:color="000000"/>
-            </w:tcBorders>
-            <w:tcMar>
-              <w:top w:w="40" w:type="dxa"/>
-              <w:left w:w="80" w:type="dxa"/>
-              <w:bottom w:w="40" w:type="dxa"/>
-              <w:right w:w="80" w:type="dxa"/>
-            </w:tcMar>
-            <w:vAlign w:val="center"/>
-          </w:tcPr>
-          <w:p>
-            <w:pPr>
-              <w:jc w:val="center"/>
-            </w:pPr>
-            <w:r>
-              <w:rPr>
-                <w:sz w:val="19"/>
-                <w:szCs w:val="19"/>
-              </w:rPr>
-              <w:t>E3_nivel</w:t>
             </w:r>
           </w:p>
         </w:tc>
@@ -3951,7 +3570,7 @@
         <w:spacing w:before="240" w:after="60" w:line="480" w:lineRule="auto"/>
       </w:pPr>
       <w:r>
-        <w:t>4.3. Agrupamiento multialgoritmo</w:t>
+        <w:t>4.3. Agrupamiento multialgoritmo y elección de K</w:t>
       </w:r>
     </w:p>
     <w:p>
@@ -3979,7 +3598,7 @@
       </w:r>
       <w:proofErr w:type="spellEnd"/>
       <w:r>
-        <w:t xml:space="preserve"> [40] (semilla 42; 10 inicializaciones durante la selección de </w:t>
+        <w:t xml:space="preserve"> [41] (semilla 42; 10 inicializaciones durante la selección de </w:t>
       </w:r>
       <w:r>
         <w:rPr>
@@ -3989,7 +3608,7 @@
         <w:t>K</w:t>
       </w:r>
       <w:r>
-        <w:t xml:space="preserve"> y 20 en las particiones finales). Para comprobar que los estados no dependían de un algoritmo concreto, ajustamos también un agrupamiento jerárquico de Ward, un modelo de mezcla gaussiana y HDBSCAN [41], y comparamos sus particiones con la de k-medias mediante el índice de Rand ajustado (ARI), que vale 1 cuando dos particiones coinciden y se aproxima a 0 cuando solo coinciden por azar [42]. Los grupos se numeraron por su tasa mensual media, de menor a mayor, de modo que el estado 0 es siempre el más bajo.</w:t>
+        <w:t xml:space="preserve"> y 20 en las particiones finales). Para evaluar la dependencia de los estados respecto del algoritmo, ajustamos también un agrupamiento jerárquico de Ward, un modelo de mezcla gaussiana y HDBSCAN [42], y comparamos sus particiones con la de k-medias mediante el índice de Rand ajustado (ARI), que vale 1 cuando dos particiones coinciden y se aproxima a 0 cuando solo coinciden por azar [43]. Los grupos se numeraron por su tasa mensual media, de menor a mayor, de modo que el estado 0 es siempre el más bajo.</w:t>
       </w:r>
     </w:p>
     <w:p>
@@ -4009,11 +3628,7 @@
         <w:t>K</w:t>
       </w:r>
       <w:r>
-        <w:t xml:space="preserve"> = 1, </w:t>
-      </w:r>
-      <w:r>
-        <w:lastRenderedPageBreak/>
-        <w:t xml:space="preserve">con 100 muestras de referencia y la regla de un error estándar de </w:t>
+        <w:t xml:space="preserve"> = 1, con 100 muestras de referencia y la regla de un error estándar de </w:t>
       </w:r>
       <w:proofErr w:type="spellStart"/>
       <w:r>
@@ -4031,7 +3646,15 @@
         <w:t>K</w:t>
       </w:r>
       <w:r>
-        <w:t xml:space="preserve"> = 2 a 8 por su estabilidad, medida como el ARI medio en 100 remuestras de territorios completos y de bloques de 12 meses; el remuestreo de filas se informa como comparación, pero no interviene en la selección. Fueron candidatos los </w:t>
+        <w:t xml:space="preserve"> = 2 a 8 por su estabilidad, medida como el ARI medio en 100 </w:t>
+      </w:r>
+      <w:proofErr w:type="spellStart"/>
+      <w:r>
+        <w:t>remuestras</w:t>
+      </w:r>
+      <w:proofErr w:type="spellEnd"/>
+      <w:r>
+        <w:t xml:space="preserve"> de territorios completos y de bloques de 12 meses; el remuestreo de filas se informa solo como comparación. Fueron candidatos los </w:t>
       </w:r>
       <w:r>
         <w:rPr>
@@ -4051,7 +3674,11 @@
         <w:t>K</w:t>
       </w:r>
       <w:r>
-        <w:t xml:space="preserve"> de la regla del gap aplicada desde </w:t>
+        <w:t xml:space="preserve"> de </w:t>
+      </w:r>
+      <w:r>
+        <w:lastRenderedPageBreak/>
+        <w:t xml:space="preserve">la regla del gap aplicada desde </w:t>
       </w:r>
       <w:r>
         <w:rPr>
@@ -4081,7 +3708,7 @@
         <w:t>K</w:t>
       </w:r>
       <w:r>
-        <w:t xml:space="preserve"> en caso de empate), una síntesis descriptiva que no constituye evidencia de grupos separados. Informamos, además, la silueta y los índices de Davies–Bouldin [43] y </w:t>
+        <w:t xml:space="preserve"> en caso de empate), que se emplea como síntesis descriptiva. Informamos, además, la silueta y los índices de Davies–Bouldin [44] y </w:t>
       </w:r>
       <w:proofErr w:type="spellStart"/>
       <w:r>
@@ -4097,7 +3724,7 @@
       </w:r>
       <w:proofErr w:type="spellEnd"/>
       <w:r>
-        <w:t xml:space="preserve"> [44].</w:t>
+        <w:t xml:space="preserve"> [45].</w:t>
       </w:r>
     </w:p>
     <w:p>
@@ -4107,7 +3734,7 @@
         <w:spacing w:before="240" w:after="60" w:line="480" w:lineRule="auto"/>
       </w:pPr>
       <w:r>
-        <w:t>4.4. Estructura espacial</w:t>
+        <w:t>4.4. Análisis de asociación espacial</w:t>
       </w:r>
     </w:p>
     <w:p>
@@ -4133,7 +3760,7 @@
       </w:r>
       <w:proofErr w:type="spellEnd"/>
       <w:r>
-        <w:t xml:space="preserve"> [45].</w:t>
+        <w:t xml:space="preserve"> [46].</w:t>
       </w:r>
     </w:p>
     <w:p>
@@ -4143,11 +3770,7 @@
         <w:jc w:val="both"/>
       </w:pPr>
       <w:r>
-        <w:t xml:space="preserve">Para los análisis locales principales, con contigüidad y con cuatro vecinos más cercanos, obtuvimos los valores p mediante aleatorización condicional exacta. Con el valor del territorio evaluado y su número de vecinos fijos, enumeramos todas las combinaciones de valores que podían ocupar las posiciones vecinas entre los otros 25 territorios; con los pesos uniformes empleados, ambos estadísticos dependen solo de la suma de esos valores. El valor p bilateral duplica la menor de las proporciones de combinaciones con una suma mayor o igual, o menor </w:t>
-      </w:r>
-      <w:r>
-        <w:lastRenderedPageBreak/>
-        <w:t>o igual, que la observada, con un máximo de 1, y en ausencia de empates su valor mínimo alcanzable es:</w:t>
+        <w:t>Para los análisis locales principales, con contigüidad y con cuatro vecinos más cercanos, obtuvimos los valores p mediante aleatorización condicional exacta. Con el valor del territorio evaluado y su número de vecinos fijos, enumeramos todas las combinaciones de valores que podían ocupar las posiciones vecinas entre los otros 25 territorios; con los pesos uniformes empleados, ambos estadísticos dependen solo de la suma de esos valores. El valor p bilateral duplica la menor de las proporciones de combinaciones con una suma mayor o igual, o menor o igual, que la observada, con un máximo de 1, y en ausencia de empates su valor mínimo alcanzable es:</w:t>
       </w:r>
     </w:p>
     <w:p>
@@ -4340,7 +3963,19 @@
       </w:r>
       <w:proofErr w:type="spellEnd"/>
       <w:r>
-        <w:t xml:space="preserve"> = 2/25 = 0,08, de modo que Callao y Tumbes no pueden alcanzar significación al 5 % con este contraste y la matriz de contigüidad; esta restricción refleja la resolución del procedimiento y no implica ausencia de asociación espacial. Cuando las combinaciones superaron el millón recurrimos a 99 999 sorteos con semilla fija. Controlamos la FDR entre los 26 territorios con el procedimiento de Benjamini y Hochberg, e informamos también los resultados sin corrección y, como sensibilidad, con el de Benjamini y Yekutieli, válido bajo cualquier forma de dependencia entre las pruebas [46]. La enumeración exacta elimina la variabilidad del sorteo, y la semilla fija permite reproducir los cálculos aproximados.</w:t>
+        <w:t xml:space="preserve"> = 2/25 = 0,08, de modo que la significación local al 5 % de Callao y Tumbes </w:t>
+      </w:r>
+      <w:r>
+        <w:lastRenderedPageBreak/>
+        <w:t xml:space="preserve">con contigüidad queda fuera de la resolución de la prueba; por ello informamos este valor mínimo para cada territorio. Cuando las combinaciones superaron el millón recurrimos a 99 999 sorteos con semilla fija. Controlamos la FDR entre los 26 territorios con el procedimiento de Benjamini y Hochberg, e informamos también los resultados sin corrección y, como sensibilidad, con el de Benjamini y </w:t>
+      </w:r>
+      <w:proofErr w:type="spellStart"/>
+      <w:r>
+        <w:t>Yekutieli</w:t>
+      </w:r>
+      <w:proofErr w:type="spellEnd"/>
+      <w:r>
+        <w:t>, válido bajo cualquier forma de dependencia entre las pruebas [47]. La enumeración exacta elimina la variabilidad del sorteo, y la semilla fija permite reproducir los cálculos aproximados.</w:t>
       </w:r>
     </w:p>
     <w:p>
@@ -4350,7 +3985,7 @@
         <w:spacing w:before="240" w:after="60" w:line="480" w:lineRule="auto"/>
       </w:pPr>
       <w:r>
-        <w:t>4.5. Dinámica temporal</w:t>
+        <w:t>4.5. Transferencia temporal de los estados</w:t>
       </w:r>
     </w:p>
     <w:p>
@@ -4360,7 +3995,7 @@
         <w:jc w:val="both"/>
       </w:pPr>
       <w:r>
-        <w:t>La transferencia temporal se evaluó aplicando el modelo ajustado en el periodo de entrenamiento a las observaciones del año posterior. Sobre esas mismas observaciones reajustamos k-medias con el mismo número de estados y comparamos ambas asignaciones con el ARI. Como la partición reajustada es una referencia interna y no una clasificación verdadera, el ARI mide concordancia y no exactitud predictiva. Comparamos, además, la proporción de observaciones en cada estado entre el entrenamiento y el año de evaluación mediante la distancia de Jensen–Shannon en base 2 [47,48], que varía entre 0 y 1 y describe cambios en la distribución de los estados, pero no en las asignaciones individuales.</w:t>
+        <w:t>La transferencia temporal se evaluó aplicando el modelo ajustado en el periodo de entrenamiento a las observaciones del año posterior. Sobre esas mismas observaciones reajustamos k-medias con el mismo número de estados y comparamos ambas asignaciones con el ARI; la partición reajustada actúa como referencia interna, de modo que el ARI mide la concordancia entre ambas asignaciones. Comparamos, además, la proporción de observaciones en cada estado entre el entrenamiento y el año de evaluación mediante la distancia de Jensen–Shannon en base 2 [48,49], que varía entre 0 y 1 y resume los cambios en la distribución de los estados.</w:t>
       </w:r>
     </w:p>
     <w:p>
@@ -4370,7 +4005,7 @@
         <w:spacing w:before="240" w:after="60" w:line="480" w:lineRule="auto"/>
       </w:pPr>
       <w:r>
-        <w:t>4.6. Validación multinivel</w:t>
+        <w:t>4.6. Diseño de la validación multinivel</w:t>
       </w:r>
     </w:p>
     <w:p>
@@ -4380,7 +4015,7 @@
         <w:jc w:val="both"/>
       </w:pPr>
       <w:r>
-        <w:t>La última etapa evalúa si los patrones anteriores reflejan el fenómeno o dependen de las decisiones analíticas, y lo hace en tres niveles complementarios.</w:t>
+        <w:t>La última etapa evalúa la solidez de los patrones anteriores frente a las decisiones analíticas en tres niveles complementarios.</w:t>
       </w:r>
     </w:p>
     <w:p>
@@ -4394,7 +4029,6 @@
           <w:b/>
           <w:bCs/>
         </w:rPr>
-        <w:lastRenderedPageBreak/>
         <w:t>Asociación con la identidad territorial.</w:t>
       </w:r>
       <w:r>
@@ -4491,6 +4125,7 @@
         <w:jc w:val="both"/>
       </w:pPr>
       <w:r>
+        <w:lastRenderedPageBreak/>
         <w:t xml:space="preserve">donde </w:t>
       </w:r>
       <w:r>
@@ -4551,7 +4186,7 @@
         <w:t>U</w:t>
       </w:r>
       <w:r>
-        <w:t xml:space="preserve"> = 0,25 indica que conocer el territorio reduce en una cuarta parte la incertidumbre sobre el estado, sin implicar que el territorio cause la pertenencia. La NMI observada se comparó con una distribución de referencia de 999 permutaciones que, en cada año, reasignan al azar las identidades territoriales con una misma reasignación para todos los meses de cada territorio, lo que conserva las secuencias dentro de cada </w:t>
+        <w:t xml:space="preserve"> = 0,25 indica que conocer el territorio reduce en una cuarta parte la incertidumbre sobre el estado; es una medida de información compartida. La NMI observada se comparó con una distribución de referencia de 999 permutaciones que, en cada año, reasignan al azar las identidades territoriales con una misma reasignación para todos los meses de cada territorio, lo que conserva las secuencias dentro de cada </w:t>
       </w:r>
       <w:proofErr w:type="gramStart"/>
       <w:r>
@@ -4579,7 +4214,7 @@
         <w:t>U</w:t>
       </w:r>
       <w:r>
-        <w:t xml:space="preserve"> ≥ 0,25; este umbral organiza la comparación entre especificaciones, pero no es un criterio universal ni demuestra por sí solo una fuga de información.</w:t>
+        <w:t xml:space="preserve"> ≥ 0,25, un criterio operativo definido en el plan de análisis para comparar especificaciones.</w:t>
       </w:r>
     </w:p>
     <w:p>
@@ -4596,7 +4231,15 @@
         <w:t>Reproducción del análisis inicial (línea base).</w:t>
       </w:r>
       <w:r>
-        <w:t xml:space="preserve"> Para disponer de un punto de referencia reprodujimos un análisis inicial de estos datos, realizado por los autores de forma convencional. Ese análisis agrupó las celdas del registro en tres estados con nueve variables, escalado robusto y la regla de silueta máxima, y señaló un corredor surandino de puntos calientes con cinco vecinos más cercanos sobre centroides digitados a mano, valores p de una cola y ninguna corrección por comparaciones múltiples.</w:t>
+        <w:t xml:space="preserve"> Para disponer de un punto de referencia reprodujimos un análisis inicial de estos datos, realizado por los autores de forma convencional. Ese análisis agrupó las celdas del registro en tres estados con nueve variables, escalado robusto y la regla de silueta máxima, y señaló un corredor </w:t>
+      </w:r>
+      <w:proofErr w:type="spellStart"/>
+      <w:r>
+        <w:t>surandino</w:t>
+      </w:r>
+      <w:proofErr w:type="spellEnd"/>
+      <w:r>
+        <w:t xml:space="preserve"> de puntos calientes con cinco vecinos más cercanos sobre centroides digitados a mano, valores p de una cola y ninguna corrección por comparaciones múltiples.</w:t>
       </w:r>
     </w:p>
     <w:p>
@@ -4613,7 +4256,7 @@
         <w:t>Multiverso.</w:t>
       </w:r>
       <w:r>
-        <w:t xml:space="preserve"> Para examinar la sensibilidad de las conclusiones a las decisiones analíticas evaluamos un conjunto definido de especificaciones [31,32], que no agota todas las decisiones posibles. El multiverso de agrupamiento (M1) cruzó la unidad de análisis (panel o celda), el recorte de valores extremos, el espacio de variables (E1, E2, E3, E2 más el peso del territorio y, para celdas, las nueve variables iniciales), el escalado y la regla para elegir </w:t>
+        <w:t xml:space="preserve"> Para examinar la sensibilidad de las conclusiones a las decisiones analíticas evaluamos un conjunto de especificaciones definido en el plan de análisis [31,32]. El multiverso de agrupamiento (M1) cruzó la unidad de análisis (panel o celda), el recorte de valores extremos, el espacio de variables (E1, E2, E3, E2 más el peso del territorio y, para celdas, las nueve variables iniciales), el escalado y la regla para elegir </w:t>
       </w:r>
       <w:r>
         <w:rPr>
@@ -4623,11 +4266,15 @@
         <w:t>K</w:t>
       </w:r>
       <w:r>
-        <w:t xml:space="preserve">, hasta sumar </w:t>
-      </w:r>
-      <w:r>
-        <w:lastRenderedPageBreak/>
-        <w:t xml:space="preserve">108 especificaciones. Para que la ejecución fuera viable, M1 empleó un presupuesto reducido: 20 remuestras, cinco inicializaciones, </w:t>
+        <w:t xml:space="preserve">, hasta sumar 108 especificaciones. Para que la ejecución fuera viable, M1 empleó un presupuesto reducido: 20 </w:t>
+      </w:r>
+      <w:proofErr w:type="spellStart"/>
+      <w:r>
+        <w:t>remuestras</w:t>
+      </w:r>
+      <w:proofErr w:type="spellEnd"/>
+      <w:r>
+        <w:t xml:space="preserve">, cinco inicializaciones, </w:t>
       </w:r>
       <w:r>
         <w:rPr>
@@ -4637,7 +4284,19 @@
         <w:t>K</w:t>
       </w:r>
       <w:r>
-        <w:t xml:space="preserve"> entre 2 y 6, 199 permutaciones para la distribución nula, siluetas sobre 5 000 filas y, como el análisis inicial, una submuestra de 20 000 celdas. El multiverso espacial (M2) cruzó el recorte de extremos, el periodo, la variable (dos tasas o el conteo), cinco matrices de vecindad (incluidas las dos del análisis inicial), el tipo de valor p (de una o de dos colas) y la corrección por comparaciones múltiples, hasta sumar 240 especificaciones. En cada especificación evaluamos afirmaciones definidas en el plan, como «hay estructura según la silueta (≥ 0,50)», «hay fuga de identidad» o «hay un punto caliente surandino», y resumimos la asociación entre cada decisión y las métricas mediante </w:t>
+        <w:t xml:space="preserve"> entre 2 y 6, 199 permutaciones para la distribución nula, siluetas sobre 5 000 filas y, como el análisis inicial, una submuestra de 20 000 celdas. El multiverso espacial (M2) cruzó el recorte de extremos, el periodo, la variable (dos tasas o el conteo), cinco matrices de vecindad (incluidas las dos del análisis inicial), el tipo de valor p (de una o de dos colas) y la </w:t>
+      </w:r>
+      <w:r>
+        <w:lastRenderedPageBreak/>
+        <w:t xml:space="preserve">corrección por comparaciones múltiples, hasta sumar 240 especificaciones. En cada especificación evaluamos afirmaciones definidas en el plan, como «hay estructura según la silueta (≥ 0,50)», «hay fuga de identidad» o «hay un punto caliente </w:t>
+      </w:r>
+      <w:proofErr w:type="spellStart"/>
+      <w:r>
+        <w:t>surandino</w:t>
+      </w:r>
+      <w:proofErr w:type="spellEnd"/>
+      <w:r>
+        <w:t xml:space="preserve">», esta última cumplida cuando al menos uno de los cinco territorios del corredor inicial (Arequipa, Ayacucho, Cusco, Moquegua y Tacna) resulta punto caliente (Puno, sexto punto caliente de la reproducción, queda fuera de esa definición). El respaldo de cada afirmación es la proporción de especificaciones que la cumplen, y </w:t>
       </w:r>
       <w:proofErr w:type="gramStart"/>
       <w:r>
@@ -4654,7 +4313,7 @@
         <w:t>p</w:t>
       </w:r>
       <w:r>
-        <w:t>), que usamos solo para ordenar la importancia relativa de los factores dentro del diseño, no como efecto causal ni como porcentaje aditivo de la variación.</w:t>
+        <w:t>) ordena la importancia relativa de cada decisión dentro del diseño.</w:t>
       </w:r>
     </w:p>
     <w:p>
@@ -4723,7 +4382,7 @@
         <w:t>−10</w:t>
       </w:r>
       <w:r>
-        <w:t>; la restante solo difirió en índices internos de HDBSCAN que el artículo no informa.</w:t>
+        <w:t>; la restante difirió únicamente en índices internos de HDBSCAN ajenos a los resultados del artículo.</w:t>
       </w:r>
     </w:p>
     <w:p>
@@ -4733,7 +4392,6 @@
         <w:spacing w:before="360" w:after="120" w:line="480" w:lineRule="auto"/>
       </w:pPr>
       <w:r>
-        <w:lastRenderedPageBreak/>
         <w:t>5. Resultados</w:t>
       </w:r>
     </w:p>
@@ -4744,7 +4402,7 @@
         <w:spacing w:before="240" w:after="60" w:line="480" w:lineRule="auto"/>
       </w:pPr>
       <w:r>
-        <w:t>5.1. Tasas y territorios prioritarios</w:t>
+        <w:t>5.1. Diferencias territoriales en las tasas</w:t>
       </w:r>
     </w:p>
     <w:p>
@@ -4754,88 +4412,38 @@
         <w:jc w:val="both"/>
       </w:pPr>
       <w:r>
-        <w:t>La tasa de denuncias varió 3,5 veces entre territorios, desde 2,84 por cada 10 000 personas-año en Cajamarca hasta 9,96 en Tacna (Fig. 2). Diez territorios presentaron una tasa mayor que la del resto del país, ocho una tasa menor y ocho no se distinguieron del resto, una clasificación que se mantuvo exactamente igual en los dos análisis de sensibilidad, tanto con el periodo consolidado 2019–2024 como con la exposición total.</w:t>
-      </w:r>
-    </w:p>
-    <w:p>
-      <w:pPr>
+        <w:t xml:space="preserve">Entre 2019 y 2025 el registro sumó 142 374 denuncias, con un máximo anual en 2019 y valores de entre 18 192 y 20 947 desde 2021 (Fig. 2). </w:t>
+      </w:r>
+      <w:r>
+        <w:t xml:space="preserve">La tasa de denuncias varió 3,5 veces entre </w:t>
+      </w:r>
+      <w:r>
+        <w:lastRenderedPageBreak/>
+        <w:t xml:space="preserve">territorios, desde 2,84 por cada 10 000 personas-año en Cajamarca hasta 9,96 en Tacna (Fig. </w:t>
+      </w:r>
+      <w:r>
+        <w:t>3</w:t>
+      </w:r>
+      <w:r>
+        <w:t>). Diez territorios presentaron una tasa mayor que la del resto del país, ocho una tasa menor y ocho no se distinguieron del resto, una clasificación que se mantuvo exactamente igual en los dos análisis de sensibilidad, tanto con el periodo consolidado 2019–2024 como con la exposición total.</w:t>
+      </w:r>
+    </w:p>
+    <w:p>
+      <w:pPr>
+        <w:keepNext/>
         <w:spacing w:line="480" w:lineRule="auto"/>
         <w:ind w:firstLine="425"/>
         <w:jc w:val="both"/>
       </w:pPr>
       <w:r>
-        <w:t>Cinco territorios del centro y del sur del país encabezaron la lista: Tacna (</w:t>
-      </w:r>
-      <w:r>
-        <w:rPr>
-          <w:i/>
-          <w:iCs/>
-        </w:rPr>
-        <w:t>RR</w:t>
-      </w:r>
-      <w:r>
-        <w:t xml:space="preserve"> = 1,64; IC 95 %: 1,27–1,96), Apurímac (1,58; 1,51–1,76), Huánuco (1,51; 1,42–1,65), Cusco (1,49; 1,40–1,58) y Junín (1,43; 1,31–1,52). En todos ellos, la tasa anual superó a la del resto del país en cada uno de los siete años del estudio (Fig. 3). A continuación, se situaron Ayacucho (1,32; 1,09–1,59; cinco de siete años), Lambayeque (1,26) y Arequipa (1,20), estos dos últimos también por encima del resto en los siete años, seguidos de Lima Metropolitana (1,14) y Callao (1,06).</w:t>
-      </w:r>
-    </w:p>
-    <w:p>
-      <w:pPr>
-        <w:spacing w:line="480" w:lineRule="auto"/>
-        <w:ind w:firstLine="425"/>
-        <w:jc w:val="both"/>
-      </w:pPr>
-      <w:r>
-        <w:t>Lima Metropolitana ilustra con claridad la diferencia entre volumen e intensidad. Aunque fue el primer territorio en número de denuncias (46 848, el 33 % del país), ocupó el noveno lugar por tasa (6,70), y su exceso sobre el resto del país, de un 14 % (</w:t>
-      </w:r>
-      <w:r>
-        <w:rPr>
-          <w:i/>
-          <w:iCs/>
-        </w:rPr>
-        <w:t>RR</w:t>
-      </w:r>
-      <w:r>
-        <w:t xml:space="preserve"> = 1,14; IC 95 %: 1,05–1,19), se repitió en seis de los siete años. Se trata, por tanto, de un exceso moderado y persistente, muy alejado de lo que sugeriría su volumen. Callao, con una tasa de 6,48, mostró un exceso aún menor (6 %).</w:t>
-      </w:r>
-    </w:p>
-    <w:p>
-      <w:pPr>
-        <w:spacing w:line="480" w:lineRule="auto"/>
-        <w:ind w:firstLine="425"/>
-        <w:jc w:val="both"/>
-      </w:pPr>
-      <w:r>
-        <w:t>En el extremo opuesto, los ocho territorios con tasas menores fueron Cajamarca (</w:t>
-      </w:r>
-      <w:r>
-        <w:rPr>
-          <w:i/>
-          <w:iCs/>
-        </w:rPr>
-        <w:t>RR</w:t>
-      </w:r>
-      <w:r>
-        <w:t xml:space="preserve"> = 0,45), La Libertad (0,59), Piura (0,61), Loreto (0,61), San Martín (0,68), Áncash (0,73), Ica (0,77) y Amazonas (0,80), ninguno de los cuales superó al resto del país en año alguno, y seis de ellos (Amazonas, Cajamarca, La Libertad, Loreto, Piura y San Martín) se localizan en el norte. Entre los territorios no distinguibles coexisten algunos con intervalos amplios por su </w:t>
-      </w:r>
-      <w:r>
-        <w:lastRenderedPageBreak/>
-        <w:t>menor población, como Madre de Dios (1,10; 0,75–1,26) y Pasco (0,99; 0,84–1,24), con otros cuyas tasas se aproximan a la del resto, como Moquegua (0,94) y Puno (0,86).</w:t>
-      </w:r>
-    </w:p>
-    <w:p>
-      <w:pPr>
-        <w:keepNext/>
-        <w:spacing w:before="240" w:after="120"/>
-        <w:jc w:val="center"/>
-      </w:pPr>
-      <w:r>
         <w:rPr>
           <w:noProof/>
         </w:rPr>
         <w:drawing>
-          <wp:inline distT="0" distB="0" distL="0" distR="0" wp14:anchorId="599C428A" wp14:editId="5AB19DFE">
-            <wp:extent cx="5400675" cy="4562475"/>
-            <wp:effectExtent l="0" t="0" r="0" b="0"/>
-            <wp:docPr id="226821951" name="Fig2_priority_es.png" descr="Fig. 2. Territorios prioritarios según la tasa de denuncias por desaparición, 2019–2025. (a) Clasificación de los 26 territorios: tasa mayor, menor o no distinguible de la del resto del país (control de la tasa de falsos descubrimientos al 5 %); los números identifican cada territorio según su posición en (b), y el recuadro amplía Lima Metropolitana (9), Callao (12) y Región Lima (15). (b) Razón de tasas de cada territorio frente al resto del país, con su intervalo de confianza al 95 % (bootstrap de bloques de 12 meses, 9 999 réplicas); a la derecha, el porcentaje de las denuncias nacionales que aporta cada territorio. Las líneas del mapa delimitan áreas de estudio y no representan necesariamente límites nacionales aceptados." title="Fig2_priority_es.png"/>
+          <wp:inline distT="0" distB="0" distL="0" distR="0" wp14:anchorId="28F4F52B" wp14:editId="22A41D03">
+            <wp:extent cx="5212800" cy="3232079"/>
+            <wp:effectExtent l="0" t="0" r="6985" b="5080"/>
+            <wp:docPr id="754573874" name="Imagen 2"/>
             <wp:cNvGraphicFramePr>
               <a:graphicFrameLocks xmlns:a="http://schemas.openxmlformats.org/drawingml/2006/main" noChangeAspect="1"/>
             </wp:cNvGraphicFramePr>
@@ -4843,13 +4451,19 @@
               <a:graphicData uri="http://schemas.openxmlformats.org/drawingml/2006/picture">
                 <pic:pic xmlns:pic="http://schemas.openxmlformats.org/drawingml/2006/picture">
                   <pic:nvPicPr>
-                    <pic:cNvPr id="0" name=""/>
+                    <pic:cNvPr id="0" name="Picture 6"/>
                     <pic:cNvPicPr>
                       <a:picLocks noChangeAspect="1" noChangeArrowheads="1"/>
                     </pic:cNvPicPr>
                   </pic:nvPicPr>
                   <pic:blipFill>
-                    <a:blip r:embed="rId8"/>
+                    <a:blip r:embed="rId9" cstate="print">
+                      <a:extLst>
+                        <a:ext uri="{28A0092B-C50C-407E-A947-70E740481C1C}">
+                          <a14:useLocalDpi xmlns:a14="http://schemas.microsoft.com/office/drawing/2010/main" val="0"/>
+                        </a:ext>
+                      </a:extLst>
+                    </a:blip>
                     <a:srcRect/>
                     <a:stretch>
                       <a:fillRect/>
@@ -4858,11 +4472,15 @@
                   <pic:spPr bwMode="auto">
                     <a:xfrm>
                       <a:off x="0" y="0"/>
-                      <a:ext cx="5400675" cy="4562475"/>
+                      <a:ext cx="5212800" cy="3232079"/>
                     </a:xfrm>
                     <a:prstGeom prst="rect">
                       <a:avLst/>
                     </a:prstGeom>
+                    <a:noFill/>
+                    <a:ln>
+                      <a:noFill/>
+                    </a:ln>
                   </pic:spPr>
                 </pic:pic>
               </a:graphicData>
@@ -4873,24 +4491,51 @@
     </w:p>
     <w:p>
       <w:pPr>
-        <w:spacing w:after="360"/>
+        <w:pStyle w:val="Descripcin"/>
         <w:jc w:val="both"/>
-      </w:pPr>
-      <w:r>
         <w:rPr>
           <w:b/>
           <w:bCs/>
+          <w:i w:val="0"/>
+          <w:iCs w:val="0"/>
+          <w:color w:val="000000" w:themeColor="text1"/>
           <w:sz w:val="20"/>
           <w:szCs w:val="20"/>
         </w:rPr>
-        <w:t>Fig. 2.</w:t>
-      </w:r>
-      <w:r>
-        <w:rPr>
+      </w:pPr>
+      <w:r>
+        <w:rPr>
+          <w:b/>
+          <w:bCs/>
+          <w:i w:val="0"/>
+          <w:iCs w:val="0"/>
+          <w:color w:val="000000" w:themeColor="text1"/>
           <w:sz w:val="20"/>
           <w:szCs w:val="20"/>
         </w:rPr>
-        <w:t xml:space="preserve"> Territorios prioritarios según la tasa de denuncias por desaparición, 2019–2025. (a) Clasificación de los 26 territorios: tasa mayor, menor o no distinguible de la del resto del país (control de la tasa de falsos descubrimientos al 5 %); los números identifican cada territorio según su posición en (b), y el recuadro amplía Lima Metropolitana (9), Callao (12) y Región Lima (15). (b) Razón de tasas de cada territorio frente al resto del país, con su intervalo de confianza al 95 % (bootstrap de bloques de 12 meses, 9 999 réplicas); a la derecha, el porcentaje de las denuncias nacionales que aporta cada territorio. Las líneas del mapa delimitan áreas de estudio y no representan necesariamente límites nacionales aceptados.</w:t>
+        <w:t xml:space="preserve">Fig. 2. </w:t>
+      </w:r>
+      <w:r>
+        <w:rPr>
+          <w:i w:val="0"/>
+          <w:iCs w:val="0"/>
+          <w:color w:val="000000" w:themeColor="text1"/>
+          <w:sz w:val="20"/>
+          <w:szCs w:val="20"/>
+        </w:rPr>
+        <w:t>Denuncias registradas, 2019–2025. (a) Total anual y variación frente al año anterior. (b) Total mensual; el círculo marca enero de 2023, sin datos de seis departamentos. 2025 es preliminar</w:t>
+      </w:r>
+      <w:r>
+        <w:rPr>
+          <w:b/>
+          <w:bCs/>
+          <w:i w:val="0"/>
+          <w:iCs w:val="0"/>
+          <w:color w:val="000000" w:themeColor="text1"/>
+          <w:sz w:val="20"/>
+          <w:szCs w:val="20"/>
+        </w:rPr>
+        <w:t>.</w:t>
       </w:r>
     </w:p>
     <w:p>
@@ -4900,11 +4545,67 @@
         <w:jc w:val="both"/>
       </w:pPr>
       <w:r>
-        <w:t xml:space="preserve">La Fig. 3 descompone esta clasificación año a año y permite distinguir un exceso persistente de uno concentrado en pocos años. Apurímac, Huánuco, Cusco y Junín se mantuvieron entre 1,19 y 1,79 en todos los años, y el exceso de Cusco creció de 1,29 en 2021 a 1,67 en 2025. En Tacna, por el contrario, el exceso se redujo de forma continua desde 2,48 en 2019 hasta 1,01 en 2024 y repuntó levemente en 2025 (1,17), de modo que su primer puesto obedece sobre todo a los primeros años del periodo. Ayacucho superó al resto hasta 2023, pero </w:t>
+        <w:t>Cinco territorios del centro y del sur del país encabezaron la lista: Tacna (</w:t>
+      </w:r>
+      <w:r>
+        <w:rPr>
+          <w:i/>
+          <w:iCs/>
+        </w:rPr>
+        <w:t>RR</w:t>
+      </w:r>
+      <w:r>
+        <w:t xml:space="preserve"> = 1,64; IC 95 %: 1,27–1,96), Apurímac (1,58; 1,51–1,76), Huánuco (1,51; 1,42–1,65), Cusco (1,49; 1,40–1,58) y Junín (1,43; 1,31–1,52). En todos ellos, la tasa anual superó a la del resto del país en cada uno de los siete años del estudio (Fig. </w:t>
+      </w:r>
+      <w:r>
+        <w:t>4</w:t>
+      </w:r>
+      <w:r>
+        <w:t>). A continuación, se situaron Ayacucho (1,32; 1,09–1,59; cinco de siete años), Lambayeque (1,26) y Arequipa (1,20), estos dos últimos también por encima del resto en los siete años, seguidos de Lima Metropolitana (1,14) y Callao (1,06).</w:t>
+      </w:r>
+    </w:p>
+    <w:p>
+      <w:pPr>
+        <w:spacing w:line="480" w:lineRule="auto"/>
+        <w:ind w:firstLine="425"/>
+        <w:jc w:val="both"/>
+      </w:pPr>
+      <w:r>
+        <w:t xml:space="preserve">Lima Metropolitana ilustra con claridad la diferencia entre volumen e intensidad: fue el primer territorio en número de denuncias (46 848, el 33 % del país) y el noveno por tasa (6,70), </w:t>
       </w:r>
       <w:r>
         <w:lastRenderedPageBreak/>
-        <w:t>quedó por debajo en 2024 (0,94) y 2025 (0,73). Los territorios de tasa menor, en cambio, lo fueron de forma sostenida, como Cajamarca, que no superó 0,54 en ningún año, mientras que entre los no distinguibles Madre de Dios osciló entre 0,45 y 1,65, lo que explica la amplitud de su intervalo. Conviene subrayar que estas razones anuales son descriptivas y carecen de intervalo de confianza; la clasificación se basa en el periodo completo.</w:t>
+        <w:t>con un exceso sobre el resto del país del 14 % (</w:t>
+      </w:r>
+      <w:r>
+        <w:rPr>
+          <w:i/>
+          <w:iCs/>
+        </w:rPr>
+        <w:t>RR</w:t>
+      </w:r>
+      <w:r>
+        <w:t xml:space="preserve"> = 1,14; IC 95 %: 1,05–1,19) repetido en seis de los siete años, es decir, un exceso moderado y persistente. Callao, con una tasa de 6,48, mostró un exceso del 6 %.</w:t>
+      </w:r>
+    </w:p>
+    <w:p>
+      <w:pPr>
+        <w:spacing w:line="480" w:lineRule="auto"/>
+        <w:ind w:firstLine="425"/>
+        <w:jc w:val="both"/>
+      </w:pPr>
+      <w:r>
+        <w:t>En el extremo opuesto, los ocho territorios con tasas menores fueron Cajamarca (</w:t>
+      </w:r>
+      <w:r>
+        <w:rPr>
+          <w:i/>
+          <w:iCs/>
+        </w:rPr>
+        <w:t>RR</w:t>
+      </w:r>
+      <w:r>
+        <w:t xml:space="preserve"> = 0,45), La Libertad (0,59), Piura (0,61), Loreto (0,61), San Martín (0,68), Áncash (0,73), Ica (0,77) y Amazonas (0,80), todos por debajo del resto del país en los siete años, y seis de ellos (Amazonas, Cajamarca, La Libertad, Loreto, Piura y San Martín) se localizan en el norte. Entre los territorios no distinguibles coexisten algunos con intervalos amplios por su menor población, como Madre de Dios (1,10; 0,75–1,26) y Pasco (0,99; 0,84–1,24), con otros cuyas tasas se aproximan a la del resto, como Moquegua (0,94) y Puno (0,86).</w:t>
       </w:r>
     </w:p>
     <w:p>
@@ -4918,147 +4619,10 @@
           <w:noProof/>
         </w:rPr>
         <w:drawing>
-          <wp:inline distT="0" distB="0" distL="0" distR="0" wp14:anchorId="6B070EC2" wp14:editId="08CE217D">
-            <wp:extent cx="5400675" cy="4857750"/>
+          <wp:inline distT="0" distB="0" distL="0" distR="0" wp14:anchorId="110A35D5" wp14:editId="4FBFDF2E">
+            <wp:extent cx="5400675" cy="4562475"/>
             <wp:effectExtent l="0" t="0" r="0" b="0"/>
-            <wp:docPr id="2069626748" name="Fig3_persistence_es.png" descr="Fig. 3. Persistencia de la razón de tasas, 2019–2025. Cada celda muestra la razón entre la tasa del territorio en ese año y la del resto del país (exposición observada); los valores mayores que 1 (naranja) indican una tasa mayor, y los menores que 1 (azul), una tasa menor. La escala de color es logarítmica, de modo que 0,5 y 2 equidistan de 1. A la derecha se muestran la clasificación del periodo completo (Fig. 2) y el número de años en que la tasa superó a la del resto del país. Los territorios se ordenan por su razón de tasas del periodo completo, y 2025 es preliminar según la fuente." title="Fig3_persistence_es.png"/>
-            <wp:cNvGraphicFramePr>
-              <a:graphicFrameLocks xmlns:a="http://schemas.openxmlformats.org/drawingml/2006/main" noChangeAspect="1"/>
-            </wp:cNvGraphicFramePr>
-            <a:graphic xmlns:a="http://schemas.openxmlformats.org/drawingml/2006/main">
-              <a:graphicData uri="http://schemas.openxmlformats.org/drawingml/2006/picture">
-                <pic:pic xmlns:pic="http://schemas.openxmlformats.org/drawingml/2006/picture">
-                  <pic:nvPicPr>
-                    <pic:cNvPr id="0" name=""/>
-                    <pic:cNvPicPr>
-                      <a:picLocks noChangeAspect="1" noChangeArrowheads="1"/>
-                    </pic:cNvPicPr>
-                  </pic:nvPicPr>
-                  <pic:blipFill>
-                    <a:blip r:embed="rId9"/>
-                    <a:srcRect/>
-                    <a:stretch>
-                      <a:fillRect/>
-                    </a:stretch>
-                  </pic:blipFill>
-                  <pic:spPr bwMode="auto">
-                    <a:xfrm>
-                      <a:off x="0" y="0"/>
-                      <a:ext cx="5400675" cy="4857750"/>
-                    </a:xfrm>
-                    <a:prstGeom prst="rect">
-                      <a:avLst/>
-                    </a:prstGeom>
-                  </pic:spPr>
-                </pic:pic>
-              </a:graphicData>
-            </a:graphic>
-          </wp:inline>
-        </w:drawing>
-      </w:r>
-    </w:p>
-    <w:p>
-      <w:pPr>
-        <w:spacing w:after="360"/>
-        <w:jc w:val="both"/>
-      </w:pPr>
-      <w:r>
-        <w:rPr>
-          <w:b/>
-          <w:bCs/>
-          <w:sz w:val="20"/>
-          <w:szCs w:val="20"/>
-        </w:rPr>
-        <w:t>Fig. 3.</w:t>
-      </w:r>
-      <w:r>
-        <w:rPr>
-          <w:sz w:val="20"/>
-          <w:szCs w:val="20"/>
-        </w:rPr>
-        <w:t xml:space="preserve"> Persistencia de la razón de tasas, 2019–2025. Cada celda muestra la razón entre la tasa del territorio en ese año y la del resto del país (exposición observada); los valores mayores que 1 (naranja) indican una tasa mayor, y los menores que 1 (azul), una tasa menor. La escala de color es logarítmica, de modo que 0,5 y 2 equidistan de 1. A la derecha se muestran la clasificación del periodo completo (Fig. 2) y el número de años en que la tasa superó a la del resto del país. Los territorios se ordenan por su razón de tasas del periodo completo, y 2025 es preliminar según la fuente.</w:t>
-      </w:r>
-    </w:p>
-    <w:p>
-      <w:pPr>
-        <w:pStyle w:val="Ttulo2"/>
-        <w:keepNext/>
-        <w:spacing w:before="240" w:after="60" w:line="480" w:lineRule="auto"/>
-      </w:pPr>
-      <w:r>
-        <w:t>5.2. Estados espaciotemporales</w:t>
-      </w:r>
-    </w:p>
-    <w:p>
-      <w:pPr>
-        <w:spacing w:line="480" w:lineRule="auto"/>
-        <w:ind w:firstLine="425"/>
-        <w:jc w:val="both"/>
-      </w:pPr>
-      <w:r>
-        <w:t xml:space="preserve">En el espacio mixto E2, los diagnósticos no ofrecieron evidencia consistente de grupos claramente separados y estables (Fig. 4a–c). El estadístico gap favoreció </w:t>
-      </w:r>
-      <w:r>
-        <w:rPr>
-          <w:i/>
-          <w:iCs/>
-        </w:rPr>
-        <w:t>K</w:t>
-      </w:r>
-      <w:r>
-        <w:t xml:space="preserve"> = 1, con un valor de </w:t>
-      </w:r>
-      <w:r>
-        <w:lastRenderedPageBreak/>
-        <w:t xml:space="preserve">1,851 frente a 1,380–1,432 para </w:t>
-      </w:r>
-      <w:r>
-        <w:rPr>
-          <w:i/>
-          <w:iCs/>
-        </w:rPr>
-        <w:t>K</w:t>
-      </w:r>
-      <w:r>
-        <w:t xml:space="preserve"> = 2–8; la silueta se mantuvo entre 0,28 y 0,29, y ninguna partición alcanzó un ARI medio de 0,80 con ambos esquemas de remuestreo. Por ello se aplicó la regla de respaldo, que seleccionó </w:t>
-      </w:r>
-      <w:r>
-        <w:rPr>
-          <w:i/>
-          <w:iCs/>
-        </w:rPr>
-        <w:t>K</w:t>
-      </w:r>
-      <w:r>
-        <w:t xml:space="preserve"> = 4 por presentar la mayor estabilidad mínima (0,63). Los cuatro estados se utilizan, en consecuencia, para resumir perfiles mensuales de las variables analizadas, sin interpretarlos como categorías naturales del fenómeno. La concordancia con otros algoritmos también fue limitada: el ARI respecto de k-medias fue de 0,31 para Ward y de 0,23 para la mezcla gaussiana, mientras que HDBSCAN clasificó el 70 % de las observaciones como ruido.</w:t>
-      </w:r>
-    </w:p>
-    <w:p>
-      <w:pPr>
-        <w:spacing w:line="480" w:lineRule="auto"/>
-        <w:ind w:firstLine="425"/>
-        <w:jc w:val="both"/>
-      </w:pPr>
-      <w:r>
-        <w:t>El perfil de los cuatro estados revela que combinan dos tipos de diferencia (Fig. 4d). Dos de ellos describen la dinámica del mes y aparecen en los 26 territorios: el estado 0 reúne 163 meses muy por debajo de lo habitual, con una anomalía estacional media de −1,40 desviaciones estándar residuales del territorio (DE = 0,64) y una tasa mensual media de 0,31 por cada 10 000 habitantes (DE = 0,16), y el estado 3 reúne 294 meses por encima de lo habitual, con una anomalía de +1,21 (DE = 0,55) y una tasa de 0,78 (DE = 0,29). Los otros dos agrupan meses de anomalía cercana a cero (−0,38 y −0,11) y se distinguen sobre todo por el nivel del territorio: el estado 1 (500 meses de 19 territorios) corresponde a territorios de nivel previo bajo, con una mediana estandarizada de −1,00, y el estado 2 (439 meses de 20 territorios), a territorios de nivel alto, con una mediana de 0,59. Esta composición explica por qué, como se muestra en la Sección 5.5, los estados comparten información con la identidad territorial.</w:t>
-      </w:r>
-    </w:p>
-    <w:p>
-      <w:pPr>
-        <w:keepNext/>
-        <w:spacing w:before="240" w:after="120"/>
-        <w:jc w:val="center"/>
-      </w:pPr>
-      <w:r>
-        <w:rPr>
-          <w:noProof/>
-        </w:rPr>
-        <w:lastRenderedPageBreak/>
-        <w:drawing>
-          <wp:inline distT="0" distB="0" distL="0" distR="0" wp14:anchorId="66E7795F" wp14:editId="59281DDB">
-            <wp:extent cx="5400675" cy="3905250"/>
-            <wp:effectExtent l="0" t="0" r="0" b="0"/>
-            <wp:docPr id="1035641164" name="Fig4_states_es.png" descr="Fig. 4. Elección del número de grupos y perfil de los estados en el espacio mixto (E2), 2019–2023 (n = 1 396 meses-territorio). (a) Estadístico gap con su error estándar; el diagnóstico favorece K = 1 y no respalda una separación en varios grupos en la representación evaluada. (b) Estabilidad media (ARI) en 100 remuestras según el esquema de remuestreo; la línea discontinua marca el umbral de 0,80 y la punteada vertical, el K elegido por la regla de respaldo. (c) Índice de silueta; la línea discontinua marca el valor de referencia de silueta adoptado en el análisis (0,50). (d) Distribución de las tres variables estandarizadas en cada uno de los cuatro estados (K = 4); la leyenda indica el número de meses, los territorios presentes y la tasa mensual media de cada estado." title="Fig4_states_es.png"/>
+            <wp:docPr id="1366193992" name="Fig2_priority_es.png" descr="Fig. 3. Comparación territorial de tasas, 2019–2025." title="Fig2_priority_es.png"/>
             <wp:cNvGraphicFramePr>
               <a:graphicFrameLocks xmlns:a="http://schemas.openxmlformats.org/drawingml/2006/main" noChangeAspect="1"/>
             </wp:cNvGraphicFramePr>
@@ -5081,6 +4645,302 @@
                   <pic:spPr bwMode="auto">
                     <a:xfrm>
                       <a:off x="0" y="0"/>
+                      <a:ext cx="5400675" cy="4562475"/>
+                    </a:xfrm>
+                    <a:prstGeom prst="rect">
+                      <a:avLst/>
+                    </a:prstGeom>
+                  </pic:spPr>
+                </pic:pic>
+              </a:graphicData>
+            </a:graphic>
+          </wp:inline>
+        </w:drawing>
+      </w:r>
+    </w:p>
+    <w:p>
+      <w:pPr>
+        <w:spacing w:after="360"/>
+        <w:rPr>
+          <w:sz w:val="20"/>
+          <w:szCs w:val="20"/>
+        </w:rPr>
+      </w:pPr>
+      <w:r>
+        <w:rPr>
+          <w:b/>
+          <w:bCs/>
+          <w:sz w:val="20"/>
+          <w:szCs w:val="20"/>
+        </w:rPr>
+        <w:t xml:space="preserve">Fig. </w:t>
+      </w:r>
+      <w:r>
+        <w:rPr>
+          <w:b/>
+          <w:bCs/>
+          <w:sz w:val="20"/>
+          <w:szCs w:val="20"/>
+        </w:rPr>
+        <w:t>3</w:t>
+      </w:r>
+      <w:r>
+        <w:rPr>
+          <w:b/>
+          <w:bCs/>
+          <w:sz w:val="20"/>
+          <w:szCs w:val="20"/>
+        </w:rPr>
+        <w:t>.</w:t>
+      </w:r>
+      <w:r>
+        <w:rPr>
+          <w:sz w:val="20"/>
+          <w:szCs w:val="20"/>
+        </w:rPr>
+        <w:t xml:space="preserve"> </w:t>
+      </w:r>
+      <w:r>
+        <w:rPr>
+          <w:sz w:val="20"/>
+          <w:szCs w:val="20"/>
+        </w:rPr>
+        <w:t>Comparación territorial de tasas, 2019–2025. (a) Clasificación con control de la tasa de falsos descubrimientos. (b) Razones de tasas e intervalos de confianza al 95 %. Las líneas del mapa delimitan áreas de estudio y no representan necesariamente límites nacionales aceptados.</w:t>
+      </w:r>
+    </w:p>
+    <w:p>
+      <w:pPr>
+        <w:spacing w:line="480" w:lineRule="auto"/>
+        <w:ind w:firstLine="425"/>
+        <w:jc w:val="both"/>
+      </w:pPr>
+      <w:r>
+        <w:lastRenderedPageBreak/>
+        <w:t>La Fig. 4 descompone</w:t>
+      </w:r>
+      <w:r>
+        <w:t xml:space="preserve"> la clasificación año a año, lo que permite distinguir un exceso persistente de uno concentrado en pocos años. Apurímac, Huánuco, Cusco y Junín se mantuvieron entre 1,19 y 1,79 en todos los años, y el exceso de Cusco creció de 1,29 en 2021 a 1,67 en 2025. En Tacna, el exceso se redujo de forma continua desde 2,48 en 2019 hasta 1,01 en 2024 y repuntó levemente en 2025 (1,17), de modo que su primer puesto obedece sobre todo a los primeros años del periodo. Ayacucho superó al resto hasta 2023 y quedó por debajo en 2024 (0,94) y 2025 (0,73). Los territorios de tasa menor lo fueron de forma sostenida, como Cajamarca, con valores entre 0,40 y 0,54, mientras que entre los no distinguibles Madre de Dios osciló entre 0,45 y 1,65, lo que explica la amplitud de su intervalo. Estas razones anuales son descriptivas; la clasificación se basa en el periodo completo.</w:t>
+      </w:r>
+    </w:p>
+    <w:p>
+      <w:pPr>
+        <w:keepNext/>
+        <w:spacing w:before="240" w:after="120"/>
+        <w:jc w:val="center"/>
+      </w:pPr>
+      <w:r>
+        <w:rPr>
+          <w:noProof/>
+        </w:rPr>
+        <w:drawing>
+          <wp:inline distT="0" distB="0" distL="0" distR="0" wp14:anchorId="10814ECB" wp14:editId="6440BD1E">
+            <wp:extent cx="5433060" cy="4857764"/>
+            <wp:effectExtent l="0" t="0" r="0" b="0"/>
+            <wp:docPr id="2083367447" name="Imagen 3"/>
+            <wp:cNvGraphicFramePr>
+              <a:graphicFrameLocks xmlns:a="http://schemas.openxmlformats.org/drawingml/2006/main" noChangeAspect="1"/>
+            </wp:cNvGraphicFramePr>
+            <a:graphic xmlns:a="http://schemas.openxmlformats.org/drawingml/2006/main">
+              <a:graphicData uri="http://schemas.openxmlformats.org/drawingml/2006/picture">
+                <pic:pic xmlns:pic="http://schemas.openxmlformats.org/drawingml/2006/picture">
+                  <pic:nvPicPr>
+                    <pic:cNvPr id="0" name="Picture 8"/>
+                    <pic:cNvPicPr>
+                      <a:picLocks noChangeAspect="1" noChangeArrowheads="1"/>
+                    </pic:cNvPicPr>
+                  </pic:nvPicPr>
+                  <pic:blipFill>
+                    <a:blip r:embed="rId11" cstate="print">
+                      <a:extLst>
+                        <a:ext uri="{28A0092B-C50C-407E-A947-70E740481C1C}">
+                          <a14:useLocalDpi xmlns:a14="http://schemas.microsoft.com/office/drawing/2010/main" val="0"/>
+                        </a:ext>
+                      </a:extLst>
+                    </a:blip>
+                    <a:srcRect/>
+                    <a:stretch>
+                      <a:fillRect/>
+                    </a:stretch>
+                  </pic:blipFill>
+                  <pic:spPr bwMode="auto">
+                    <a:xfrm>
+                      <a:off x="0" y="0"/>
+                      <a:ext cx="5433060" cy="4857764"/>
+                    </a:xfrm>
+                    <a:prstGeom prst="rect">
+                      <a:avLst/>
+                    </a:prstGeom>
+                    <a:noFill/>
+                    <a:ln>
+                      <a:noFill/>
+                    </a:ln>
+                  </pic:spPr>
+                </pic:pic>
+              </a:graphicData>
+            </a:graphic>
+          </wp:inline>
+        </w:drawing>
+      </w:r>
+    </w:p>
+    <w:p>
+      <w:pPr>
+        <w:spacing w:after="360"/>
+        <w:jc w:val="center"/>
+      </w:pPr>
+      <w:r>
+        <w:rPr>
+          <w:b/>
+          <w:bCs/>
+          <w:sz w:val="20"/>
+          <w:szCs w:val="20"/>
+        </w:rPr>
+        <w:t xml:space="preserve">Fig. </w:t>
+      </w:r>
+      <w:r>
+        <w:rPr>
+          <w:b/>
+          <w:bCs/>
+          <w:sz w:val="20"/>
+          <w:szCs w:val="20"/>
+        </w:rPr>
+        <w:t>4</w:t>
+      </w:r>
+      <w:r>
+        <w:rPr>
+          <w:b/>
+          <w:bCs/>
+          <w:sz w:val="20"/>
+          <w:szCs w:val="20"/>
+        </w:rPr>
+        <w:t>.</w:t>
+      </w:r>
+      <w:r>
+        <w:rPr>
+          <w:sz w:val="20"/>
+          <w:szCs w:val="20"/>
+        </w:rPr>
+        <w:t xml:space="preserve"> </w:t>
+      </w:r>
+      <w:r>
+        <w:rPr>
+          <w:sz w:val="20"/>
+          <w:szCs w:val="20"/>
+        </w:rPr>
+        <w:t>Razones de tasas anuales frente al resto del país, 2019–2025</w:t>
+      </w:r>
+      <w:r>
+        <w:rPr>
+          <w:sz w:val="20"/>
+          <w:szCs w:val="20"/>
+        </w:rPr>
+        <w:t>.</w:t>
+      </w:r>
+    </w:p>
+    <w:p>
+      <w:pPr>
+        <w:pStyle w:val="Ttulo2"/>
+        <w:keepNext/>
+        <w:spacing w:before="240" w:after="60" w:line="480" w:lineRule="auto"/>
+      </w:pPr>
+      <w:r>
+        <w:lastRenderedPageBreak/>
+        <w:t>5.2. Perfiles mensuales de los estados</w:t>
+      </w:r>
+    </w:p>
+    <w:p>
+      <w:pPr>
+        <w:spacing w:line="480" w:lineRule="auto"/>
+        <w:ind w:firstLine="425"/>
+        <w:jc w:val="both"/>
+      </w:pPr>
+      <w:r>
+        <w:t xml:space="preserve">En el espacio mixto E2, los tres diagnósticos coincidieron en una separación débil entre grupos (Fig. 5a–c). El estadístico gap alcanzó su máximo en </w:t>
+      </w:r>
+      <w:r>
+        <w:rPr>
+          <w:i/>
+          <w:iCs/>
+        </w:rPr>
+        <w:t>K</w:t>
+      </w:r>
+      <w:r>
+        <w:t xml:space="preserve"> = 1 (1,851, frente a 1,380–1,432 para </w:t>
+      </w:r>
+      <w:r>
+        <w:rPr>
+          <w:i/>
+          <w:iCs/>
+        </w:rPr>
+        <w:t>K</w:t>
+      </w:r>
+      <w:r>
+        <w:t xml:space="preserve"> = 2–8), la silueta se mantuvo entre 0,28 y 0,29 y la estabilidad mínima quedó por debajo de 0,80 en todas las particiones. La regla de respaldo seleccionó </w:t>
+      </w:r>
+      <w:r>
+        <w:rPr>
+          <w:i/>
+          <w:iCs/>
+        </w:rPr>
+        <w:t>K</w:t>
+      </w:r>
+      <w:r>
+        <w:t xml:space="preserve"> = 4, la partición de mayor estabilidad mínima (0,63), que utilizamos para resumir los perfiles mensuales. La concordancia con otros algoritmos fue baja: el ARI respecto de k-medias fue de 0,31 para Ward y de 0,23 para la mezcla gaussiana, y HDBSCAN clasificó el 70 % de las observaciones como ruido.</w:t>
+      </w:r>
+    </w:p>
+    <w:p>
+      <w:pPr>
+        <w:spacing w:line="480" w:lineRule="auto"/>
+        <w:ind w:firstLine="425"/>
+        <w:jc w:val="both"/>
+      </w:pPr>
+      <w:r>
+        <w:t xml:space="preserve">El perfil de los cuatro estados revela que combinan dos tipos de diferencia (Fig. </w:t>
+      </w:r>
+      <w:r>
+        <w:t>5</w:t>
+      </w:r>
+      <w:r>
+        <w:t>d). Dos de ellos describen la dinámica del mes y aparecen en los 26 territorios: el estado 0 reúne 163 meses muy por debajo de lo habitual, con una anomalía estacional media de −1,40 desviaciones estándar residuales del territorio (DE = 0,64) y una tasa mensual media de 0,31 por cada 10 000 habitantes (DE = 0,16), y el estado 3 reúne 294 meses por encima de lo habitual, con una anomalía de +1,21 (DE = 0,55) y una tasa de 0,78 (DE = 0,29). Los otros dos agrupan meses de anomalía cercana a cero (−0,38 y −0,11) y se distinguen sobre todo por el nivel del territorio: el estado 1 (500 meses de 19 territorios) corresponde a territorios de nivel previo bajo, con una mediana estandarizada de −1,00, y el estado 2 (439 meses de 20 territorios), a territorios de nivel alto, con una mediana de 0,59. Esta composición explica por qué, como se muestra en la Sección 5.5, los estados comparten información con la identidad territorial.</w:t>
+      </w:r>
+    </w:p>
+    <w:p>
+      <w:pPr>
+        <w:keepNext/>
+        <w:spacing w:before="240" w:after="120"/>
+        <w:jc w:val="center"/>
+      </w:pPr>
+      <w:r>
+        <w:rPr>
+          <w:noProof/>
+        </w:rPr>
+        <w:lastRenderedPageBreak/>
+        <w:drawing>
+          <wp:inline distT="0" distB="0" distL="0" distR="0" wp14:anchorId="73A1E10D" wp14:editId="24439B2C">
+            <wp:extent cx="5400675" cy="3905250"/>
+            <wp:effectExtent l="0" t="0" r="0" b="0"/>
+            <wp:docPr id="133477217" name="Fig4_states_es.png" descr="Fig. 5. Diagnósticos y perfiles de los estados en E2." title="Fig4_states_es.png"/>
+            <wp:cNvGraphicFramePr>
+              <a:graphicFrameLocks xmlns:a="http://schemas.openxmlformats.org/drawingml/2006/main" noChangeAspect="1"/>
+            </wp:cNvGraphicFramePr>
+            <a:graphic xmlns:a="http://schemas.openxmlformats.org/drawingml/2006/main">
+              <a:graphicData uri="http://schemas.openxmlformats.org/drawingml/2006/picture">
+                <pic:pic xmlns:pic="http://schemas.openxmlformats.org/drawingml/2006/picture">
+                  <pic:nvPicPr>
+                    <pic:cNvPr id="0" name=""/>
+                    <pic:cNvPicPr>
+                      <a:picLocks noChangeAspect="1" noChangeArrowheads="1"/>
+                    </pic:cNvPicPr>
+                  </pic:nvPicPr>
+                  <pic:blipFill>
+                    <a:blip r:embed="rId12"/>
+                    <a:srcRect/>
+                    <a:stretch>
+                      <a:fillRect/>
+                    </a:stretch>
+                  </pic:blipFill>
+                  <pic:spPr bwMode="auto">
+                    <a:xfrm>
+                      <a:off x="0" y="0"/>
                       <a:ext cx="5400675" cy="3905250"/>
                     </a:xfrm>
                     <a:prstGeom prst="rect">
@@ -5097,7 +4957,7 @@
     <w:p>
       <w:pPr>
         <w:spacing w:after="360"/>
-        <w:jc w:val="both"/>
+        <w:jc w:val="center"/>
       </w:pPr>
       <w:r>
         <w:rPr>
@@ -5106,134 +4966,8 @@
           <w:sz w:val="20"/>
           <w:szCs w:val="20"/>
         </w:rPr>
-        <w:t>Fig. 4.</w:t>
-      </w:r>
-      <w:r>
-        <w:rPr>
-          <w:sz w:val="20"/>
-          <w:szCs w:val="20"/>
-        </w:rPr>
-        <w:t xml:space="preserve"> Elección del número de grupos y perfil de los estados en el espacio mixto (E2), 2019–2023 (n = 1 396 meses-territorio). (a) Estadístico gap con su error estándar; el diagnóstico favorece </w:t>
-      </w:r>
-      <w:r>
-        <w:rPr>
-          <w:i/>
-          <w:iCs/>
-          <w:sz w:val="20"/>
-          <w:szCs w:val="20"/>
-        </w:rPr>
-        <w:t>K</w:t>
-      </w:r>
-      <w:r>
-        <w:rPr>
-          <w:sz w:val="20"/>
-          <w:szCs w:val="20"/>
-        </w:rPr>
-        <w:t xml:space="preserve"> = 1 y no respalda una separación en varios grupos en la representación evaluada. (b) Estabilidad media (ARI) en 100 remuestras según el esquema de remuestreo; la línea discontinua marca el umbral de 0,80 y la punteada vertical, el </w:t>
-      </w:r>
-      <w:r>
-        <w:rPr>
-          <w:i/>
-          <w:iCs/>
-          <w:sz w:val="20"/>
-          <w:szCs w:val="20"/>
-        </w:rPr>
-        <w:t>K</w:t>
-      </w:r>
-      <w:r>
-        <w:rPr>
-          <w:sz w:val="20"/>
-          <w:szCs w:val="20"/>
-        </w:rPr>
-        <w:t xml:space="preserve"> elegido por la regla de respaldo. (c) Índice de silueta; la línea discontinua marca el valor de referencia de silueta adoptado en el análisis (0,50). (d) Distribución de las tres variables estandarizadas en cada uno de los cuatro estados (</w:t>
-      </w:r>
-      <w:r>
-        <w:rPr>
-          <w:i/>
-          <w:iCs/>
-          <w:sz w:val="20"/>
-          <w:szCs w:val="20"/>
-        </w:rPr>
-        <w:t>K</w:t>
-      </w:r>
-      <w:r>
-        <w:rPr>
-          <w:sz w:val="20"/>
-          <w:szCs w:val="20"/>
-        </w:rPr>
-        <w:t xml:space="preserve"> = 4); la leyenda indica el número de meses, los territorios presentes y la tasa mensual media de cada estado.</w:t>
-      </w:r>
-    </w:p>
-    <w:p>
-      <w:pPr>
-        <w:pStyle w:val="Ttulo2"/>
-        <w:keepNext/>
-        <w:spacing w:before="240" w:after="60" w:line="480" w:lineRule="auto"/>
-      </w:pPr>
-      <w:r>
-        <w:t>5.3. Estructura espacial</w:t>
-      </w:r>
-    </w:p>
-    <w:p>
-      <w:pPr>
-        <w:spacing w:line="480" w:lineRule="auto"/>
-        <w:ind w:firstLine="425"/>
-        <w:jc w:val="both"/>
-      </w:pPr>
-      <w:r>
-        <w:t xml:space="preserve">La evidencia de autocorrelación espacial global de las tasas dependió de la definición de vecindad (Tabla 2). Con los cuatro vecinos más cercanos, el I de Moran fue de 0,288 (p = 0,018) para 2019–2025 y de 0,245 (p = 0,032) para el periodo consolidado 2019–2024, mientras que con contigüidad fue de 0,122 y no significativo (p = 0,244); el ajuste bayesiano empírico no modificó estos valores. Estos resultados respaldan una asociación positiva bajo la proximidad por vecinos cercanos, pero no una conclusión independiente de la matriz espacial. Los conteos y la proporción de meses en el estado de mayor tasa no mostraron autocorrelación significativa con ninguna de las dos matrices, y al retirar sucesivamente cada territorio (24 de las 26 </w:t>
-      </w:r>
-      <w:r>
-        <w:lastRenderedPageBreak/>
-        <w:t>exclusiones son calculables) el I de Moran con contigüidad varió entre 0,029 y 0,289 y solo fue significativo al excluir Huánuco, lo que muestra su sensibilidad a la composición territorial.</w:t>
-      </w:r>
-    </w:p>
-    <w:p>
-      <w:pPr>
-        <w:spacing w:line="480" w:lineRule="auto"/>
-        <w:ind w:firstLine="425"/>
-        <w:jc w:val="both"/>
-      </w:pPr>
-      <w:r>
-        <w:t>En el análisis local con Gi* se identificaron puntos fríos tras el ajuste de Benjamini–Hochberg en Amazonas y Lambayeque con contigüidad, y en Lambayeque y San Martín con cuatro vecinos; con el ajuste más conservador de Benjamini–Yekutieli, solo Amazonas mantuvo la significación (q = 0,032). Ningún territorio fue punto caliente tras el ajuste con las dos matrices principales. Con contigüidad, Apurímac, Cusco y Ayacucho presentaron los valores positivos más altos de Gi* (</w:t>
-      </w:r>
-      <w:r>
-        <w:rPr>
-          <w:i/>
-          <w:iCs/>
-        </w:rPr>
-        <w:t>z</w:t>
-      </w:r>
-      <w:r>
-        <w:t xml:space="preserve"> entre 2,13 y 2,43), pero sus valores p bilaterales (0,057–0,064) no alcanzaron significación ni siquiera antes del ajuste. Lima Metropolitana tampoco mostró una concentración local significativa (con contigüidad, </w:t>
-      </w:r>
-      <w:r>
-        <w:rPr>
-          <w:i/>
-          <w:iCs/>
-        </w:rPr>
-        <w:t>z</w:t>
-      </w:r>
-      <w:r>
-        <w:t xml:space="preserve"> = 0,07 y p = 0,97).</w:t>
-      </w:r>
-    </w:p>
-    <w:p>
-      <w:pPr>
-        <w:spacing w:line="480" w:lineRule="auto"/>
-        <w:ind w:firstLine="425"/>
-        <w:jc w:val="both"/>
-      </w:pPr>
-      <w:r>
-        <w:t>La clasificación local es distinta de la comparación de cada territorio con el resto del país. Lambayeque presenta una tasa superior a la del resto (Sección 5.1) y, a la vez, un entorno de valores bajos que Gi* identifica como punto frío, mientras que el I de Moran local lo caracteriza como un territorio de valor alto rodeado de valores bajos; ambas lecturas describen aspectos distintos de su posición espacial.</w:t>
-      </w:r>
-    </w:p>
-    <w:p>
-      <w:pPr>
-        <w:keepNext/>
-        <w:spacing w:after="120"/>
-        <w:jc w:val="both"/>
-      </w:pPr>
+        <w:t xml:space="preserve">Fig. </w:t>
+      </w:r>
       <w:r>
         <w:rPr>
           <w:b/>
@@ -5241,14 +4975,128 @@
           <w:sz w:val="20"/>
           <w:szCs w:val="20"/>
         </w:rPr>
-        <w:t>Tabla 2.</w:t>
-      </w:r>
-      <w:r>
-        <w:rPr>
+        <w:t>5</w:t>
+      </w:r>
+      <w:r>
+        <w:rPr>
+          <w:b/>
+          <w:bCs/>
           <w:sz w:val="20"/>
           <w:szCs w:val="20"/>
         </w:rPr>
-        <w:t xml:space="preserve"> Estructura espacial de las denuncias por desaparición. Panel A: I de Moran global (9 999 permutaciones; valor p bilateral). Panel B: territorios significativos tras el control de la tasa de falsos descubrimientos (valores p locales exactos; tasa 2019–2025 con exposición observada).</w:t>
+        <w:t>.</w:t>
+      </w:r>
+      <w:r>
+        <w:rPr>
+          <w:sz w:val="20"/>
+          <w:szCs w:val="20"/>
+        </w:rPr>
+        <w:t xml:space="preserve"> </w:t>
+      </w:r>
+      <w:r>
+        <w:rPr>
+          <w:sz w:val="20"/>
+          <w:szCs w:val="20"/>
+        </w:rPr>
+        <w:t>Diagnósticos y perfiles de los estados en E2, 2019–2023 (n = 1 396 meses-territorio). (a) Estadístico gap. (b) Estabilidad (ARI). (c) Silueta. (d) Variables estandarizadas.</w:t>
+      </w:r>
+    </w:p>
+    <w:p>
+      <w:pPr>
+        <w:pStyle w:val="Ttulo2"/>
+        <w:keepNext/>
+        <w:spacing w:before="240" w:after="60" w:line="480" w:lineRule="auto"/>
+      </w:pPr>
+      <w:r>
+        <w:t>5.3. Autocorrelación y concentraciones locales</w:t>
+      </w:r>
+    </w:p>
+    <w:p>
+      <w:pPr>
+        <w:spacing w:line="480" w:lineRule="auto"/>
+        <w:ind w:firstLine="425"/>
+        <w:jc w:val="both"/>
+      </w:pPr>
+      <w:r>
+        <w:t>La autocorrelación espacial global de las tasas fue positiva y su significación dependió de la definición de vecindad (Tabla 2). Con los cuatro vecinos más cercanos, el I de Moran fue de 0,288 (p = 0,018) para 2019–2025 y de 0,245 (p = 0,032) para 2019–2024; con contigüidad fue de 0,122 (p = 0,244), frente a un valor esperado de −0,04 en ausencia de autocorrelación, y el ajuste bayesiano empírico reprodujo estos valores. La asociación positiva se sostiene, por tanto, con la proximidad por vecinos cercanos. Los conteos y la proporción de meses en el estado de mayor tasa presentaron valores de I entre −0,10 y 0,01, no significativos con ninguna de las dos matrices. Al retirar sucesivamente cada territorio (24 exclusiones calculables), el I de Moran con contigüidad varió entre 0,029 y 0,289 y fue significativo solo al excluir Huánuco, lo que indica sensibilidad a la composición territorial.</w:t>
+      </w:r>
+    </w:p>
+    <w:p>
+      <w:pPr>
+        <w:spacing w:line="480" w:lineRule="auto"/>
+        <w:ind w:firstLine="425"/>
+        <w:jc w:val="both"/>
+      </w:pPr>
+      <w:r>
+        <w:lastRenderedPageBreak/>
+        <w:t>En el análisis local con Gi*, el ajuste de Benjamini–Hochberg identificó puntos fríos en Amazonas y Lambayeque con contigüidad, y en Lambayeque y San Martín con cuatro vecinos; con el ajuste más conservador de Benjamini–Yekutieli, Amazonas mantuvo la significación (q = 0,032). Tras el ajuste, ningún territorio resultó punto caliente con las dos matrices principales. Los valores positivos más altos de Gi* correspondieron a Apurímac, Cusco y Ayacucho con contigüidad (</w:t>
+      </w:r>
+      <w:r>
+        <w:rPr>
+          <w:i/>
+          <w:iCs/>
+        </w:rPr>
+        <w:t>z</w:t>
+      </w:r>
+      <w:r>
+        <w:t xml:space="preserve"> entre 2,13 y 2,43; p bilateral entre 0,057 y 0,064), y Lima Metropolitana presentó un valor cercano a cero (</w:t>
+      </w:r>
+      <w:r>
+        <w:rPr>
+          <w:i/>
+          <w:iCs/>
+        </w:rPr>
+        <w:t>z</w:t>
+      </w:r>
+      <w:r>
+        <w:t xml:space="preserve"> = 0,07; p = 0,97).</w:t>
+      </w:r>
+    </w:p>
+    <w:p>
+      <w:pPr>
+        <w:spacing w:line="480" w:lineRule="auto"/>
+        <w:ind w:firstLine="425"/>
+        <w:jc w:val="both"/>
+      </w:pPr>
+      <w:r>
+        <w:t>La clasificación local es distinta de la comparación de cada territorio con el resto del país. Lambayeque presenta una tasa superior a la del resto (Sección 5.1) y, a la vez, un entorno de valores bajos que Gi* identifica como punto frío, mientras que el I de Moran local lo caracteriza como un territorio de valor alto rodeado de valores bajos; ambas lecturas describen aspectos distintos de su posición espacial.</w:t>
+      </w:r>
+    </w:p>
+    <w:p>
+      <w:pPr>
+        <w:keepNext/>
+        <w:spacing w:after="120"/>
+        <w:jc w:val="both"/>
+      </w:pPr>
+      <w:r>
+        <w:rPr>
+          <w:b/>
+          <w:bCs/>
+          <w:sz w:val="20"/>
+          <w:szCs w:val="20"/>
+        </w:rPr>
+        <w:t>Tabla 2.</w:t>
+      </w:r>
+      <w:r>
+        <w:rPr>
+          <w:sz w:val="20"/>
+          <w:szCs w:val="20"/>
+        </w:rPr>
+        <w:t xml:space="preserve"> </w:t>
+      </w:r>
+      <w:r>
+        <w:rPr>
+          <w:sz w:val="20"/>
+          <w:szCs w:val="20"/>
+        </w:rPr>
+        <w:t>Asociación espacial global y local</w:t>
+      </w:r>
+      <w:r>
+        <w:rPr>
+          <w:sz w:val="20"/>
+          <w:szCs w:val="20"/>
+        </w:rPr>
+        <w:t>.</w:t>
       </w:r>
     </w:p>
     <w:tbl>
@@ -5266,7 +5114,7 @@
           <w:left w:w="10" w:type="dxa"/>
           <w:right w:w="10" w:type="dxa"/>
         </w:tblCellMar>
-        <w:tblLook w:val="0000" w:firstRow="0" w:lastRow="0" w:firstColumn="0" w:lastColumn="0" w:noHBand="0" w:noVBand="0"/>
+        <w:tblLook w:val="04A0" w:firstRow="1" w:lastRow="0" w:firstColumn="1" w:lastColumn="0" w:noHBand="0" w:noVBand="1"/>
       </w:tblPr>
       <w:tblGrid>
         <w:gridCol w:w="3300"/>
@@ -7097,23 +6945,7 @@
           <w:sz w:val="18"/>
           <w:szCs w:val="18"/>
         </w:rPr>
-        <w:t xml:space="preserve">I: índice de Moran global (valor esperado sin autocorrelación: −0,04). Gi* z: valor estandarizado del estadístico de </w:t>
-      </w:r>
-      <w:proofErr w:type="spellStart"/>
-      <w:r>
-        <w:rPr>
-          <w:sz w:val="18"/>
-          <w:szCs w:val="18"/>
-        </w:rPr>
-        <w:t>Getis</w:t>
-      </w:r>
-      <w:proofErr w:type="spellEnd"/>
-      <w:r>
-        <w:rPr>
-          <w:sz w:val="18"/>
-          <w:szCs w:val="18"/>
-        </w:rPr>
-        <w:t>–Ord; los valores negativos indican concentración de valores bajos (punto frío). q: valor p ajustado por Benjamini–Hochberg; con el ajuste de Benjamini–Yekutieli solo Amazonas (contigüidad) mantiene q &lt; 0,05 (q = 0,032). Tipo LISA: territorio (alto o bajo) frente a sus vecinos (alto o bajo). Ningún territorio fue punto caliente tras la corrección.</w:t>
+        <w:t>I: I de Moran global; Gi* z: estadístico de Getis–Ord estandarizado; q: valor p ajustado por Benjamini–Hochberg. LISA: valor del territorio frente al de sus vecinos.</w:t>
       </w:r>
     </w:p>
     <w:p>
@@ -7123,8 +6955,7 @@
         <w:spacing w:before="240" w:after="60" w:line="480" w:lineRule="auto"/>
       </w:pPr>
       <w:r>
-        <w:lastRenderedPageBreak/>
-        <w:t>5.4. Dinámica temporal</w:t>
+        <w:t>5.4. Cambios de los estados entre años</w:t>
       </w:r>
     </w:p>
     <w:p>
@@ -7134,7 +6965,11 @@
         <w:jc w:val="both"/>
       </w:pPr>
       <w:r>
-        <w:t>En 2024, la partición transferida desde el ajuste de 2019–2023 presentó un ARI de 0,41 respecto de la partición reajustada en ese año; la proporción de observaciones en el estado 1 aumentó del 35,8 % durante el entrenamiento al 56,4 %, y la distancia de Jensen–Shannon entre las distribuciones de estados fue de 0,18. En 2025, con el modelo ajustado hasta 2024, el ARI fue de 0,52 y la distancia de 0,05, de modo que las proporciones se acercaron a las del entrenamiento, aunque persistieron diferencias entre las asignaciones transferidas y las reajustadas. Estos resultados describen una concordancia temporal parcial y no permiten interpretar los estados como categorías invariantes entre periodos.</w:t>
+        <w:t xml:space="preserve">En 2024, la partición transferida desde el ajuste de 2019–2023 presentó un ARI de 0,41 respecto de la partición reajustada en ese año; la proporción de observaciones en el estado 1 aumentó del 35,8 % durante el entrenamiento al 56,4 %, y la distancia de Jensen–Shannon entre </w:t>
+      </w:r>
+      <w:r>
+        <w:lastRenderedPageBreak/>
+        <w:t>las distribuciones de estados fue de 0,18. En 2025, con el modelo ajustado hasta 2024, el ARI fue de 0,52 y la distancia de 0,05, con proporciones cercanas a las del entrenamiento. Estos resultados indican una concordancia temporal parcial, de modo que los estados varían entre periodos.</w:t>
       </w:r>
     </w:p>
     <w:p>
@@ -7144,7 +6979,7 @@
         <w:spacing w:before="240" w:after="60" w:line="480" w:lineRule="auto"/>
       </w:pPr>
       <w:r>
-        <w:t>5.5. Validación multinivel</w:t>
+        <w:t>5.5. Sensibilidad de los hallazgos</w:t>
       </w:r>
     </w:p>
     <w:p>
@@ -7161,7 +6996,7 @@
         <w:t>Asociación con la identidad territorial.</w:t>
       </w:r>
       <w:r>
-        <w:t xml:space="preserve"> La información compartida entre los estados y los territorios creció a medida que las variables incorporaban nivel territorial (Tabla 3, panel A). En el espacio relativo (E1), la NMI fue de 0,015 y no superó lo esperable por azar (p = 0,81); en el espacio mixto (E2) ascendió a 0,138 (p = 0,001), con un 24 % de la entropía de los grupos explicado por el territorio, justo por debajo del umbral de 0,25; y en el espacio de nivel (E3) llegó a 0,252, con un 45 % de la entropía explicado y tres territorios cuyos meses cayeron casi siempre en el mismo grupo. Exigir 12 meses de historia en lugar de 6 mantuvo el mismo orden entre espacios (NMI de 0,026, 0,166 y 0,271), si bien con esa exigencia E2 superó el umbral de fuga (fracción de 0,29).</w:t>
+        <w:t xml:space="preserve"> La información compartida entre los estados y los territorios creció a medida que las variables incorporaban nivel territorial (Tabla 3, panel A). En el espacio relativo (E1), la NMI fue de 0,015 y se situó dentro de lo esperable por azar (p = 0,81); en el espacio mixto (E2) ascendió a 0,138 (p = 0,001), con un 24 % de la entropía de los grupos explicado por el territorio, justo por debajo del umbral de 0,25; y en el espacio de nivel (E3) llegó a 0,252, con un 45 % de la entropía explicado y tres territorios cuyos meses cayeron casi siempre en el mismo grupo. Exigir 12 meses de historia en lugar de 6 mantuvo el mismo orden entre espacios (NMI de 0,026, 0,166 y 0,271), y con esa exigencia E2 superó el umbral de fuga (fracción de 0,29).</w:t>
       </w:r>
     </w:p>
     <w:p>
@@ -7178,11 +7013,7 @@
         <w:t>Reproducción del análisis inicial.</w:t>
       </w:r>
       <w:r>
-        <w:t xml:space="preserve"> El marco reprodujo el análisis inicial: con celdas del registro, nueve variables, escalado robusto y la regla de silueta máxima eligió tres grupos con una silueta de 0,559 (0,550 en el informe inicial), y con su matriz de vecindad obtuvo un I de Moran de 0,330 y seis puntos calientes (Arequipa, Ayacucho, Cusco, Moquegua, Puno y Tacna). Esa partición, sin embargo, compartió mucha información con el territorio (NMI de 0,330; en 12 de los 26 territorios, al menos el 95 % de las celdas cayó en un mismo grupo), y </w:t>
-      </w:r>
-      <w:r>
-        <w:lastRenderedPageBreak/>
-        <w:t>con escalado estándar la misma especificación eligió dos grupos, y cada territorio cayó íntegro en uno de ellos. Los tres grupos iniciales describían, así, sobre todo diferencias de tamaño e identidad territorial.</w:t>
+        <w:t xml:space="preserve"> El marco reprodujo el análisis inicial: con celdas del registro, nueve variables, escalado robusto y la regla de silueta máxima eligió tres grupos con una silueta de 0,559 (0,550 en el informe inicial), y con su matriz de vecindad obtuvo un I de Moran de 0,330 y seis puntos calientes (Arequipa, Ayacucho, Cusco, Moquegua, Puno y Tacna). Esa partición compartió mucha información con el territorio (NMI de 0,330; en 12 de los 26 territorios, al menos el 95 % de las celdas cayó en un mismo grupo), y con escalado estándar la misma especificación eligió dos grupos, y cada territorio cayó íntegro en uno de ellos. Los tres grupos iniciales describían, así, sobre todo diferencias de tamaño e identidad territorial.</w:t>
       </w:r>
     </w:p>
     <w:p>
@@ -7199,7 +7030,17 @@
         <w:t>Multiverso.</w:t>
       </w:r>
       <w:r>
-        <w:t xml:space="preserve"> En las 108 especificaciones de agrupamiento, el remuestreo de filas indicó estabilidad en el 97 % de los casos, frente a solo el 31 % cuando se remuestrearon territorios y bloques; la silueta superó 0,50 en el 34 % y el 62 % mostró fuga de identidad según el criterio operativo de la Sección 4.6 (Tabla 3, panel B; Fig. 5a). Dentro del conjunto evaluado, el espacio de variables fue la decisión más asociada con las diferencias de NMI (η²</w:t>
+        <w:t xml:space="preserve"> En las 108 especificaciones de agrupamiento, el remuestreo de filas indicó estabilidad en el 97 % de los casos, frente al 31 % cuando se remuestrearon territorios y bloques; </w:t>
+      </w:r>
+      <w:r>
+        <w:lastRenderedPageBreak/>
+        <w:t xml:space="preserve">la silueta superó 0,50 en el 34 % y el 62 % mostró fuga de identidad según el criterio operativo de la Sección 4.6 (Tabla 3, panel B; Fig. </w:t>
+      </w:r>
+      <w:r>
+        <w:t>6</w:t>
+      </w:r>
+      <w:r>
+        <w:t>a). Dentro del conjunto evaluado, el espacio de variables fue la decisión más asociada con las diferencias de NMI (η²</w:t>
       </w:r>
       <w:r>
         <w:rPr>
@@ -7227,7 +7068,21 @@
         <w:jc w:val="both"/>
       </w:pPr>
       <w:r>
-        <w:t>En las 160 especificaciones espaciales de tasas, el I de Moran fue significativo en el 72,5 % (en el 65 % con valores p bilaterales), nunca con contigüidad y, con valores p bilaterales, en el 50–100 % de las especificaciones con las otras cuatro matrices (Fig. 5b). El punto caliente surandino apareció en todas las especificaciones con valores p de una cola sin corrección, pero en ninguna con valores p bilaterales y control de la FDR. En este último escenario, solo la matriz de distancia inversa del análisis inicial señaló puntos calientes (8 de 40 especificaciones: Apurímac, Madre de Dios y Puno), con valores p locales obtenidos por sorteo porque esa matriz asigna a cada territorio entre 6 y 18 vecinos. Lima Metropolitana no fue punto caliente en ninguna de las 240 especificaciones espaciales.</w:t>
+        <w:t xml:space="preserve">En las 160 especificaciones espaciales de tasas, el I de Moran fue significativo en el 72,5 % (en el 65 % con valores p bilaterales), nunca con contigüidad y, con valores p bilaterales, en el 50–100 % de las especificaciones con las otras cuatro matrices (Fig. </w:t>
+      </w:r>
+      <w:r>
+        <w:t>6</w:t>
+      </w:r>
+      <w:r>
+        <w:t xml:space="preserve">b). El punto caliente </w:t>
+      </w:r>
+      <w:proofErr w:type="spellStart"/>
+      <w:r>
+        <w:t>surandino</w:t>
+      </w:r>
+      <w:proofErr w:type="spellEnd"/>
+      <w:r>
+        <w:t xml:space="preserve"> apareció en todas las especificaciones con valores p de una cola sin corrección, y en el 0 % con valores p bilaterales y control de la FDR. En este último escenario, solo la matriz de distancia inversa del análisis inicial señaló puntos calientes (8 de 40 especificaciones: Apurímac, Madre de Dios y Puno), con valores p locales obtenidos por sorteo porque esa matriz asigna a cada territorio entre 6 y 18 vecinos. Lima Metropolitana no fue punto caliente en ninguna de las 240 especificaciones espaciales.</w:t>
       </w:r>
     </w:p>
     <w:p>
@@ -7237,11 +7092,57 @@
         <w:jc w:val="both"/>
       </w:pPr>
       <w:r>
-        <w:t xml:space="preserve">La Fig. 5 resume ambas validaciones mediante curvas de especificaciones. Cada punto representa una especificación, ordenada según el valor de la métrica, y las marcas inferiores identifican las opciones utilizadas; su concentración en un sector de la curva señala una asociación entre la decisión y el resultado, sin aislar por sí sola su efecto. En el panel (a), 39 de las 41 especificaciones sin fuga de identidad utilizan variables relativas (E1) o mixtas (E2), y ninguna emplea solo variables de nivel (E3) ni las nueve variables del análisis inicial, cuyas especificaciones se sitúan entre las de mayor NMI (0,26–0,33). En el panel (b), la contigüidad </w:t>
-      </w:r>
-      <w:r>
-        <w:lastRenderedPageBreak/>
-        <w:t>ocupa las ocho posiciones más bajas sin ninguna especificación significativa, mientras que la matriz de cinco vecinos del análisis inicial se sitúa en el extremo superior.</w:t>
+        <w:t xml:space="preserve">La Fig. </w:t>
+      </w:r>
+      <w:r>
+        <w:t>6</w:t>
+      </w:r>
+      <w:r>
+        <w:t xml:space="preserve"> resume ambas validaciones mediante curvas de especificaciones. Cada punto representa una especificación, ordenada según el valor de la métrica, y las marcas inferiores identifican las opciones utilizadas; su concentración en un sector de la curva señala una asociación entre la decisión y el resultado. En el panel (a), 39 de las 41 especificaciones sin fuga de identidad utilizan variables relativas (E1) o mixtas (E2), y las dos restantes, el espacio mixto con el peso del territorio; las especificaciones con las nueve variables del análisis inicial se sitúan entre las de mayor NMI (0,26–0,33). En el panel (b), la contigüidad ocupa las ocho posiciones más bajas, mientras que la matriz de cinco vecinos del análisis inicial se sitúa en el extremo superior. La figura muestra las decisiones más influyentes; las restantes tienen un efecto menor (en el panel a, la regla de elección de </w:t>
+      </w:r>
+      <w:r>
+        <w:rPr>
+          <w:i/>
+          <w:iCs/>
+        </w:rPr>
+        <w:t>K</w:t>
+      </w:r>
+      <w:r>
+        <w:t>, η²</w:t>
+      </w:r>
+      <w:r>
+        <w:rPr>
+          <w:vertAlign w:val="subscript"/>
+        </w:rPr>
+        <w:t>p</w:t>
+      </w:r>
+      <w:r>
+        <w:t xml:space="preserve"> = 0,10, y la </w:t>
+      </w:r>
+      <w:proofErr w:type="spellStart"/>
+      <w:r>
+        <w:t>winsorización</w:t>
+      </w:r>
+      <w:proofErr w:type="spellEnd"/>
+      <w:r>
+        <w:t>, η²</w:t>
+      </w:r>
+      <w:r>
+        <w:rPr>
+          <w:vertAlign w:val="subscript"/>
+        </w:rPr>
+        <w:t>p</w:t>
+      </w:r>
+      <w:r>
+        <w:t xml:space="preserve"> &lt; 0,01; en el panel b, la exposición y la </w:t>
+      </w:r>
+      <w:proofErr w:type="spellStart"/>
+      <w:r>
+        <w:t>winsorización</w:t>
+      </w:r>
+      <w:proofErr w:type="spellEnd"/>
+      <w:r>
+        <w:t>, que cambian el I de Moran medio en menos de 0,01).</w:t>
       </w:r>
     </w:p>
     <w:p>
@@ -7257,6 +7158,7 @@
           <w:sz w:val="20"/>
           <w:szCs w:val="20"/>
         </w:rPr>
+        <w:lastRenderedPageBreak/>
         <w:t>Tabla 3.</w:t>
       </w:r>
       <w:r>
@@ -7264,23 +7166,21 @@
           <w:sz w:val="20"/>
           <w:szCs w:val="20"/>
         </w:rPr>
-        <w:t xml:space="preserve"> Validación multinivel. Panel A: información compartida entre los estados y los territorios según el espacio de variables (2019–2023, </w:t>
-      </w:r>
-      <w:r>
-        <w:rPr>
-          <w:i/>
-          <w:iCs/>
+        <w:t xml:space="preserve"> </w:t>
+      </w:r>
+      <w:r>
+        <w:rPr>
           <w:sz w:val="20"/>
           <w:szCs w:val="20"/>
         </w:rPr>
-        <w:t>K</w:t>
+        <w:t>Asociación territorial y sensibilidad analítica</w:t>
       </w:r>
       <w:r>
         <w:rPr>
           <w:sz w:val="20"/>
           <w:szCs w:val="20"/>
         </w:rPr>
-        <w:t xml:space="preserve"> = 4; 999 permutaciones por años). Panel B: proporción de especificaciones del multiverso que respaldan cada afirmación.</w:t>
+        <w:t>.</w:t>
       </w:r>
     </w:p>
     <w:tbl>
@@ -7298,7 +7198,7 @@
           <w:left w:w="10" w:type="dxa"/>
           <w:right w:w="10" w:type="dxa"/>
         </w:tblCellMar>
-        <w:tblLook w:val="0000" w:firstRow="0" w:lastRow="0" w:firstColumn="0" w:lastColumn="0" w:noHBand="0" w:noVBand="0"/>
+        <w:tblLook w:val="04A0" w:firstRow="1" w:lastRow="0" w:firstColumn="1" w:lastColumn="0" w:noHBand="0" w:noVBand="1"/>
       </w:tblPr>
       <w:tblGrid>
         <w:gridCol w:w="3784"/>
@@ -7313,7 +7213,7 @@
         </w:trPr>
         <w:tc>
           <w:tcPr>
-            <w:tcW w:w="3900" w:type="dxa"/>
+            <w:tcW w:w="3784" w:type="dxa"/>
             <w:tcBorders>
               <w:top w:val="none" w:sz="0" w:space="0" w:color="000000"/>
               <w:left w:val="none" w:sz="0" w:space="0" w:color="000000"/>
@@ -7342,7 +7242,7 @@
         </w:tc>
         <w:tc>
           <w:tcPr>
-            <w:tcW w:w="1350" w:type="dxa"/>
+            <w:tcW w:w="1543" w:type="dxa"/>
             <w:tcBorders>
               <w:top w:val="none" w:sz="0" w:space="0" w:color="000000"/>
               <w:left w:val="none" w:sz="0" w:space="0" w:color="000000"/>
@@ -7374,7 +7274,7 @@
         </w:tc>
         <w:tc>
           <w:tcPr>
-            <w:tcW w:w="1350" w:type="dxa"/>
+            <w:tcW w:w="1329" w:type="dxa"/>
             <w:tcBorders>
               <w:top w:val="none" w:sz="0" w:space="0" w:color="000000"/>
               <w:left w:val="none" w:sz="0" w:space="0" w:color="000000"/>
@@ -7406,7 +7306,7 @@
         </w:tc>
         <w:tc>
           <w:tcPr>
-            <w:tcW w:w="1350" w:type="dxa"/>
+            <w:tcW w:w="1316" w:type="dxa"/>
             <w:tcBorders>
               <w:top w:val="none" w:sz="0" w:space="0" w:color="000000"/>
               <w:left w:val="none" w:sz="0" w:space="0" w:color="000000"/>
@@ -7438,7 +7338,7 @@
         </w:tc>
         <w:tc>
           <w:tcPr>
-            <w:tcW w:w="1350" w:type="dxa"/>
+            <w:tcW w:w="1328" w:type="dxa"/>
             <w:tcBorders>
               <w:top w:val="none" w:sz="0" w:space="0" w:color="000000"/>
               <w:left w:val="none" w:sz="0" w:space="0" w:color="000000"/>
@@ -7472,7 +7372,7 @@
       <w:tr>
         <w:tc>
           <w:tcPr>
-            <w:tcW w:w="3900" w:type="dxa"/>
+            <w:tcW w:w="3784" w:type="dxa"/>
             <w:tcBorders>
               <w:top w:val="none" w:sz="0" w:space="0" w:color="000000"/>
               <w:left w:val="none" w:sz="0" w:space="0" w:color="000000"/>
@@ -7499,7 +7399,7 @@
         </w:tc>
         <w:tc>
           <w:tcPr>
-            <w:tcW w:w="1350" w:type="dxa"/>
+            <w:tcW w:w="1543" w:type="dxa"/>
             <w:tcBorders>
               <w:top w:val="none" w:sz="0" w:space="0" w:color="000000"/>
               <w:left w:val="none" w:sz="0" w:space="0" w:color="000000"/>
@@ -7529,7 +7429,7 @@
         </w:tc>
         <w:tc>
           <w:tcPr>
-            <w:tcW w:w="1350" w:type="dxa"/>
+            <w:tcW w:w="1329" w:type="dxa"/>
             <w:tcBorders>
               <w:top w:val="none" w:sz="0" w:space="0" w:color="000000"/>
               <w:left w:val="none" w:sz="0" w:space="0" w:color="000000"/>
@@ -7559,7 +7459,7 @@
         </w:tc>
         <w:tc>
           <w:tcPr>
-            <w:tcW w:w="1350" w:type="dxa"/>
+            <w:tcW w:w="1316" w:type="dxa"/>
             <w:tcBorders>
               <w:top w:val="none" w:sz="0" w:space="0" w:color="000000"/>
               <w:left w:val="none" w:sz="0" w:space="0" w:color="000000"/>
@@ -7589,7 +7489,7 @@
         </w:tc>
         <w:tc>
           <w:tcPr>
-            <w:tcW w:w="1350" w:type="dxa"/>
+            <w:tcW w:w="1328" w:type="dxa"/>
             <w:tcBorders>
               <w:top w:val="none" w:sz="0" w:space="0" w:color="000000"/>
               <w:left w:val="none" w:sz="0" w:space="0" w:color="000000"/>
@@ -7621,7 +7521,7 @@
       <w:tr>
         <w:tc>
           <w:tcPr>
-            <w:tcW w:w="3900" w:type="dxa"/>
+            <w:tcW w:w="3784" w:type="dxa"/>
             <w:tcBorders>
               <w:top w:val="none" w:sz="0" w:space="0" w:color="000000"/>
               <w:left w:val="none" w:sz="0" w:space="0" w:color="000000"/>
@@ -7648,7 +7548,7 @@
         </w:tc>
         <w:tc>
           <w:tcPr>
-            <w:tcW w:w="1350" w:type="dxa"/>
+            <w:tcW w:w="1543" w:type="dxa"/>
             <w:tcBorders>
               <w:top w:val="none" w:sz="0" w:space="0" w:color="000000"/>
               <w:left w:val="none" w:sz="0" w:space="0" w:color="000000"/>
@@ -7678,7 +7578,7 @@
         </w:tc>
         <w:tc>
           <w:tcPr>
-            <w:tcW w:w="1350" w:type="dxa"/>
+            <w:tcW w:w="1329" w:type="dxa"/>
             <w:tcBorders>
               <w:top w:val="none" w:sz="0" w:space="0" w:color="000000"/>
               <w:left w:val="none" w:sz="0" w:space="0" w:color="000000"/>
@@ -7708,7 +7608,7 @@
         </w:tc>
         <w:tc>
           <w:tcPr>
-            <w:tcW w:w="1350" w:type="dxa"/>
+            <w:tcW w:w="1316" w:type="dxa"/>
             <w:tcBorders>
               <w:top w:val="none" w:sz="0" w:space="0" w:color="000000"/>
               <w:left w:val="none" w:sz="0" w:space="0" w:color="000000"/>
@@ -7738,7 +7638,7 @@
         </w:tc>
         <w:tc>
           <w:tcPr>
-            <w:tcW w:w="1350" w:type="dxa"/>
+            <w:tcW w:w="1328" w:type="dxa"/>
             <w:tcBorders>
               <w:top w:val="none" w:sz="0" w:space="0" w:color="000000"/>
               <w:left w:val="none" w:sz="0" w:space="0" w:color="000000"/>
@@ -7770,7 +7670,7 @@
       <w:tr>
         <w:tc>
           <w:tcPr>
-            <w:tcW w:w="3900" w:type="dxa"/>
+            <w:tcW w:w="3784" w:type="dxa"/>
             <w:tcBorders>
               <w:top w:val="none" w:sz="0" w:space="0" w:color="000000"/>
               <w:left w:val="none" w:sz="0" w:space="0" w:color="000000"/>
@@ -7797,7 +7697,7 @@
         </w:tc>
         <w:tc>
           <w:tcPr>
-            <w:tcW w:w="1350" w:type="dxa"/>
+            <w:tcW w:w="1543" w:type="dxa"/>
             <w:tcBorders>
               <w:top w:val="none" w:sz="0" w:space="0" w:color="000000"/>
               <w:left w:val="none" w:sz="0" w:space="0" w:color="000000"/>
@@ -7827,7 +7727,7 @@
         </w:tc>
         <w:tc>
           <w:tcPr>
-            <w:tcW w:w="1350" w:type="dxa"/>
+            <w:tcW w:w="1329" w:type="dxa"/>
             <w:tcBorders>
               <w:top w:val="none" w:sz="0" w:space="0" w:color="000000"/>
               <w:left w:val="none" w:sz="0" w:space="0" w:color="000000"/>
@@ -7857,7 +7757,7 @@
         </w:tc>
         <w:tc>
           <w:tcPr>
-            <w:tcW w:w="1350" w:type="dxa"/>
+            <w:tcW w:w="1316" w:type="dxa"/>
             <w:tcBorders>
               <w:top w:val="none" w:sz="0" w:space="0" w:color="000000"/>
               <w:left w:val="none" w:sz="0" w:space="0" w:color="000000"/>
@@ -7887,7 +7787,7 @@
         </w:tc>
         <w:tc>
           <w:tcPr>
-            <w:tcW w:w="1350" w:type="dxa"/>
+            <w:tcW w:w="1328" w:type="dxa"/>
             <w:tcBorders>
               <w:top w:val="none" w:sz="0" w:space="0" w:color="000000"/>
               <w:left w:val="none" w:sz="0" w:space="0" w:color="000000"/>
@@ -7919,7 +7819,7 @@
       <w:tr>
         <w:tc>
           <w:tcPr>
-            <w:tcW w:w="3900" w:type="dxa"/>
+            <w:tcW w:w="3784" w:type="dxa"/>
             <w:tcBorders>
               <w:top w:val="single" w:sz="4" w:space="0" w:color="000000"/>
               <w:left w:val="none" w:sz="0" w:space="0" w:color="000000"/>
@@ -7948,7 +7848,7 @@
         </w:tc>
         <w:tc>
           <w:tcPr>
-            <w:tcW w:w="1350" w:type="dxa"/>
+            <w:tcW w:w="1543" w:type="dxa"/>
             <w:tcBorders>
               <w:top w:val="single" w:sz="4" w:space="0" w:color="000000"/>
               <w:left w:val="none" w:sz="0" w:space="0" w:color="000000"/>
@@ -7980,7 +7880,7 @@
         </w:tc>
         <w:tc>
           <w:tcPr>
-            <w:tcW w:w="1350" w:type="dxa"/>
+            <w:tcW w:w="1329" w:type="dxa"/>
             <w:tcBorders>
               <w:top w:val="single" w:sz="4" w:space="0" w:color="000000"/>
               <w:left w:val="none" w:sz="0" w:space="0" w:color="000000"/>
@@ -8012,7 +7912,7 @@
         </w:tc>
         <w:tc>
           <w:tcPr>
-            <w:tcW w:w="1350" w:type="dxa"/>
+            <w:tcW w:w="1316" w:type="dxa"/>
             <w:tcBorders>
               <w:top w:val="single" w:sz="4" w:space="0" w:color="000000"/>
               <w:left w:val="none" w:sz="0" w:space="0" w:color="000000"/>
@@ -8035,7 +7935,7 @@
         </w:tc>
         <w:tc>
           <w:tcPr>
-            <w:tcW w:w="1350" w:type="dxa"/>
+            <w:tcW w:w="1328" w:type="dxa"/>
             <w:tcBorders>
               <w:top w:val="single" w:sz="4" w:space="0" w:color="000000"/>
               <w:left w:val="none" w:sz="0" w:space="0" w:color="000000"/>
@@ -8060,7 +7960,7 @@
       <w:tr>
         <w:tc>
           <w:tcPr>
-            <w:tcW w:w="3900" w:type="dxa"/>
+            <w:tcW w:w="3784" w:type="dxa"/>
             <w:tcBorders>
               <w:top w:val="none" w:sz="0" w:space="0" w:color="000000"/>
               <w:left w:val="none" w:sz="0" w:space="0" w:color="000000"/>
@@ -8087,7 +7987,7 @@
         </w:tc>
         <w:tc>
           <w:tcPr>
-            <w:tcW w:w="1350" w:type="dxa"/>
+            <w:tcW w:w="1543" w:type="dxa"/>
             <w:tcBorders>
               <w:top w:val="none" w:sz="0" w:space="0" w:color="000000"/>
               <w:left w:val="none" w:sz="0" w:space="0" w:color="000000"/>
@@ -8117,7 +8017,7 @@
         </w:tc>
         <w:tc>
           <w:tcPr>
-            <w:tcW w:w="1350" w:type="dxa"/>
+            <w:tcW w:w="1329" w:type="dxa"/>
             <w:tcBorders>
               <w:top w:val="none" w:sz="0" w:space="0" w:color="000000"/>
               <w:left w:val="none" w:sz="0" w:space="0" w:color="000000"/>
@@ -8147,7 +8047,7 @@
         </w:tc>
         <w:tc>
           <w:tcPr>
-            <w:tcW w:w="1350" w:type="dxa"/>
+            <w:tcW w:w="1316" w:type="dxa"/>
             <w:tcBorders>
               <w:top w:val="none" w:sz="0" w:space="0" w:color="000000"/>
               <w:left w:val="none" w:sz="0" w:space="0" w:color="000000"/>
@@ -8170,7 +8070,7 @@
         </w:tc>
         <w:tc>
           <w:tcPr>
-            <w:tcW w:w="1350" w:type="dxa"/>
+            <w:tcW w:w="1328" w:type="dxa"/>
             <w:tcBorders>
               <w:top w:val="none" w:sz="0" w:space="0" w:color="000000"/>
               <w:left w:val="none" w:sz="0" w:space="0" w:color="000000"/>
@@ -8195,7 +8095,7 @@
       <w:tr>
         <w:tc>
           <w:tcPr>
-            <w:tcW w:w="3900" w:type="dxa"/>
+            <w:tcW w:w="3784" w:type="dxa"/>
             <w:tcBorders>
               <w:top w:val="none" w:sz="0" w:space="0" w:color="000000"/>
               <w:left w:val="none" w:sz="0" w:space="0" w:color="000000"/>
@@ -8222,7 +8122,7 @@
         </w:tc>
         <w:tc>
           <w:tcPr>
-            <w:tcW w:w="1350" w:type="dxa"/>
+            <w:tcW w:w="1543" w:type="dxa"/>
             <w:tcBorders>
               <w:top w:val="none" w:sz="0" w:space="0" w:color="000000"/>
               <w:left w:val="none" w:sz="0" w:space="0" w:color="000000"/>
@@ -8252,7 +8152,7 @@
         </w:tc>
         <w:tc>
           <w:tcPr>
-            <w:tcW w:w="1350" w:type="dxa"/>
+            <w:tcW w:w="1329" w:type="dxa"/>
             <w:tcBorders>
               <w:top w:val="none" w:sz="0" w:space="0" w:color="000000"/>
               <w:left w:val="none" w:sz="0" w:space="0" w:color="000000"/>
@@ -8282,7 +8182,7 @@
         </w:tc>
         <w:tc>
           <w:tcPr>
-            <w:tcW w:w="1350" w:type="dxa"/>
+            <w:tcW w:w="1316" w:type="dxa"/>
             <w:tcBorders>
               <w:top w:val="none" w:sz="0" w:space="0" w:color="000000"/>
               <w:left w:val="none" w:sz="0" w:space="0" w:color="000000"/>
@@ -8305,7 +8205,7 @@
         </w:tc>
         <w:tc>
           <w:tcPr>
-            <w:tcW w:w="1350" w:type="dxa"/>
+            <w:tcW w:w="1328" w:type="dxa"/>
             <w:tcBorders>
               <w:top w:val="none" w:sz="0" w:space="0" w:color="000000"/>
               <w:left w:val="none" w:sz="0" w:space="0" w:color="000000"/>
@@ -8330,7 +8230,7 @@
       <w:tr>
         <w:tc>
           <w:tcPr>
-            <w:tcW w:w="3900" w:type="dxa"/>
+            <w:tcW w:w="3784" w:type="dxa"/>
             <w:tcBorders>
               <w:top w:val="none" w:sz="0" w:space="0" w:color="000000"/>
               <w:left w:val="none" w:sz="0" w:space="0" w:color="000000"/>
@@ -8357,7 +8257,7 @@
         </w:tc>
         <w:tc>
           <w:tcPr>
-            <w:tcW w:w="1350" w:type="dxa"/>
+            <w:tcW w:w="1543" w:type="dxa"/>
             <w:tcBorders>
               <w:top w:val="none" w:sz="0" w:space="0" w:color="000000"/>
               <w:left w:val="none" w:sz="0" w:space="0" w:color="000000"/>
@@ -8387,7 +8287,7 @@
         </w:tc>
         <w:tc>
           <w:tcPr>
-            <w:tcW w:w="1350" w:type="dxa"/>
+            <w:tcW w:w="1329" w:type="dxa"/>
             <w:tcBorders>
               <w:top w:val="none" w:sz="0" w:space="0" w:color="000000"/>
               <w:left w:val="none" w:sz="0" w:space="0" w:color="000000"/>
@@ -8417,7 +8317,7 @@
         </w:tc>
         <w:tc>
           <w:tcPr>
-            <w:tcW w:w="1350" w:type="dxa"/>
+            <w:tcW w:w="1316" w:type="dxa"/>
             <w:tcBorders>
               <w:top w:val="none" w:sz="0" w:space="0" w:color="000000"/>
               <w:left w:val="none" w:sz="0" w:space="0" w:color="000000"/>
@@ -8440,7 +8340,7 @@
         </w:tc>
         <w:tc>
           <w:tcPr>
-            <w:tcW w:w="1350" w:type="dxa"/>
+            <w:tcW w:w="1328" w:type="dxa"/>
             <w:tcBorders>
               <w:top w:val="none" w:sz="0" w:space="0" w:color="000000"/>
               <w:left w:val="none" w:sz="0" w:space="0" w:color="000000"/>
@@ -8465,7 +8365,7 @@
       <w:tr>
         <w:tc>
           <w:tcPr>
-            <w:tcW w:w="3900" w:type="dxa"/>
+            <w:tcW w:w="3784" w:type="dxa"/>
             <w:tcBorders>
               <w:top w:val="none" w:sz="0" w:space="0" w:color="000000"/>
               <w:left w:val="none" w:sz="0" w:space="0" w:color="000000"/>
@@ -8492,7 +8392,7 @@
         </w:tc>
         <w:tc>
           <w:tcPr>
-            <w:tcW w:w="1350" w:type="dxa"/>
+            <w:tcW w:w="1543" w:type="dxa"/>
             <w:tcBorders>
               <w:top w:val="none" w:sz="0" w:space="0" w:color="000000"/>
               <w:left w:val="none" w:sz="0" w:space="0" w:color="000000"/>
@@ -8522,7 +8422,7 @@
         </w:tc>
         <w:tc>
           <w:tcPr>
-            <w:tcW w:w="1350" w:type="dxa"/>
+            <w:tcW w:w="1329" w:type="dxa"/>
             <w:tcBorders>
               <w:top w:val="none" w:sz="0" w:space="0" w:color="000000"/>
               <w:left w:val="none" w:sz="0" w:space="0" w:color="000000"/>
@@ -8552,7 +8452,7 @@
         </w:tc>
         <w:tc>
           <w:tcPr>
-            <w:tcW w:w="1350" w:type="dxa"/>
+            <w:tcW w:w="1316" w:type="dxa"/>
             <w:tcBorders>
               <w:top w:val="none" w:sz="0" w:space="0" w:color="000000"/>
               <w:left w:val="none" w:sz="0" w:space="0" w:color="000000"/>
@@ -8575,7 +8475,7 @@
         </w:tc>
         <w:tc>
           <w:tcPr>
-            <w:tcW w:w="1350" w:type="dxa"/>
+            <w:tcW w:w="1328" w:type="dxa"/>
             <w:tcBorders>
               <w:top w:val="none" w:sz="0" w:space="0" w:color="000000"/>
               <w:left w:val="none" w:sz="0" w:space="0" w:color="000000"/>
@@ -8600,7 +8500,7 @@
       <w:tr>
         <w:tc>
           <w:tcPr>
-            <w:tcW w:w="3900" w:type="dxa"/>
+            <w:tcW w:w="3784" w:type="dxa"/>
             <w:tcBorders>
               <w:top w:val="none" w:sz="0" w:space="0" w:color="000000"/>
               <w:left w:val="none" w:sz="0" w:space="0" w:color="000000"/>
@@ -8627,7 +8527,7 @@
         </w:tc>
         <w:tc>
           <w:tcPr>
-            <w:tcW w:w="1350" w:type="dxa"/>
+            <w:tcW w:w="1543" w:type="dxa"/>
             <w:tcBorders>
               <w:top w:val="none" w:sz="0" w:space="0" w:color="000000"/>
               <w:left w:val="none" w:sz="0" w:space="0" w:color="000000"/>
@@ -8657,7 +8557,7 @@
         </w:tc>
         <w:tc>
           <w:tcPr>
-            <w:tcW w:w="1350" w:type="dxa"/>
+            <w:tcW w:w="1329" w:type="dxa"/>
             <w:tcBorders>
               <w:top w:val="none" w:sz="0" w:space="0" w:color="000000"/>
               <w:left w:val="none" w:sz="0" w:space="0" w:color="000000"/>
@@ -8687,7 +8587,7 @@
         </w:tc>
         <w:tc>
           <w:tcPr>
-            <w:tcW w:w="1350" w:type="dxa"/>
+            <w:tcW w:w="1316" w:type="dxa"/>
             <w:tcBorders>
               <w:top w:val="none" w:sz="0" w:space="0" w:color="000000"/>
               <w:left w:val="none" w:sz="0" w:space="0" w:color="000000"/>
@@ -8710,7 +8610,7 @@
         </w:tc>
         <w:tc>
           <w:tcPr>
-            <w:tcW w:w="1350" w:type="dxa"/>
+            <w:tcW w:w="1328" w:type="dxa"/>
             <w:tcBorders>
               <w:top w:val="none" w:sz="0" w:space="0" w:color="000000"/>
               <w:left w:val="none" w:sz="0" w:space="0" w:color="000000"/>
@@ -8735,34 +8635,50 @@
       <w:tr>
         <w:tc>
           <w:tcPr>
-            <w:tcW w:w="3900" w:type="dxa"/>
-            <w:tcBorders>
-              <w:top w:val="none" w:sz="0" w:space="0" w:color="000000"/>
-              <w:left w:val="none" w:sz="0" w:space="0" w:color="000000"/>
-              <w:bottom w:val="none" w:sz="0" w:space="0" w:color="000000"/>
-              <w:right w:val="none" w:sz="0" w:space="0" w:color="000000"/>
-            </w:tcBorders>
-            <w:tcMar>
-              <w:top w:w="40" w:type="dxa"/>
-              <w:left w:w="80" w:type="dxa"/>
-              <w:bottom w:w="40" w:type="dxa"/>
-              <w:right w:w="80" w:type="dxa"/>
-            </w:tcMar>
-            <w:vAlign w:val="center"/>
-          </w:tcPr>
-          <w:p>
-            <w:r>
-              <w:rPr>
-                <w:sz w:val="19"/>
-                <w:szCs w:val="19"/>
-              </w:rPr>
-              <w:t>Punto caliente surandino (p de una cola, sin corrección)</w:t>
-            </w:r>
-          </w:p>
-        </w:tc>
-        <w:tc>
-          <w:tcPr>
-            <w:tcW w:w="1350" w:type="dxa"/>
+            <w:tcW w:w="3784" w:type="dxa"/>
+            <w:tcBorders>
+              <w:top w:val="none" w:sz="0" w:space="0" w:color="000000"/>
+              <w:left w:val="none" w:sz="0" w:space="0" w:color="000000"/>
+              <w:bottom w:val="none" w:sz="0" w:space="0" w:color="000000"/>
+              <w:right w:val="none" w:sz="0" w:space="0" w:color="000000"/>
+            </w:tcBorders>
+            <w:tcMar>
+              <w:top w:w="40" w:type="dxa"/>
+              <w:left w:w="80" w:type="dxa"/>
+              <w:bottom w:w="40" w:type="dxa"/>
+              <w:right w:w="80" w:type="dxa"/>
+            </w:tcMar>
+            <w:vAlign w:val="center"/>
+          </w:tcPr>
+          <w:p>
+            <w:r>
+              <w:rPr>
+                <w:sz w:val="19"/>
+                <w:szCs w:val="19"/>
+              </w:rPr>
+              <w:t xml:space="preserve">Punto caliente </w:t>
+            </w:r>
+            <w:proofErr w:type="spellStart"/>
+            <w:r>
+              <w:rPr>
+                <w:sz w:val="19"/>
+                <w:szCs w:val="19"/>
+              </w:rPr>
+              <w:t>surandino</w:t>
+            </w:r>
+            <w:proofErr w:type="spellEnd"/>
+            <w:r>
+              <w:rPr>
+                <w:sz w:val="19"/>
+                <w:szCs w:val="19"/>
+              </w:rPr>
+              <w:t xml:space="preserve"> (p de una cola, sin corrección)</w:t>
+            </w:r>
+          </w:p>
+        </w:tc>
+        <w:tc>
+          <w:tcPr>
+            <w:tcW w:w="1543" w:type="dxa"/>
             <w:tcBorders>
               <w:top w:val="none" w:sz="0" w:space="0" w:color="000000"/>
               <w:left w:val="none" w:sz="0" w:space="0" w:color="000000"/>
@@ -8792,7 +8708,7 @@
         </w:tc>
         <w:tc>
           <w:tcPr>
-            <w:tcW w:w="1350" w:type="dxa"/>
+            <w:tcW w:w="1329" w:type="dxa"/>
             <w:tcBorders>
               <w:top w:val="none" w:sz="0" w:space="0" w:color="000000"/>
               <w:left w:val="none" w:sz="0" w:space="0" w:color="000000"/>
@@ -8822,7 +8738,7 @@
         </w:tc>
         <w:tc>
           <w:tcPr>
-            <w:tcW w:w="1350" w:type="dxa"/>
+            <w:tcW w:w="1316" w:type="dxa"/>
             <w:tcBorders>
               <w:top w:val="none" w:sz="0" w:space="0" w:color="000000"/>
               <w:left w:val="none" w:sz="0" w:space="0" w:color="000000"/>
@@ -8845,7 +8761,7 @@
         </w:tc>
         <w:tc>
           <w:tcPr>
-            <w:tcW w:w="1350" w:type="dxa"/>
+            <w:tcW w:w="1328" w:type="dxa"/>
             <w:tcBorders>
               <w:top w:val="none" w:sz="0" w:space="0" w:color="000000"/>
               <w:left w:val="none" w:sz="0" w:space="0" w:color="000000"/>
@@ -8870,34 +8786,50 @@
       <w:tr>
         <w:tc>
           <w:tcPr>
-            <w:tcW w:w="3900" w:type="dxa"/>
-            <w:tcBorders>
-              <w:top w:val="none" w:sz="0" w:space="0" w:color="000000"/>
-              <w:left w:val="none" w:sz="0" w:space="0" w:color="000000"/>
-              <w:bottom w:val="none" w:sz="0" w:space="0" w:color="000000"/>
-              <w:right w:val="none" w:sz="0" w:space="0" w:color="000000"/>
-            </w:tcBorders>
-            <w:tcMar>
-              <w:top w:w="40" w:type="dxa"/>
-              <w:left w:w="80" w:type="dxa"/>
-              <w:bottom w:w="40" w:type="dxa"/>
-              <w:right w:w="80" w:type="dxa"/>
-            </w:tcMar>
-            <w:vAlign w:val="center"/>
-          </w:tcPr>
-          <w:p>
-            <w:r>
-              <w:rPr>
-                <w:sz w:val="19"/>
-                <w:szCs w:val="19"/>
-              </w:rPr>
-              <w:t>Punto caliente surandino (p bilateral y FDR)</w:t>
-            </w:r>
-          </w:p>
-        </w:tc>
-        <w:tc>
-          <w:tcPr>
-            <w:tcW w:w="1350" w:type="dxa"/>
+            <w:tcW w:w="3784" w:type="dxa"/>
+            <w:tcBorders>
+              <w:top w:val="none" w:sz="0" w:space="0" w:color="000000"/>
+              <w:left w:val="none" w:sz="0" w:space="0" w:color="000000"/>
+              <w:bottom w:val="none" w:sz="0" w:space="0" w:color="000000"/>
+              <w:right w:val="none" w:sz="0" w:space="0" w:color="000000"/>
+            </w:tcBorders>
+            <w:tcMar>
+              <w:top w:w="40" w:type="dxa"/>
+              <w:left w:w="80" w:type="dxa"/>
+              <w:bottom w:w="40" w:type="dxa"/>
+              <w:right w:w="80" w:type="dxa"/>
+            </w:tcMar>
+            <w:vAlign w:val="center"/>
+          </w:tcPr>
+          <w:p>
+            <w:r>
+              <w:rPr>
+                <w:sz w:val="19"/>
+                <w:szCs w:val="19"/>
+              </w:rPr>
+              <w:t xml:space="preserve">Punto caliente </w:t>
+            </w:r>
+            <w:proofErr w:type="spellStart"/>
+            <w:r>
+              <w:rPr>
+                <w:sz w:val="19"/>
+                <w:szCs w:val="19"/>
+              </w:rPr>
+              <w:t>surandino</w:t>
+            </w:r>
+            <w:proofErr w:type="spellEnd"/>
+            <w:r>
+              <w:rPr>
+                <w:sz w:val="19"/>
+                <w:szCs w:val="19"/>
+              </w:rPr>
+              <w:t xml:space="preserve"> (p bilateral y FDR)</w:t>
+            </w:r>
+          </w:p>
+        </w:tc>
+        <w:tc>
+          <w:tcPr>
+            <w:tcW w:w="1543" w:type="dxa"/>
             <w:tcBorders>
               <w:top w:val="none" w:sz="0" w:space="0" w:color="000000"/>
               <w:left w:val="none" w:sz="0" w:space="0" w:color="000000"/>
@@ -8927,7 +8859,7 @@
         </w:tc>
         <w:tc>
           <w:tcPr>
-            <w:tcW w:w="1350" w:type="dxa"/>
+            <w:tcW w:w="1329" w:type="dxa"/>
             <w:tcBorders>
               <w:top w:val="none" w:sz="0" w:space="0" w:color="000000"/>
               <w:left w:val="none" w:sz="0" w:space="0" w:color="000000"/>
@@ -8957,7 +8889,7 @@
         </w:tc>
         <w:tc>
           <w:tcPr>
-            <w:tcW w:w="1350" w:type="dxa"/>
+            <w:tcW w:w="1316" w:type="dxa"/>
             <w:tcBorders>
               <w:top w:val="none" w:sz="0" w:space="0" w:color="000000"/>
               <w:left w:val="none" w:sz="0" w:space="0" w:color="000000"/>
@@ -8980,7 +8912,7 @@
         </w:tc>
         <w:tc>
           <w:tcPr>
-            <w:tcW w:w="1350" w:type="dxa"/>
+            <w:tcW w:w="1328" w:type="dxa"/>
             <w:tcBorders>
               <w:top w:val="none" w:sz="0" w:space="0" w:color="000000"/>
               <w:left w:val="none" w:sz="0" w:space="0" w:color="000000"/>
@@ -9005,7 +8937,7 @@
       <w:tr>
         <w:tc>
           <w:tcPr>
-            <w:tcW w:w="3900" w:type="dxa"/>
+            <w:tcW w:w="3784" w:type="dxa"/>
             <w:tcBorders>
               <w:top w:val="none" w:sz="0" w:space="0" w:color="000000"/>
               <w:left w:val="none" w:sz="0" w:space="0" w:color="000000"/>
@@ -9032,7 +8964,7 @@
         </w:tc>
         <w:tc>
           <w:tcPr>
-            <w:tcW w:w="1350" w:type="dxa"/>
+            <w:tcW w:w="1543" w:type="dxa"/>
             <w:tcBorders>
               <w:top w:val="none" w:sz="0" w:space="0" w:color="000000"/>
               <w:left w:val="none" w:sz="0" w:space="0" w:color="000000"/>
@@ -9062,7 +8994,7 @@
         </w:tc>
         <w:tc>
           <w:tcPr>
-            <w:tcW w:w="1350" w:type="dxa"/>
+            <w:tcW w:w="1329" w:type="dxa"/>
             <w:tcBorders>
               <w:top w:val="none" w:sz="0" w:space="0" w:color="000000"/>
               <w:left w:val="none" w:sz="0" w:space="0" w:color="000000"/>
@@ -9092,7 +9024,7 @@
         </w:tc>
         <w:tc>
           <w:tcPr>
-            <w:tcW w:w="1350" w:type="dxa"/>
+            <w:tcW w:w="1316" w:type="dxa"/>
             <w:tcBorders>
               <w:top w:val="none" w:sz="0" w:space="0" w:color="000000"/>
               <w:left w:val="none" w:sz="0" w:space="0" w:color="000000"/>
@@ -9115,7 +9047,7 @@
         </w:tc>
         <w:tc>
           <w:tcPr>
-            <w:tcW w:w="1350" w:type="dxa"/>
+            <w:tcW w:w="1328" w:type="dxa"/>
             <w:tcBorders>
               <w:top w:val="none" w:sz="0" w:space="0" w:color="000000"/>
               <w:left w:val="none" w:sz="0" w:space="0" w:color="000000"/>
@@ -9148,7 +9080,14 @@
           <w:sz w:val="18"/>
           <w:szCs w:val="18"/>
         </w:rPr>
-        <w:t>NMI: información mutua normalizada entre el grupo y el territorio. Fracción de entropía: parte de la incertidumbre sobre el grupo que se elimina al conocer el territorio. Punto caliente surandino: al menos uno de los cinco territorios del corredor descrito en el informe inicial (Arequipa, Ayacucho, Cusco, Moquegua y Tacna), según la definición del plan; Puno, sexto punto caliente de la reproducción, se informa por separado. Con valores p bilaterales y FDR, 8 de las 40 especificaciones señalaron otros puntos calientes (Apurímac, Madre de Dios y Puno), todas con la matriz de distancia inversa del análisis inicial. Los porcentajes expresan la proporción de especificaciones evaluadas que cumplen cada criterio; no son probabilidades de que una afirmación sea verdadera ni proceden de réplicas independientes, pues las especificaciones comparten datos y decisiones analíticas.</w:t>
+        <w:t>NMI: información mutua normalizada. Fracción de entropía: incertidumbre sobre el estado reducida al conocer el territorio. Porcentajes calculados sobre las especificaciones indicadas</w:t>
+      </w:r>
+      <w:r>
+        <w:rPr>
+          <w:sz w:val="18"/>
+          <w:szCs w:val="18"/>
+        </w:rPr>
+        <w:t>.</w:t>
       </w:r>
     </w:p>
     <w:p>
@@ -9163,10 +9102,10 @@
         </w:rPr>
         <w:lastRenderedPageBreak/>
         <w:drawing>
-          <wp:inline distT="0" distB="0" distL="0" distR="0" wp14:anchorId="730E4D6C" wp14:editId="06BD1389">
+          <wp:inline distT="0" distB="0" distL="0" distR="0" wp14:anchorId="50A4ACBE" wp14:editId="5883D2FB">
             <wp:extent cx="5400675" cy="5838825"/>
             <wp:effectExtent l="0" t="0" r="0" b="0"/>
-            <wp:docPr id="241212993" name="Fig5_validation_es.png" descr="Fig. 5. Validación multinivel mediante curvas de especificaciones. (a) Información mutua normalizada (NMI) entre el grupo y el territorio en las 108 especificaciones de agrupamiento; en naranja, las especificaciones con fuga de identidad territorial (p &lt; 0,05 y fracción de entropía ≥ 0,25). (b) I de Moran global de las tasas en 40 combinaciones de datos y matriz de vecindad (valores p bilaterales); en naranja, las significativas al 5 %. En ambos paneles, el círculo marca la especificación del análisis inicial y las filas inferiores indican las decisiones que definen cada especificación. Solo se muestran las decisiones más influyentes, ya que las omitidas influyen poco: en (a), la regla de elección de K (η²p = 0,10) y la winsorización (η²p &lt; 0,01); en (b), la definición de la exposición y la winsorización, que cambian el I de Moran medio en menos de 0,01." title="Fig5_validation_es.png"/>
+            <wp:docPr id="1838411276" name="Fig5_validation_es.png" descr="Fig. 6. Curvas de especificaciones." title="Fig5_validation_es.png"/>
             <wp:cNvGraphicFramePr>
               <a:graphicFrameLocks xmlns:a="http://schemas.openxmlformats.org/drawingml/2006/main" noChangeAspect="1"/>
             </wp:cNvGraphicFramePr>
@@ -9180,7 +9119,7 @@
                     </pic:cNvPicPr>
                   </pic:nvPicPr>
                   <pic:blipFill>
-                    <a:blip r:embed="rId11"/>
+                    <a:blip r:embed="rId13"/>
                     <a:srcRect/>
                     <a:stretch>
                       <a:fillRect/>
@@ -9205,7 +9144,7 @@
     <w:p>
       <w:pPr>
         <w:spacing w:after="360"/>
-        <w:jc w:val="both"/>
+        <w:jc w:val="center"/>
       </w:pPr>
       <w:r>
         <w:rPr>
@@ -9214,60 +9153,37 @@
           <w:sz w:val="20"/>
           <w:szCs w:val="20"/>
         </w:rPr>
-        <w:t>Fig. 5.</w:t>
-      </w:r>
-      <w:r>
-        <w:rPr>
+        <w:t xml:space="preserve">Fig. </w:t>
+      </w:r>
+      <w:r>
+        <w:rPr>
+          <w:b/>
+          <w:bCs/>
           <w:sz w:val="20"/>
           <w:szCs w:val="20"/>
         </w:rPr>
-        <w:t xml:space="preserve"> Validación multinivel mediante curvas de especificaciones. (a) Información mutua normalizada (NMI) entre el grupo y el territorio en las 108 especificaciones de agrupamiento; en naranja, las especificaciones con fuga de identidad territorial (p &lt; 0,05 y fracción de entropía ≥ 0,25). (b) I de Moran global de las tasas en 40 combinaciones de datos y matriz de vecindad (valores p bilaterales); en naranja, las significativas al 5 %. En ambos paneles, el círculo marca la especificación del análisis inicial y las filas inferiores indican las decisiones que definen cada especificación. Solo se muestran las decisiones más influyentes, ya que las omitidas influyen poco: en (a), la regla de elección de </w:t>
-      </w:r>
-      <w:r>
-        <w:rPr>
-          <w:i/>
-          <w:iCs/>
+        <w:t>6</w:t>
+      </w:r>
+      <w:r>
+        <w:rPr>
           <w:sz w:val="20"/>
           <w:szCs w:val="20"/>
         </w:rPr>
-        <w:t>K</w:t>
+        <w:t xml:space="preserve">. </w:t>
       </w:r>
       <w:r>
         <w:rPr>
           <w:sz w:val="20"/>
           <w:szCs w:val="20"/>
         </w:rPr>
-        <w:t xml:space="preserve"> (η²</w:t>
+        <w:t>Curvas de especificaciones. (a) Asociación territorial. (b) Autocorrelación espacial global</w:t>
       </w:r>
       <w:r>
         <w:rPr>
           <w:sz w:val="20"/>
           <w:szCs w:val="20"/>
-          <w:vertAlign w:val="subscript"/>
-        </w:rPr>
-        <w:t>p</w:t>
-      </w:r>
-      <w:r>
-        <w:rPr>
-          <w:sz w:val="20"/>
-          <w:szCs w:val="20"/>
-        </w:rPr>
-        <w:t xml:space="preserve"> = 0,10) y la winsorización (η²</w:t>
-      </w:r>
-      <w:r>
-        <w:rPr>
-          <w:sz w:val="20"/>
-          <w:szCs w:val="20"/>
-          <w:vertAlign w:val="subscript"/>
-        </w:rPr>
-        <w:t>p</w:t>
-      </w:r>
-      <w:r>
-        <w:rPr>
-          <w:sz w:val="20"/>
-          <w:szCs w:val="20"/>
-        </w:rPr>
-        <w:t xml:space="preserve"> &lt; 0,01); en (b), la definición de la exposición y la winsorización, que cambian el I de Moran medio en menos de 0,01.</w:t>
+        </w:rPr>
+        <w:t>.</w:t>
       </w:r>
     </w:p>
     <w:p>
@@ -9287,7 +9203,7 @@
         <w:spacing w:before="240" w:after="60" w:line="480" w:lineRule="auto"/>
       </w:pPr>
       <w:r>
-        <w:t>6.1. Diferencias territoriales en las tasas de denuncias e implicaciones para la búsqueda</w:t>
+        <w:t>6.1. Implicaciones para la búsqueda y la prevención</w:t>
       </w:r>
     </w:p>
     <w:p>
@@ -9297,11 +9213,38 @@
         <w:jc w:val="both"/>
       </w:pPr>
       <w:r>
-        <w:t xml:space="preserve">El resultado de mayor alcance para la política pública es la clasificación de la Fig. 2. Diez territorios presentan tasas de denuncias mayores que el resto del país tras el control de la FDR, </w:t>
+        <w:t xml:space="preserve">El resultado de mayor alcance para la política pública es la clasificación de la Fig. </w:t>
+      </w:r>
+      <w:r>
+        <w:t>3</w:t>
+      </w:r>
+      <w:r>
+        <w:t xml:space="preserve">. Diez territorios presentan tasas de denuncias mayores que el resto del país tras el control de la FDR, y cinco de ellos (Tacna, Apurímac, Huánuco, Cusco y Junín) las superan entre un 43 % y un 64 % en el periodo completo, con una tasa anual superior a la del resto en cada uno de los siete años. La coincidencia de esta clasificación en los dos análisis de sensibilidad respalda su </w:t>
       </w:r>
       <w:r>
         <w:lastRenderedPageBreak/>
-        <w:t>y cinco de ellos (Tacna, Apurímac, Huánuco, Cusco y Junín) las superan entre un 43 % y un 64 % en el periodo completo, con una tasa anual superior a la del resto en cada uno de los siete años. La coincidencia de esta clasificación en los dos análisis de sensibilidad respalda su consistencia frente a las variaciones de periodo y exposición examinadas. Estos resultados pueden aportar un criterio complementario para evaluar necesidades de búsqueda, prevención y revisión del registro, siempre que se interpreten junto con el volumen de denuncias, la situación de los casos y la capacidad de respuesta institucional; por sí solos, no establecen una regla de asignación de recursos. La Fig. 3 añade un matiz útil para la planificación: el exceso de Apurímac, Huánuco, Cusco y Junín es estable, el de Cusco va en aumento y el de Tacna se redujo hasta igualar al resto del país en 2024 (1,01) y repuntó apenas en 2025. Por ello, conviene actualizar la clasificación cada año en lugar de fijar las prioridades solo con el promedio del periodo.</w:t>
+        <w:t xml:space="preserve">consistencia frente a las variaciones de periodo y exposición examinadas. Estos resultados aportan un criterio cuantitativo, entre otros, para evaluar necesidades de búsqueda, prevención y revisión del registro; la asignación de recursos requiere combinarlo con el volumen de denuncias, la situación de los casos y la capacidad de respuesta institucional. La Fig. </w:t>
+      </w:r>
+      <w:r>
+        <w:t>4</w:t>
+      </w:r>
+      <w:r>
+        <w:t xml:space="preserve"> añade un matiz útil para la planificación: </w:t>
+      </w:r>
+      <w:r>
+        <w:t>Apurímac, Huánuco, Cusco y Junín mantuvieron tasas superiores a las del resto del país durante los siete años</w:t>
+      </w:r>
+      <w:r>
+        <w:t xml:space="preserve">, el de Cusco va en aumento y el de Tacna se redujo </w:t>
+      </w:r>
+      <w:r>
+        <w:t>hasta aproximarse a la tasa del resto del país en 2024 (RR = 1,01)</w:t>
+      </w:r>
+      <w:r>
+        <w:t xml:space="preserve"> </w:t>
+      </w:r>
+      <w:r>
+        <w:t>y repuntó apenas en 2025. Por ello, conviene actualizar la clasificación cada año en lugar de fijar las prioridades solo con el promedio del periodo.</w:t>
       </w:r>
     </w:p>
     <w:p>
@@ -9321,7 +9264,7 @@
         <w:jc w:val="both"/>
       </w:pPr>
       <w:r>
-        <w:t>Las tasas bajas del norte, por su parte, deben interpretarse con prudencia, ya que una tasa baja de denuncias puede reflejar menos desapariciones, pero también un menor acceso a las comisarías, una menor disposición a denunciar o diferencias en el registro. Con los datos disponibles no es posible discriminar entre estas explicaciones, por lo que no atribuimos causas a los patrones observados. La misma cautela se aplica a las tasas altas, que indican dónde se denuncia más por habitante, pero no por qué.</w:t>
+        <w:t>Las tasas bajas del norte admiten varias explicaciones: menos desapariciones, menor acceso a las comisarías, menor disposición a denunciar o diferencias en el registro. Los datos disponibles describen el patrón, y la atribución de causas requiere información adicional; lo mismo ocurre con las tasas altas, que indican dónde se denuncia más por habitante.</w:t>
       </w:r>
     </w:p>
     <w:p>
@@ -9331,8 +9274,7 @@
         <w:spacing w:before="240" w:after="60" w:line="480" w:lineRule="auto"/>
       </w:pPr>
       <w:r>
-        <w:lastRenderedPageBreak/>
-        <w:t>6.2. Patrón espacial y estados del fenómeno</w:t>
+        <w:t>6.2. Interpretación del patrón espacial y de los estados</w:t>
       </w:r>
     </w:p>
     <w:p>
@@ -9342,7 +9284,11 @@
         <w:jc w:val="both"/>
       </w:pPr>
       <w:r>
-        <w:t>La distribución observada muestra territorios de tasas elevadas en el centro y el sur del país, pero su interpretación como concentración espacial exige distinguir la descripción geográfica de la evidencia inferencial. La autocorrelación global fue significativa con cuatro vecinos más cercanos y no con contigüidad, y ningún punto caliente superó el ajuste por comparaciones múltiples con las matrices principales, de modo que los resultados no confirman un corredor de puntos calientes bajo estas especificaciones. Tampoco permiten atribuir esa ausencia solo a una potencia insuficiente, pues no evaluamos la potencia, aunque el valor p mínimo alcanzable limita la resolución de la prueba en los territorios con pocos vecinos. En el norte se detectaron puntos fríos con el ajuste de Benjamini–Hochberg, pero su localización dependió de la matriz y solo Amazonas conservó la significación con el de Benjamini–Yekutieli, por lo que la evidencia local debe leerse según la vecindad y el ajuste utilizados.</w:t>
+        <w:t xml:space="preserve">Los territorios de tasas elevadas se concentran en el centro y el sur del país, y la evidencia inferencial precisa el alcance de esta concentración: la autocorrelación global es significativa con cuatro vecinos más cercanos, y el ajuste por comparaciones múltiples no retuvo puntos calientes con las matrices principales. Los resultados son coherentes con una concentración regional de tasas altas, detectable con la vecindad por vecinos cercanos, y no confirman un </w:t>
+      </w:r>
+      <w:r>
+        <w:lastRenderedPageBreak/>
+        <w:t>corredor de puntos calientes con las especificaciones principales. El valor p mínimo alcanzable limita la significación local solo en Callao y Tumbes con contigüidad; en los territorios del sur con los valores de Gi* más altos ese mínimo fue inferior a 0,001, y la potencia de la prueba no se evaluó formalmente. En el norte, los puntos fríos identificados con Benjamini–Hochberg variaron según la matriz, y Amazonas conservó la significación con Benjamini–Yekutieli.</w:t>
       </w:r>
     </w:p>
     <w:p>
@@ -9352,7 +9298,7 @@
         <w:jc w:val="both"/>
       </w:pPr>
       <w:r>
-        <w:t>Los cuatro estados cumplen una función descriptiva: resumen combinaciones de anomalía estacional, cambio frente al nivel previo y nivel habitual, y distinguen meses relativamente bajos o altos de situaciones ligadas a diferencias persistentes entre territorios. La separación limitada y la sensibilidad de las particiones aconsejan, sin embargo, interpretar sus fronteras como aproximaciones analíticas y no como divisiones inherentes al fenómeno. La clasificación por tasas y el agrupamiento responden, además, a preguntas diferentes: la primera compara la frecuencia registrada durante un periodo y el segundo resume perfiles mensuales multivariables, por lo que la consistencia de la primera en dos análisis de sensibilidad no demuestra, por sí sola, una superioridad general frente al segundo.</w:t>
+        <w:t>Los cuatro estados cumplen una función descriptiva: resumen combinaciones de anomalía estacional, cambio frente al nivel previo y nivel habitual, y distinguen meses relativamente bajos o altos de situaciones ligadas a diferencias persistentes entre territorios. Dada la separación débil de las particiones, sus fronteras se interpretan como aproximaciones analíticas. La clasificación por tasas y el agrupamiento responden, además, a preguntas diferentes y se complementan: la primera compara la frecuencia registrada en el periodo completo, con una clasificación idéntica en dos análisis de sensibilidad, y el segundo describe la dinámica mensual.</w:t>
       </w:r>
     </w:p>
     <w:p>
@@ -9362,7 +9308,7 @@
         <w:spacing w:before="240" w:after="60" w:line="480" w:lineRule="auto"/>
       </w:pPr>
       <w:r>
-        <w:t>6.3. Qué aporta la validación multinivel</w:t>
+        <w:t>6.3. Lecciones para el análisis de registros administrativos</w:t>
       </w:r>
     </w:p>
     <w:p>
@@ -9372,11 +9318,15 @@
         <w:jc w:val="both"/>
       </w:pPr>
       <w:r>
-        <w:t xml:space="preserve">La validación multinivel ayuda a interpretar las diferencias entre el análisis inicial y las especificaciones alternativas. Los grupos iniciales mostraron mayor separación y estabilidad bajo determinadas elecciones de unidad de análisis, variables y remuestreo, y su asociación con </w:t>
-      </w:r>
-      <w:r>
-        <w:lastRenderedPageBreak/>
-        <w:t>la identidad territorial indicó que parte de esa organización estaba vinculada a diferencias persistentes entre territorios. Este resultado no demuestra por sí solo una fuga de información, pero limita la interpretación de los grupos como estados temporales compartidos. Asimismo, la identificación del corredor surandino cambió al modificar la lateralidad del contraste y el ajuste por comparaciones múltiples. En conjunto, estos resultados muestran la necesidad de evaluar qué conclusiones se mantienen frente a decisiones analíticas alternativas.</w:t>
+        <w:t xml:space="preserve">La validación multinivel ayuda a interpretar las diferencias entre el análisis inicial y las especificaciones alternativas. Los grupos iniciales mostraron mayor separación y estabilidad bajo determinadas elecciones de unidad de análisis, variables y remuestreo, y su asociación con la identidad territorial indicó que parte de esa organización estaba vinculada a diferencias persistentes entre territorios. Este resultado orienta la interpretación de los grupos iniciales hacia diferencias territoriales persistentes más que hacia estados temporales compartidos. Asimismo, la identificación del corredor </w:t>
+      </w:r>
+      <w:proofErr w:type="spellStart"/>
+      <w:r>
+        <w:t>surandino</w:t>
+      </w:r>
+      <w:proofErr w:type="spellEnd"/>
+      <w:r>
+        <w:t xml:space="preserve"> cambió al modificar la lateralidad del contraste y el ajuste por comparaciones múltiples. En conjunto, estos resultados muestran la necesidad de evaluar qué conclusiones se mantienen frente a decisiones analíticas alternativas.</w:t>
       </w:r>
     </w:p>
     <w:p>
@@ -9386,7 +9336,11 @@
         <w:jc w:val="both"/>
       </w:pPr>
       <w:r>
-        <w:t xml:space="preserve">A partir de esta experiencia, recomendamos cinco comprobaciones para análisis similares: comparar tasas y no conteos, siempre con su incertidumbre; evaluar el estadístico gap desde un solo grupo; medir la estabilidad </w:t>
+        <w:t xml:space="preserve">A partir de esta experiencia, recomendamos cinco comprobaciones para análisis similares: comparar tasas y no conteos, siempre con su incertidumbre; evaluar el estadístico gap desde un </w:t>
+      </w:r>
+      <w:r>
+        <w:lastRenderedPageBreak/>
+        <w:t xml:space="preserve">solo grupo; medir la estabilidad </w:t>
       </w:r>
       <w:proofErr w:type="spellStart"/>
       <w:r>
@@ -9414,7 +9368,7 @@
         <w:jc w:val="both"/>
       </w:pPr>
       <w:r>
-        <w:t>El estudio está condicionado por la naturaleza del registro administrativo. Las denuncias agregadas no identifican personas únicas ni el desenlace de los casos, por lo que las tasas describen la frecuencia registrada y no la probabilidad individual de desaparición, y las diferencias territoriales pueden reflejar tanto el fenómeno como el acceso a la denuncia y los procedimientos de registro. Las proyecciones poblacionales y los registros de 2025 son preliminares, y el tratamiento de los ocho territorio-mes sin información ajusta la exposición, pero no recupera las denuncias que pudieran faltar. La agregación en 26 territorios impide, además, trasladar los resultados a localidades o personas concretas.</w:t>
+        <w:t>El estudio se basa en un registro administrativo agregado. Como el registro no identifica personas únicas ni el desenlace de los casos, las tasas describen la frecuencia registrada en el nivel territorial, y las diferencias entre territorios combinan la ocurrencia del fenómeno con el acceso a la denuncia y los procedimientos de registro. Las proyecciones poblacionales y los registros de 2025 son preliminares, y la exposición observada corrige el denominador de los ocho territorio-mes sin información, cuyas denuncias permanecen ausentes. La agregación en 26 territorios sitúa, además, los resultados en la escala departamental.</w:t>
       </w:r>
     </w:p>
     <w:p>
@@ -9424,11 +9378,7 @@
         <w:jc w:val="both"/>
       </w:pPr>
       <w:r>
-        <w:t xml:space="preserve">En el plano metodológico, los hallazgos espaciales dependen de la definición de vecindad y del ajuste por comparaciones múltiples, y la capa geográfica procede de un tercero, por lo que su correspondencia con la cartografía oficial debe comprobarse antes de asumir que la contigüidad no cambia. Los intervalos de las razones de tasas se basan en bloques de longitud fija sobre siete años, pueden verse afectados por cambios de nivel o de tendencia y no </w:t>
-      </w:r>
-      <w:r>
-        <w:lastRenderedPageBreak/>
-        <w:t>incorporan la incertidumbre del subregistro ni de las proyecciones. Los estados dependen de la representación de las variables, y su asociación con la identidad territorial, evaluada con un esquema específico de permutación anual, no separa por sí sola las diferencias persistentes del registro de los efectos de esa representación; la evaluación temporal, limitada a dos años y sin una clasificación verdadera de referencia, no mide exactitud predictiva.</w:t>
+        <w:t>En el plano metodológico, los hallazgos espaciales dependen de la definición de vecindad y del ajuste por comparaciones múltiples, y la capa geográfica, distribuida por un tercero, requiere contrastarse con la cartografía oficial. Los intervalos de las razones de tasas se basan en bloques de longitud fija sobre siete años y reflejan la variabilidad temporal del registro, sin incorporar el subregistro ni la incertidumbre de las proyecciones. Los estados dependen de la representación de las variables, y la asociación con la identidad territorial se evaluó con un esquema específico de permutación anual; la evaluación temporal, limitada a dos años, mide la concordancia entre particiones.</w:t>
       </w:r>
     </w:p>
     <w:p>
@@ -9438,7 +9388,7 @@
         <w:jc w:val="both"/>
       </w:pPr>
       <w:r>
-        <w:t>Por último, el marco se evaluó en un solo registro y sin datos sintéticos de estructura conocida, y el multiverso abarca un conjunto finito de decisiones con un presupuesto computacional reducido. La comparación territorial de tasas se incorporó al plan después de revisar resultados intermedios, como documenta su historial, lo que confiere a ese componente un carácter exploratorio. Aplicar el procedimiento en otros contextos exigirá comprobar de nuevo la cobertura, las unidades de análisis y los supuestos de cada método.</w:t>
+        <w:t>Por último, el marco se evaluó en un solo registro, sin datos sintéticos de estructura conocida, y el multiverso abarca un conjunto finito de decisiones con un presupuesto computacional reducido. La comparación territorial de tasas se incorporó al plan después de revisar resultados intermedios, como documenta su historial, por lo que ese componente tiene un carácter exploratorio. Su aplicación en otros contextos requiere comprobar la cobertura, las unidades de análisis y los supuestos de cada método.</w:t>
       </w:r>
     </w:p>
     <w:p>
@@ -9448,6 +9398,7 @@
         <w:spacing w:before="240" w:after="60" w:line="480" w:lineRule="auto"/>
       </w:pPr>
       <w:r>
+        <w:lastRenderedPageBreak/>
         <w:t>6.5. Trabajo futuro</w:t>
       </w:r>
     </w:p>
@@ -9478,11 +9429,7 @@
         <w:jc w:val="both"/>
       </w:pPr>
       <w:r>
-        <w:t xml:space="preserve">El estudio integró tasas poblacionales, agrupamiento y análisis espacial para caracterizar las 142 374 denuncias por desaparición registradas en el Perú entre 2019 y 2025. Las tasas variaron entre 2,84 y 9,96 denuncias por cada 10 000 personas-año, y diez territorios, </w:t>
-      </w:r>
-      <w:r>
-        <w:lastRenderedPageBreak/>
-        <w:t>encabezados por Tacna, Apurímac, Huánuco, Cusco y Junín, presentaron tasas mayores que el resto del país, con una clasificación que se mantuvo en los dos análisis de sensibilidad. Lima Metropolitana concentró un tercio de las denuncias sin presentar la mayor tasa, lo que muestra la utilidad de considerar conjuntamente el volumen registrado y su relación con la población.</w:t>
+        <w:t>El estudio integró tasas poblacionales, agrupamiento y análisis espacial para caracterizar las 142 374 denuncias por desaparición registradas en el Perú entre 2019 y 2025. Las tasas variaron entre 2,84 y 9,96 denuncias por cada 10 000 personas-año, y diez territorios, encabezados por Tacna, Apurímac, Huánuco, Cusco y Junín, presentaron tasas mayores que el resto del país, con una clasificación que se mantuvo en los dos análisis de sensibilidad. Lima Metropolitana concentró un tercio de las denuncias sin presentar la mayor tasa, lo que muestra la utilidad de considerar conjuntamente el volumen registrado y su relación con la población.</w:t>
       </w:r>
     </w:p>
     <w:p>
@@ -9492,7 +9439,7 @@
         <w:jc w:val="both"/>
       </w:pPr>
       <w:r>
-        <w:t>La evidencia espacial dependió de la definición de vecindad: la autocorrelación global fue significativa con cuatro vecinos más cercanos, pero no con contigüidad, y con las matrices principales se identificaron puntos fríos tras el ajuste de Benjamini–Hochberg, pero ningún punto caliente. En el agrupamiento, los diagnósticos no respaldaron grupos claramente separados y estables en la representación evaluada; los cuatro estados seleccionados resumen perfiles mensuales, aunque su interpretación debe considerar la asociación territorial y la concordancia parcial entre periodos.</w:t>
+        <w:t>La evidencia espacial dependió de la definición de vecindad: la autocorrelación global fue significativa con cuatro vecinos más cercanos y, tras el ajuste de Benjamini–Hochberg, las matrices principales identificaron puntos fríos en el norte y ningún punto caliente. En el agrupamiento, los diagnósticos mostraron una separación débil entre grupos, y los cuatro estados seleccionados resumen perfiles mensuales cuya interpretación considera la asociación territorial y la concordancia parcial entre periodos.</w:t>
       </w:r>
     </w:p>
     <w:p>
@@ -9502,7 +9449,8 @@
         <w:jc w:val="both"/>
       </w:pPr>
       <w:r>
-        <w:t>La contribución del marco consiste en articular estas perspectivas y acompañarlas de comprobaciones que delimitan la interpretación de los resultados. Los hallazgos pueden aportar información complementaria para evaluar necesidades institucionales, junto con la situación de los casos y la capacidad de respuesta disponible, pero no establecen por sí solos una regla de asignación de recursos ni una estimación del riesgo individual. El código, el plan de análisis y los resultados se publican para facilitar su verificación; su extensión a otros registros requiere validar las condiciones de aplicación y el comportamiento de los procedimientos utilizados.</w:t>
+        <w:lastRenderedPageBreak/>
+        <w:t>La contribución del marco consiste en articular estas perspectivas y acompañarlas de comprobaciones que delimitan la interpretación de los resultados. Los hallazgos aportan información cuantitativa para evaluar necesidades institucionales, en combinación con la situación de los casos y la capacidad de respuesta disponible. El código, el plan de análisis y los resultados se publican para facilitar su verificación; su extensión a otros registros requiere validar las condiciones de aplicación y el comportamiento de los procedimientos utilizados.</w:t>
       </w:r>
     </w:p>
     <w:p>
@@ -9510,54 +9458,6 @@
         <w:pStyle w:val="Ttulo1"/>
         <w:keepNext/>
         <w:spacing w:before="360" w:after="120" w:line="480" w:lineRule="auto"/>
-      </w:pPr>
-      <w:r>
-        <w:t>Disponibilidad de datos y código</w:t>
-      </w:r>
-    </w:p>
-    <w:p>
-      <w:pPr>
-        <w:spacing w:line="480" w:lineRule="auto"/>
-        <w:ind w:firstLine="425"/>
-        <w:jc w:val="both"/>
-      </w:pPr>
-      <w:r>
-        <w:t xml:space="preserve">Los datos de denuncias proceden de la Plataforma Nacional de Datos Abiertos del Perú [4], los denominadores poblacionales de las proyecciones del INEI [36] y la capa geográfica del repositorio </w:t>
-      </w:r>
-      <w:proofErr w:type="spellStart"/>
-      <w:r>
-        <w:t>peru-geojson</w:t>
-      </w:r>
-      <w:proofErr w:type="spellEnd"/>
-      <w:r>
-        <w:t xml:space="preserve"> [38]; los tres archivos se identifican por su código SHA-256. Estos archivos, el código, el plan de análisis, las pruebas automáticas, el cuaderno de Google </w:t>
-      </w:r>
-      <w:proofErr w:type="spellStart"/>
-      <w:r>
-        <w:t>Colab</w:t>
-      </w:r>
-      <w:proofErr w:type="spellEnd"/>
-      <w:r>
-        <w:t xml:space="preserve"> </w:t>
-      </w:r>
-      <w:r>
-        <w:lastRenderedPageBreak/>
-        <w:t xml:space="preserve">y los resultados derivados de la versión 3.3.2 están disponibles en GitHub y archivados en </w:t>
-      </w:r>
-      <w:proofErr w:type="spellStart"/>
-      <w:r>
-        <w:t>Zenodo</w:t>
-      </w:r>
-      <w:proofErr w:type="spellEnd"/>
-      <w:r>
-        <w:t xml:space="preserve"> [49].</w:t>
-      </w:r>
-    </w:p>
-    <w:p>
-      <w:pPr>
-        <w:pStyle w:val="Ttulo1"/>
-        <w:keepNext/>
-        <w:spacing w:before="360" w:after="120" w:line="480" w:lineRule="auto"/>
         <w:rPr>
           <w:lang w:val="en-US"/>
         </w:rPr>
@@ -9706,7 +9606,11 @@
       </w:r>
       <w:proofErr w:type="spellEnd"/>
       <w:r>
-        <w:t xml:space="preserve"> 61, Lima, febrero de 2025. https://www.defensoria.gob.pe/wp-content/uploads/2025/03/Reporte-Igualdad-y-No-Violencia-N-61-Qué-pasó-con-ellas-Febrero-2025.pdf</w:t>
+        <w:t xml:space="preserve"> 61, Lima, febrero de 2025. https://www.defensoria.gob.pe/wp-</w:t>
+      </w:r>
+      <w:r>
+        <w:lastRenderedPageBreak/>
+        <w:t>content/uploads/2025/03/Reporte-Igualdad-y-No-Violencia-N-61-Qué-pasó-con-ellas-Febrero-2025.pdf</w:t>
       </w:r>
     </w:p>
     <w:p>
@@ -9777,7 +9681,6 @@
         <w:rPr>
           <w:lang w:val="en-US"/>
         </w:rPr>
-        <w:lastRenderedPageBreak/>
         <w:t>[7]</w:t>
       </w:r>
       <w:r>
@@ -10079,6 +9982,7 @@
         <w:rPr>
           <w:lang w:val="en-US"/>
         </w:rPr>
+        <w:lastRenderedPageBreak/>
         <w:t>[14]</w:t>
       </w:r>
       <w:r>
@@ -10197,7 +10101,6 @@
         <w:rPr>
           <w:lang w:val="en-US"/>
         </w:rPr>
-        <w:lastRenderedPageBreak/>
         <w:t>[16]</w:t>
       </w:r>
       <w:r>
@@ -10458,6 +10361,7 @@
         <w:rPr>
           <w:lang w:val="en-US"/>
         </w:rPr>
+        <w:lastRenderedPageBreak/>
         <w:t>[22]</w:t>
       </w:r>
       <w:r>
@@ -10548,7 +10452,6 @@
         <w:rPr>
           <w:lang w:val="en-US"/>
         </w:rPr>
-        <w:lastRenderedPageBreak/>
         <w:t>[24]</w:t>
       </w:r>
       <w:r>
@@ -10929,6 +10832,7 @@
         <w:rPr>
           <w:lang w:val="en-US"/>
         </w:rPr>
+        <w:lastRenderedPageBreak/>
         <w:t>[32]</w:t>
       </w:r>
       <w:r>
@@ -10993,7 +10897,6 @@
         <w:rPr>
           <w:lang w:val="en-US"/>
         </w:rPr>
-        <w:lastRenderedPageBreak/>
         <w:t>[34]</w:t>
       </w:r>
       <w:r>
@@ -11216,6 +11119,7 @@
         <w:rPr>
           <w:lang w:val="en-US"/>
         </w:rPr>
+        <w:lastRenderedPageBreak/>
         <w:t>[39]</w:t>
       </w:r>
       <w:r>
@@ -11223,7 +11127,47 @@
           <w:lang w:val="en-US"/>
         </w:rPr>
         <w:tab/>
-        <w:t>B. Efron, Bootstrap methods: another look at the jackknife, Ann. Stat. 7 (1979) 1–26. https://doi.org/10.1214/aos/1176344552</w:t>
+        <w:t xml:space="preserve">C. Rudin, </w:t>
+      </w:r>
+      <w:proofErr w:type="gramStart"/>
+      <w:r>
+        <w:rPr>
+          <w:lang w:val="en-US"/>
+        </w:rPr>
+        <w:t>Stop</w:t>
+      </w:r>
+      <w:proofErr w:type="gramEnd"/>
+      <w:r>
+        <w:rPr>
+          <w:lang w:val="en-US"/>
+        </w:rPr>
+        <w:t xml:space="preserve"> explaining black box machine learning models for </w:t>
+      </w:r>
+      <w:proofErr w:type="gramStart"/>
+      <w:r>
+        <w:rPr>
+          <w:lang w:val="en-US"/>
+        </w:rPr>
+        <w:t>high stakes</w:t>
+      </w:r>
+      <w:proofErr w:type="gramEnd"/>
+      <w:r>
+        <w:rPr>
+          <w:lang w:val="en-US"/>
+        </w:rPr>
+        <w:t xml:space="preserve"> decisions and use interpretable models instead, Nat. </w:t>
+      </w:r>
+      <w:r>
+        <w:rPr>
+          <w:lang w:val="en-US"/>
+        </w:rPr>
+        <w:t xml:space="preserve">Mach. Intell. </w:t>
+      </w:r>
+      <w:r>
+        <w:rPr>
+          <w:lang w:val="en-US"/>
+        </w:rPr>
+        <w:t>1 (2019) 206–215. https://doi.org/10.1038/s42256-019-0048-x</w:t>
       </w:r>
     </w:p>
     <w:p>
@@ -11248,33 +11192,7 @@
           <w:lang w:val="en-US"/>
         </w:rPr>
         <w:tab/>
-        <w:t>F. Pedregosa et al., Scikit-</w:t>
-      </w:r>
-      <w:proofErr w:type="gramStart"/>
-      <w:r>
-        <w:rPr>
-          <w:lang w:val="en-US"/>
-        </w:rPr>
-        <w:t>learn:</w:t>
-      </w:r>
-      <w:proofErr w:type="gramEnd"/>
-      <w:r>
-        <w:rPr>
-          <w:lang w:val="en-US"/>
-        </w:rPr>
-        <w:t xml:space="preserve"> machine learning in Python, J. Mach. </w:t>
-      </w:r>
-      <w:r>
-        <w:rPr>
-          <w:lang w:val="en-US"/>
-        </w:rPr>
-        <w:t xml:space="preserve">Learn. </w:t>
-      </w:r>
-      <w:r>
-        <w:rPr>
-          <w:lang w:val="en-US"/>
-        </w:rPr>
-        <w:t>Res. 12 (2011) 2825–2830. https://jmlr.org/papers/v12/pedregosa11a.html</w:t>
+        <w:t>B. Efron, Bootstrap methods: another look at the jackknife, Ann. Stat. 7 (1979) 1–26. https://doi.org/10.1214/aos/1176344552</w:t>
       </w:r>
     </w:p>
     <w:p>
@@ -11299,34 +11217,33 @@
           <w:lang w:val="en-US"/>
         </w:rPr>
         <w:tab/>
-        <w:t xml:space="preserve">R.J.G.B. Campello, D. Moulavi, J. Sander, Density-based clustering based on hierarchical density estimates, in: Advances in Knowledge Discovery and Data Mining </w:t>
-      </w:r>
-      <w:r>
-        <w:rPr>
-          <w:lang w:val="en-US"/>
-        </w:rPr>
-        <w:lastRenderedPageBreak/>
-        <w:t xml:space="preserve">(PAKDD 2013), Lect. </w:t>
-      </w:r>
-      <w:r>
-        <w:rPr>
-          <w:lang w:val="en-US"/>
-        </w:rPr>
-        <w:t xml:space="preserve">Notes </w:t>
-      </w:r>
-      <w:proofErr w:type="spellStart"/>
-      <w:r>
-        <w:rPr>
-          <w:lang w:val="en-US"/>
-        </w:rPr>
-        <w:t>Comput</w:t>
-      </w:r>
-      <w:proofErr w:type="spellEnd"/>
-      <w:r>
-        <w:rPr>
-          <w:lang w:val="en-US"/>
-        </w:rPr>
-        <w:t>. Sci. 7819, Springer, Berlin, 2013, pp. 160–172. https://doi.org/10.1007/978-3-642-37456-2_14</w:t>
+        <w:t>F. Pedregosa et al., Scikit-</w:t>
+      </w:r>
+      <w:proofErr w:type="gramStart"/>
+      <w:r>
+        <w:rPr>
+          <w:lang w:val="en-US"/>
+        </w:rPr>
+        <w:t>learn:</w:t>
+      </w:r>
+      <w:proofErr w:type="gramEnd"/>
+      <w:r>
+        <w:rPr>
+          <w:lang w:val="en-US"/>
+        </w:rPr>
+        <w:t xml:space="preserve"> machine learning in Python, J. Mach. </w:t>
+      </w:r>
+      <w:r>
+        <w:rPr>
+          <w:lang w:val="en-US"/>
+        </w:rPr>
+        <w:t xml:space="preserve">Learn. </w:t>
+      </w:r>
+      <w:r>
+        <w:rPr>
+          <w:lang w:val="en-US"/>
+        </w:rPr>
+        <w:t>Res. 12 (2011) 2825–2830. https://jmlr.org/papers/v12/pedregosa11a.html</w:t>
       </w:r>
     </w:p>
     <w:p>
@@ -11351,21 +11268,27 @@
           <w:lang w:val="en-US"/>
         </w:rPr>
         <w:tab/>
-        <w:t xml:space="preserve">L. Hubert, P. Arabie, Comparing partitions, J. </w:t>
+        <w:t xml:space="preserve">R.J.G.B. Campello, D. Moulavi, J. Sander, Density-based clustering based on hierarchical density estimates, in: Advances in Knowledge Discovery and Data Mining (PAKDD 2013), Lect. </w:t>
+      </w:r>
+      <w:r>
+        <w:rPr>
+          <w:lang w:val="en-US"/>
+        </w:rPr>
+        <w:t xml:space="preserve">Notes </w:t>
       </w:r>
       <w:proofErr w:type="spellStart"/>
       <w:r>
         <w:rPr>
           <w:lang w:val="en-US"/>
         </w:rPr>
-        <w:t>Classif</w:t>
+        <w:t>Comput</w:t>
       </w:r>
       <w:proofErr w:type="spellEnd"/>
       <w:r>
         <w:rPr>
           <w:lang w:val="en-US"/>
         </w:rPr>
-        <w:t>. 2 (1985) 193–218. https://doi.org/10.1007/BF01908075</w:t>
+        <w:t>. Sci. 7819, Springer, Berlin, 2013, pp. 160–172. https://doi.org/10.1007/978-3-642-37456-2_14</w:t>
       </w:r>
     </w:p>
     <w:p>
@@ -11390,13 +11313,21 @@
           <w:lang w:val="en-US"/>
         </w:rPr>
         <w:tab/>
-        <w:t xml:space="preserve">D.L. Davies, D.W. Bouldin, A cluster separation measure, IEEE Trans. </w:t>
-      </w:r>
-      <w:r>
-        <w:rPr>
-          <w:lang w:val="en-US"/>
-        </w:rPr>
-        <w:t>Pattern Anal. Mach. Intell. PAMI-1 (1979) 224–227. https://doi.org/10.1109/TPAMI.1979.4766909</w:t>
+        <w:t xml:space="preserve">L. Hubert, P. Arabie, Comparing partitions, J. </w:t>
+      </w:r>
+      <w:proofErr w:type="spellStart"/>
+      <w:r>
+        <w:rPr>
+          <w:lang w:val="en-US"/>
+        </w:rPr>
+        <w:t>Classif</w:t>
+      </w:r>
+      <w:proofErr w:type="spellEnd"/>
+      <w:r>
+        <w:rPr>
+          <w:lang w:val="en-US"/>
+        </w:rPr>
+        <w:t>. 2 (1985) 193–218. https://doi.org/10.1007/BF01908075</w:t>
       </w:r>
     </w:p>
     <w:p>
@@ -11421,7 +11352,13 @@
           <w:lang w:val="en-US"/>
         </w:rPr>
         <w:tab/>
-        <w:t>T. Caliński, J. Harabasz, A dendrite method for cluster analysis, Commun. Stat. 3 (1974) 1–27. https://doi.org/10.1080/03610927408827101</w:t>
+        <w:t xml:space="preserve">D.L. Davies, D.W. Bouldin, A cluster separation measure, IEEE Trans. </w:t>
+      </w:r>
+      <w:r>
+        <w:rPr>
+          <w:lang w:val="en-US"/>
+        </w:rPr>
+        <w:t>Pattern Anal. Mach. Intell. PAMI-1 (1979) 224–227. https://doi.org/10.1109/TPAMI.1979.4766909</w:t>
       </w:r>
     </w:p>
     <w:p>
@@ -11446,35 +11383,7 @@
           <w:lang w:val="en-US"/>
         </w:rPr>
         <w:tab/>
-        <w:t xml:space="preserve">S.J. Rey, L. </w:t>
-      </w:r>
-      <w:proofErr w:type="spellStart"/>
-      <w:r>
-        <w:rPr>
-          <w:lang w:val="en-US"/>
-        </w:rPr>
-        <w:t>Anselin</w:t>
-      </w:r>
-      <w:proofErr w:type="spellEnd"/>
-      <w:r>
-        <w:rPr>
-          <w:lang w:val="en-US"/>
-        </w:rPr>
-        <w:t xml:space="preserve">, </w:t>
-      </w:r>
-      <w:proofErr w:type="spellStart"/>
-      <w:r>
-        <w:rPr>
-          <w:lang w:val="en-US"/>
-        </w:rPr>
-        <w:t>PySAL</w:t>
-      </w:r>
-      <w:proofErr w:type="spellEnd"/>
-      <w:r>
-        <w:rPr>
-          <w:lang w:val="en-US"/>
-        </w:rPr>
-        <w:t>: a Python library of spatial analytical methods, Rev. Reg. Stud. 37 (2007) 5–27. https://doi.org/10.52324/001c.8285</w:t>
+        <w:t>T. Caliński, J. Harabasz, A dendrite method for cluster analysis, Commun. Stat. 3 (1974) 1–27. https://doi.org/10.1080/03610927408827101</w:t>
       </w:r>
     </w:p>
     <w:p>
@@ -11499,21 +11408,35 @@
           <w:lang w:val="en-US"/>
         </w:rPr>
         <w:tab/>
-        <w:t xml:space="preserve">Y. Benjamini, D. </w:t>
+        <w:t xml:space="preserve">S.J. Rey, L. </w:t>
       </w:r>
       <w:proofErr w:type="spellStart"/>
       <w:r>
         <w:rPr>
           <w:lang w:val="en-US"/>
         </w:rPr>
-        <w:t>Yekutieli</w:t>
+        <w:t>Anselin</w:t>
       </w:r>
       <w:proofErr w:type="spellEnd"/>
       <w:r>
         <w:rPr>
           <w:lang w:val="en-US"/>
         </w:rPr>
-        <w:t>, The control of the false discovery rate in multiple testing under dependency, Ann. Stat. 29 (2001) 1165–1188. https://doi.org/10.1214/aos/1013699998</w:t>
+        <w:t xml:space="preserve">, </w:t>
+      </w:r>
+      <w:proofErr w:type="spellStart"/>
+      <w:r>
+        <w:rPr>
+          <w:lang w:val="en-US"/>
+        </w:rPr>
+        <w:t>PySAL</w:t>
+      </w:r>
+      <w:proofErr w:type="spellEnd"/>
+      <w:r>
+        <w:rPr>
+          <w:lang w:val="en-US"/>
+        </w:rPr>
+        <w:t>: a Python library of spatial analytical methods, Rev. Reg. Stud. 37 (2007) 5–27. https://doi.org/10.52324/001c.8285</w:t>
       </w:r>
     </w:p>
     <w:p>
@@ -11538,7 +11461,21 @@
           <w:lang w:val="en-US"/>
         </w:rPr>
         <w:tab/>
-        <w:t>J. Lin, Divergence measures based on the Shannon entropy, IEEE Trans. Inf. Theory 37 (1991) 145–151. https://doi.org/10.1109/18.61115</w:t>
+        <w:t xml:space="preserve">Y. Benjamini, D. </w:t>
+      </w:r>
+      <w:proofErr w:type="spellStart"/>
+      <w:r>
+        <w:rPr>
+          <w:lang w:val="en-US"/>
+        </w:rPr>
+        <w:t>Yekutieli</w:t>
+      </w:r>
+      <w:proofErr w:type="spellEnd"/>
+      <w:r>
+        <w:rPr>
+          <w:lang w:val="en-US"/>
+        </w:rPr>
+        <w:t>, The control of the false discovery rate in multiple testing under dependency, Ann. Stat. 29 (2001) 1165–1188. https://doi.org/10.1214/aos/1013699998</w:t>
       </w:r>
     </w:p>
     <w:p>
@@ -11548,6 +11485,9 @@
         </w:tabs>
         <w:spacing w:line="480" w:lineRule="auto"/>
         <w:ind w:left="567" w:hanging="567"/>
+        <w:rPr>
+          <w:lang w:val="en-US"/>
+        </w:rPr>
       </w:pPr>
       <w:r>
         <w:rPr>
@@ -11560,29 +11500,7 @@
           <w:lang w:val="en-US"/>
         </w:rPr>
         <w:tab/>
-        <w:t xml:space="preserve">D.M. Endres, J.E. </w:t>
-      </w:r>
-      <w:proofErr w:type="spellStart"/>
-      <w:r>
-        <w:rPr>
-          <w:lang w:val="en-US"/>
-        </w:rPr>
-        <w:t>Schindelin</w:t>
-      </w:r>
-      <w:proofErr w:type="spellEnd"/>
-      <w:r>
-        <w:rPr>
-          <w:lang w:val="en-US"/>
-        </w:rPr>
-        <w:t xml:space="preserve">, A new metric for probability distributions, IEEE Trans. </w:t>
-      </w:r>
-      <w:proofErr w:type="spellStart"/>
-      <w:r>
-        <w:t>Inf</w:t>
-      </w:r>
-      <w:proofErr w:type="spellEnd"/>
-      <w:r>
-        <w:t>. Theory 49 (2003) 1858–1860. https://doi.org/10.1109/TIT.2003.813506</w:t>
+        <w:t>J. Lin, Divergence measures based on the Shannon entropy, IEEE Trans. Inf. Theory 37 (1991) 145–151. https://doi.org/10.1109/18.61115</w:t>
       </w:r>
     </w:p>
     <w:p>
@@ -11594,7 +11512,52 @@
         <w:ind w:left="567" w:hanging="567"/>
       </w:pPr>
       <w:r>
+        <w:rPr>
+          <w:lang w:val="en-US"/>
+        </w:rPr>
+        <w:lastRenderedPageBreak/>
         <w:t>[49]</w:t>
+      </w:r>
+      <w:r>
+        <w:rPr>
+          <w:lang w:val="en-US"/>
+        </w:rPr>
+        <w:tab/>
+        <w:t xml:space="preserve">D.M. Endres, J.E. </w:t>
+      </w:r>
+      <w:proofErr w:type="spellStart"/>
+      <w:r>
+        <w:rPr>
+          <w:lang w:val="en-US"/>
+        </w:rPr>
+        <w:t>Schindelin</w:t>
+      </w:r>
+      <w:proofErr w:type="spellEnd"/>
+      <w:r>
+        <w:rPr>
+          <w:lang w:val="en-US"/>
+        </w:rPr>
+        <w:t xml:space="preserve">, A new metric for probability distributions, IEEE Trans. </w:t>
+      </w:r>
+      <w:proofErr w:type="spellStart"/>
+      <w:r>
+        <w:t>Inf</w:t>
+      </w:r>
+      <w:proofErr w:type="spellEnd"/>
+      <w:r>
+        <w:t>. Theory 49 (2003) 1858–1860. https://doi.org/10.1109/TIT.2003.813506</w:t>
+      </w:r>
+    </w:p>
+    <w:p>
+      <w:pPr>
+        <w:tabs>
+          <w:tab w:val="left" w:pos="567"/>
+        </w:tabs>
+        <w:spacing w:line="480" w:lineRule="auto"/>
+        <w:ind w:left="567" w:hanging="567"/>
+      </w:pPr>
+      <w:r>
+        <w:t>[50]</w:t>
       </w:r>
       <w:r>
         <w:tab/>
@@ -11624,15 +11587,38 @@
       <w:r>
         <w:t xml:space="preserve">, 2026. </w:t>
       </w:r>
-      <w:r>
-        <w:rPr>
-          <w:highlight w:val="yellow"/>
-        </w:rPr>
-        <w:t>[https://doi.org/10.5281/zenodo.XXXXXXX]</w:t>
-      </w:r>
+      <w:hyperlink r:id="rId14" w:history="1">
+        <w:r>
+          <w:rPr>
+            <w:rStyle w:val="Hipervnculo"/>
+          </w:rPr>
+          <w:t>https:/</w:t>
+        </w:r>
+        <w:r>
+          <w:rPr>
+            <w:rStyle w:val="Hipervnculo"/>
+          </w:rPr>
+          <w:t>/</w:t>
+        </w:r>
+        <w:r>
+          <w:rPr>
+            <w:rStyle w:val="Hipervnculo"/>
+          </w:rPr>
+          <w:t>doi.org/10.5281/zenodo.23066963</w:t>
+        </w:r>
+      </w:hyperlink>
+    </w:p>
+    <w:p>
+      <w:pPr>
+        <w:tabs>
+          <w:tab w:val="left" w:pos="567"/>
+        </w:tabs>
+        <w:spacing w:line="480" w:lineRule="auto"/>
+        <w:ind w:left="567" w:hanging="567"/>
+      </w:pPr>
     </w:p>
     <w:sectPr>
-      <w:footerReference w:type="default" r:id="rId12"/>
+      <w:footerReference w:type="default" r:id="rId15"/>
       <w:pgSz w:w="11906" w:h="16838"/>
       <w:pgMar w:top="1418" w:right="1418" w:bottom="1418" w:left="1418" w:header="708" w:footer="708" w:gutter="0"/>
       <w:lnNumType w:countBy="1" w:distance="283" w:restart="continuous"/>
@@ -11731,10 +11717,10 @@
 <file path=word/numbering.xml><?xml version="1.0" encoding="utf-8"?>
 <w:numbering xmlns:wpc="http://schemas.microsoft.com/office/word/2010/wordprocessingCanvas" xmlns:cx="http://schemas.microsoft.com/office/drawing/2014/chartex" xmlns:cx1="http://schemas.microsoft.com/office/drawing/2015/9/8/chartex" xmlns:cx2="http://schemas.microsoft.com/office/drawing/2015/10/21/chartex" xmlns:cx3="http://schemas.microsoft.com/office/drawing/2016/5/9/chartex" xmlns:cx4="http://schemas.microsoft.com/office/drawing/2016/5/10/chartex" xmlns:cx5="http://schemas.microsoft.com/office/drawing/2016/5/11/chartex" xmlns:cx6="http://schemas.microsoft.com/office/drawing/2016/5/12/chartex" xmlns:cx7="http://schemas.microsoft.com/office/drawing/2016/5/13/chartex" xmlns:cx8="http://schemas.microsoft.com/office/drawing/2016/5/14/chartex" xmlns:mc="http://schemas.openxmlformats.org/markup-compatibility/2006" xmlns:aink="http://schemas.microsoft.com/office/drawing/2016/ink" xmlns:am3d="http://schemas.microsoft.com/office/drawing/2017/model3d" xmlns:o="urn:schemas-microsoft-com:office:office" xmlns:oel="http://schemas.microsoft.com/office/2019/extlst" xmlns:r="http://schemas.openxmlformats.org/officeDocument/2006/relationships" xmlns:m="http://schemas.openxmlformats.org/officeDocument/2006/math" xmlns:v="urn:schemas-microsoft-com:vml" xmlns:wp14="http://schemas.microsoft.com/office/word/2010/wordprocessingDrawing" xmlns:wp="http://schemas.openxmlformats.org/drawingml/2006/wordprocessingDrawing" xmlns:w10="urn:schemas-microsoft-com:office:word" xmlns:w="http://schemas.openxmlformats.org/wordprocessingml/2006/main" xmlns:w14="http://schemas.microsoft.com/office/word/2010/wordml" xmlns:w15="http://schemas.microsoft.com/office/word/2012/wordml" xmlns:w16cex="http://schemas.microsoft.com/office/word/2018/wordml/cex" xmlns:w16cid="http://schemas.microsoft.com/office/word/2016/wordml/cid" xmlns:w16="http://schemas.microsoft.com/office/word/2018/wordml" xmlns:w16du="http://schemas.microsoft.com/office/word/2023/wordml/word16du" xmlns:w16sdtdh="http://schemas.microsoft.com/office/word/2020/wordml/sdtdatahash" xmlns:w16sdtfl="http://schemas.microsoft.com/office/word/2024/wordml/sdtformatlock" xmlns:w16se="http://schemas.microsoft.com/office/word/2015/wordml/symex" xmlns:wpg="http://schemas.microsoft.com/office/word/2010/wordprocessingGroup" xmlns:wpi="http://schemas.microsoft.com/office/word/2010/wordprocessingInk" xmlns:wne="http://schemas.microsoft.com/office/word/2006/wordml" xmlns:wps="http://schemas.microsoft.com/office/word/2010/wordprocessingShape" mc:Ignorable="w14 w15 w16se w16cid w16 w16cex w16sdtdh w16sdtfl w16du wp14">
   <w:abstractNum w:abstractNumId="0" w15:restartNumberingAfterBreak="0">
-    <w:nsid w:val="46434363"/>
+    <w:nsid w:val="2F114F54"/>
     <w:multiLevelType w:val="hybridMultilevel"/>
-    <w:tmpl w:val="FE22F102"/>
-    <w:lvl w:ilvl="0" w:tplc="88F0ED50">
+    <w:tmpl w:val="A006A804"/>
+    <w:lvl w:ilvl="0" w:tplc="4EE2A022">
       <w:start w:val="1"/>
       <w:numFmt w:val="bullet"/>
       <w:lvlText w:val="●"/>
@@ -11743,7 +11729,7 @@
         <w:ind w:left="720" w:hanging="360"/>
       </w:pPr>
     </w:lvl>
-    <w:lvl w:ilvl="1" w:tplc="AC54A1A0">
+    <w:lvl w:ilvl="1" w:tplc="DB8C3BB4">
       <w:start w:val="1"/>
       <w:numFmt w:val="bullet"/>
       <w:lvlText w:val="○"/>
@@ -11752,7 +11738,7 @@
         <w:ind w:left="1440" w:hanging="360"/>
       </w:pPr>
     </w:lvl>
-    <w:lvl w:ilvl="2" w:tplc="1D361652">
+    <w:lvl w:ilvl="2" w:tplc="D0C81A34">
       <w:start w:val="1"/>
       <w:numFmt w:val="bullet"/>
       <w:lvlText w:val="■"/>
@@ -11761,7 +11747,7 @@
         <w:ind w:left="2160" w:hanging="360"/>
       </w:pPr>
     </w:lvl>
-    <w:lvl w:ilvl="3" w:tplc="9BD265D8">
+    <w:lvl w:ilvl="3" w:tplc="9F04C9F6">
       <w:start w:val="1"/>
       <w:numFmt w:val="bullet"/>
       <w:lvlText w:val="●"/>
@@ -11770,7 +11756,7 @@
         <w:ind w:left="2880" w:hanging="360"/>
       </w:pPr>
     </w:lvl>
-    <w:lvl w:ilvl="4" w:tplc="AD22857C">
+    <w:lvl w:ilvl="4" w:tplc="828CBECA">
       <w:start w:val="1"/>
       <w:numFmt w:val="bullet"/>
       <w:lvlText w:val="○"/>
@@ -11779,7 +11765,7 @@
         <w:ind w:left="3600" w:hanging="360"/>
       </w:pPr>
     </w:lvl>
-    <w:lvl w:ilvl="5" w:tplc="5BB6F308">
+    <w:lvl w:ilvl="5" w:tplc="C77ED4A8">
       <w:start w:val="1"/>
       <w:numFmt w:val="bullet"/>
       <w:lvlText w:val="■"/>
@@ -11788,7 +11774,7 @@
         <w:ind w:left="4320" w:hanging="360"/>
       </w:pPr>
     </w:lvl>
-    <w:lvl w:ilvl="6" w:tplc="1F9892EE">
+    <w:lvl w:ilvl="6" w:tplc="ACE2CB80">
       <w:start w:val="1"/>
       <w:numFmt w:val="bullet"/>
       <w:lvlText w:val="●"/>
@@ -11797,7 +11783,7 @@
         <w:ind w:left="5040" w:hanging="360"/>
       </w:pPr>
     </w:lvl>
-    <w:lvl w:ilvl="7" w:tplc="366E8830">
+    <w:lvl w:ilvl="7" w:tplc="64405948">
       <w:start w:val="1"/>
       <w:numFmt w:val="bullet"/>
       <w:lvlText w:val="●"/>
@@ -11806,7 +11792,7 @@
         <w:ind w:left="5760" w:hanging="360"/>
       </w:pPr>
     </w:lvl>
-    <w:lvl w:ilvl="8" w:tplc="35EE6EFA">
+    <w:lvl w:ilvl="8" w:tplc="8E480D84">
       <w:start w:val="1"/>
       <w:numFmt w:val="bullet"/>
       <w:lvlText w:val="●"/>
@@ -11817,10 +11803,10 @@
     </w:lvl>
   </w:abstractNum>
   <w:abstractNum w:abstractNumId="1" w15:restartNumberingAfterBreak="0">
-    <w:nsid w:val="5A2B70BB"/>
+    <w:nsid w:val="604740A2"/>
     <w:multiLevelType w:val="hybridMultilevel"/>
-    <w:tmpl w:val="1658767A"/>
-    <w:lvl w:ilvl="0" w:tplc="97B470DA">
+    <w:tmpl w:val="AE429B88"/>
+    <w:lvl w:ilvl="0" w:tplc="46A6DD92">
       <w:start w:val="1"/>
       <w:numFmt w:val="bullet"/>
       <w:lvlText w:val="•"/>
@@ -11829,54 +11815,54 @@
         <w:ind w:left="567" w:hanging="283"/>
       </w:pPr>
     </w:lvl>
-    <w:lvl w:ilvl="1" w:tplc="BE007E94">
+    <w:lvl w:ilvl="1" w:tplc="AD843416">
       <w:numFmt w:val="decimal"/>
       <w:lvlText w:val=""/>
       <w:lvlJc w:val="left"/>
     </w:lvl>
-    <w:lvl w:ilvl="2" w:tplc="6ADCE264">
+    <w:lvl w:ilvl="2" w:tplc="8D6C040E">
       <w:numFmt w:val="decimal"/>
       <w:lvlText w:val=""/>
       <w:lvlJc w:val="left"/>
     </w:lvl>
-    <w:lvl w:ilvl="3" w:tplc="C35065F8">
+    <w:lvl w:ilvl="3" w:tplc="C630CF3A">
       <w:numFmt w:val="decimal"/>
       <w:lvlText w:val=""/>
       <w:lvlJc w:val="left"/>
     </w:lvl>
-    <w:lvl w:ilvl="4" w:tplc="33DC0E2C">
+    <w:lvl w:ilvl="4" w:tplc="77A0A48E">
       <w:numFmt w:val="decimal"/>
       <w:lvlText w:val=""/>
       <w:lvlJc w:val="left"/>
     </w:lvl>
-    <w:lvl w:ilvl="5" w:tplc="09C40EAC">
+    <w:lvl w:ilvl="5" w:tplc="823EFBFE">
       <w:numFmt w:val="decimal"/>
       <w:lvlText w:val=""/>
       <w:lvlJc w:val="left"/>
     </w:lvl>
-    <w:lvl w:ilvl="6" w:tplc="529806B6">
+    <w:lvl w:ilvl="6" w:tplc="0D1A0816">
       <w:numFmt w:val="decimal"/>
       <w:lvlText w:val=""/>
       <w:lvlJc w:val="left"/>
     </w:lvl>
-    <w:lvl w:ilvl="7" w:tplc="E2626910">
+    <w:lvl w:ilvl="7" w:tplc="AF0855D6">
       <w:numFmt w:val="decimal"/>
       <w:lvlText w:val=""/>
       <w:lvlJc w:val="left"/>
     </w:lvl>
-    <w:lvl w:ilvl="8" w:tplc="E276789A">
+    <w:lvl w:ilvl="8" w:tplc="51D823D0">
       <w:numFmt w:val="decimal"/>
       <w:lvlText w:val=""/>
       <w:lvlJc w:val="left"/>
     </w:lvl>
   </w:abstractNum>
-  <w:num w:numId="1" w16cid:durableId="859856293">
+  <w:num w:numId="1" w16cid:durableId="1620264333">
     <w:abstractNumId w:val="0"/>
     <w:lvlOverride w:ilvl="0">
       <w:startOverride w:val="1"/>
     </w:lvlOverride>
   </w:num>
-  <w:num w:numId="2" w16cid:durableId="526987789">
+  <w:num w:numId="2" w16cid:durableId="1483691267">
     <w:abstractNumId w:val="1"/>
     <w:lvlOverride w:ilvl="0">
       <w:startOverride w:val="1"/>
@@ -12487,7 +12473,58 @@
     <w:uiPriority w:val="99"/>
     <w:semiHidden/>
     <w:unhideWhenUsed/>
-    <w:rsid w:val="00841864"/>
+    <w:rsid w:val="00595CF7"/>
+  </w:style>
+  <w:style w:type="paragraph" w:styleId="Descripcin">
+    <w:name w:val="caption"/>
+    <w:basedOn w:val="Normal"/>
+    <w:next w:val="Normal"/>
+    <w:uiPriority w:val="35"/>
+    <w:unhideWhenUsed/>
+    <w:qFormat/>
+    <w:rsid w:val="00595CF7"/>
+    <w:pPr>
+      <w:spacing w:after="200"/>
+    </w:pPr>
+    <w:rPr>
+      <w:i/>
+      <w:iCs/>
+      <w:color w:val="0E2841" w:themeColor="text2"/>
+      <w:sz w:val="18"/>
+      <w:szCs w:val="18"/>
+    </w:rPr>
+  </w:style>
+  <w:style w:type="paragraph" w:styleId="NormalWeb">
+    <w:name w:val="Normal (Web)"/>
+    <w:basedOn w:val="Normal"/>
+    <w:uiPriority w:val="99"/>
+    <w:semiHidden/>
+    <w:unhideWhenUsed/>
+    <w:rsid w:val="002E6106"/>
+  </w:style>
+  <w:style w:type="character" w:styleId="Mencinsinresolver">
+    <w:name w:val="Unresolved Mention"/>
+    <w:basedOn w:val="Fuentedeprrafopredeter"/>
+    <w:uiPriority w:val="99"/>
+    <w:semiHidden/>
+    <w:unhideWhenUsed/>
+    <w:rsid w:val="000A7B77"/>
+    <w:rPr>
+      <w:color w:val="605E5C"/>
+      <w:shd w:val="clear" w:color="auto" w:fill="E1DFDD"/>
+    </w:rPr>
+  </w:style>
+  <w:style w:type="character" w:styleId="Hipervnculovisitado">
+    <w:name w:val="FollowedHyperlink"/>
+    <w:basedOn w:val="Fuentedeprrafopredeter"/>
+    <w:uiPriority w:val="99"/>
+    <w:semiHidden/>
+    <w:unhideWhenUsed/>
+    <w:rsid w:val="000A7B77"/>
+    <w:rPr>
+      <w:color w:val="96607D" w:themeColor="followedHyperlink"/>
+      <w:u w:val="single"/>
+    </w:rPr>
   </w:style>
 </w:styles>
 </file>
@@ -12805,4 +12842,16 @@
     </a:ext>
   </a:extLst>
 </a:theme>
+</file>
+
+<file path=customXml/item1.xml><?xml version="1.0" encoding="utf-8"?>
+<b:Sources xmlns:b="http://schemas.openxmlformats.org/officeDocument/2006/bibliography" xmlns="http://schemas.openxmlformats.org/officeDocument/2006/bibliography" SelectedStyle="\IEEE2006OfficeOnline.xsl" StyleName="IEEE" Version="2006"/>
+</file>
+
+<file path=customXml/itemProps1.xml><?xml version="1.0" encoding="utf-8"?>
+<ds:datastoreItem xmlns:ds="http://schemas.openxmlformats.org/officeDocument/2006/customXml" ds:itemID="{D729AF12-7D2D-4D69-B828-3A0F5986E8E8}">
+  <ds:schemaRefs>
+    <ds:schemaRef ds:uri="http://schemas.openxmlformats.org/officeDocument/2006/bibliography"/>
+  </ds:schemaRefs>
+</ds:datastoreItem>
 </file>